--- a/Policy – Artefact 2.docx
+++ b/Policy – Artefact 2.docx
@@ -252,7 +252,6 @@
           <w:lang w:val="en-US"/>
         </w:rPr>
       </w:pPr>
-      <w:proofErr w:type="gramStart"/>
       <w:r>
         <w:rPr>
           <w:rFonts w:ascii="Arial" w:eastAsia="Arial" w:hAnsi="Arial" w:cs="Arial"/>
@@ -263,7 +262,6 @@
         </w:rPr>
         <w:t>By</w:t>
       </w:r>
-      <w:proofErr w:type="gramEnd"/>
     </w:p>
     <w:p>
       <w:pPr>
@@ -500,7 +498,6 @@
           <w:docPartUnique/>
         </w:docPartObj>
       </w:sdtPr>
-      <w:sdtEndPr/>
       <w:sdtContent>
         <w:p>
           <w:pPr>
@@ -1754,7 +1751,6 @@
           <w:docPartGallery w:val="Table of Contents"/>
         </w:docPartObj>
       </w:sdtPr>
-      <w:sdtEndPr/>
       <w:sdtContent>
         <w:p>
           <w:pPr>
@@ -2279,7 +2275,6 @@
           <w:docPartGallery w:val="Table of Contents"/>
         </w:docPartObj>
       </w:sdtPr>
-      <w:sdtEndPr/>
       <w:sdtContent>
         <w:p>
           <w:pPr>
@@ -3182,21 +3177,7 @@
         <w:rPr>
           <w:rFonts w:ascii="Arial" w:eastAsia="Arial" w:hAnsi="Arial" w:cs="Arial"/>
         </w:rPr>
-        <w:t xml:space="preserve"> devices do not come pre-installed with checking for </w:t>
-      </w:r>
-      <w:proofErr w:type="gramStart"/>
-      <w:r>
-        <w:rPr>
-          <w:rFonts w:ascii="Arial" w:eastAsia="Arial" w:hAnsi="Arial" w:cs="Arial"/>
-        </w:rPr>
-        <w:t>all of</w:t>
-      </w:r>
-      <w:proofErr w:type="gramEnd"/>
-      <w:r>
-        <w:rPr>
-          <w:rFonts w:ascii="Arial" w:eastAsia="Arial" w:hAnsi="Arial" w:cs="Arial"/>
-        </w:rPr>
-        <w:t xml:space="preserve"> the logs required for the prototype, and therefore certain areas of Event Viewer need to be configured to gain access to those events.</w:t>
+        <w:t xml:space="preserve"> devices do not come pre-installed with checking for all of the logs required for the prototype, and therefore certain areas of Event Viewer need to be configured to gain access to those events.</w:t>
       </w:r>
       <w:r>
         <w:rPr>
@@ -3343,43 +3324,7 @@
           <w:b w:val="0"/>
           <w:bCs w:val="0"/>
         </w:rPr>
-        <w:t>Enable-</w:t>
-      </w:r>
-      <w:proofErr w:type="spellStart"/>
-      <w:r>
-        <w:rPr>
-          <w:rFonts w:ascii="Arial" w:eastAsia="Arial" w:hAnsi="Arial" w:cs="Arial"/>
-          <w:b w:val="0"/>
-          <w:bCs w:val="0"/>
-        </w:rPr>
-        <w:t>WindowsOptionalFeature</w:t>
-      </w:r>
-      <w:proofErr w:type="spellEnd"/>
-      <w:r>
-        <w:rPr>
-          <w:rFonts w:ascii="Arial" w:eastAsia="Arial" w:hAnsi="Arial" w:cs="Arial"/>
-          <w:b w:val="0"/>
-          <w:bCs w:val="0"/>
-        </w:rPr>
-        <w:t xml:space="preserve"> -Online -</w:t>
-      </w:r>
-      <w:proofErr w:type="spellStart"/>
-      <w:r>
-        <w:rPr>
-          <w:rFonts w:ascii="Arial" w:eastAsia="Arial" w:hAnsi="Arial" w:cs="Arial"/>
-          <w:b w:val="0"/>
-          <w:bCs w:val="0"/>
-        </w:rPr>
-        <w:t>FeatureName</w:t>
-      </w:r>
-      <w:proofErr w:type="spellEnd"/>
-      <w:r>
-        <w:rPr>
-          <w:rFonts w:ascii="Arial" w:eastAsia="Arial" w:hAnsi="Arial" w:cs="Arial"/>
-          <w:b w:val="0"/>
-          <w:bCs w:val="0"/>
-        </w:rPr>
-        <w:t xml:space="preserve"> Sysmon</w:t>
+        <w:t>Enable-WindowsOptionalFeature -Online -FeatureName Sysmon</w:t>
       </w:r>
     </w:p>
     <w:p>
@@ -3401,80 +3346,158 @@
           <w:b w:val="0"/>
           <w:bCs w:val="0"/>
         </w:rPr>
-        <w:t>sysmon.exe -</w:t>
-      </w:r>
-      <w:proofErr w:type="spellStart"/>
+        <w:t>sysmon.exe -accepteula -i sysmonconfig-</w:t>
+      </w:r>
       <w:r>
         <w:rPr>
           <w:rFonts w:ascii="Arial" w:eastAsia="Arial" w:hAnsi="Arial" w:cs="Arial"/>
           <w:b w:val="0"/>
           <w:bCs w:val="0"/>
         </w:rPr>
-        <w:t>accepteula</w:t>
-      </w:r>
-      <w:proofErr w:type="spellEnd"/>
+        <w:t>petrescua_add-on</w:t>
+      </w:r>
       <w:r>
         <w:rPr>
           <w:rFonts w:ascii="Arial" w:eastAsia="Arial" w:hAnsi="Arial" w:cs="Arial"/>
           <w:b w:val="0"/>
           <w:bCs w:val="0"/>
         </w:rPr>
-        <w:t xml:space="preserve"> -</w:t>
-      </w:r>
-      <w:proofErr w:type="spellStart"/>
-      <w:r>
-        <w:rPr>
-          <w:rFonts w:ascii="Arial" w:eastAsia="Arial" w:hAnsi="Arial" w:cs="Arial"/>
-          <w:b w:val="0"/>
-          <w:bCs w:val="0"/>
+        <w:t>.xml</w:t>
+      </w:r>
+    </w:p>
+    <w:p>
+      <w:pPr>
+        <w:pStyle w:val="Table-Header"/>
+      </w:pPr>
+      <w:r>
+        <w:t>Figure 1- the code required to enable Sysmon</w:t>
+      </w:r>
+    </w:p>
+    <w:p>
+      <w:pPr>
+        <w:rPr>
+          <w:rFonts w:ascii="Arial" w:eastAsia="Arial" w:hAnsi="Arial" w:cs="Arial"/>
+        </w:rPr>
+      </w:pPr>
+      <w:r>
+        <w:rPr>
+          <w:rFonts w:ascii="Arial" w:eastAsia="Arial" w:hAnsi="Arial" w:cs="Arial"/>
+        </w:rPr>
+        <w:t>The .xml file</w:t>
+      </w:r>
+      <w:r>
+        <w:rPr>
+          <w:rFonts w:ascii="Arial" w:eastAsia="Arial" w:hAnsi="Arial" w:cs="Arial"/>
+        </w:rPr>
+        <w:t xml:space="preserve"> </w:t>
+      </w:r>
+      <w:r>
+        <w:rPr>
+          <w:rFonts w:ascii="Arial" w:eastAsia="Arial" w:hAnsi="Arial" w:cs="Arial"/>
+        </w:rPr>
+        <w:t xml:space="preserve">(Figure 1) </w:t>
+      </w:r>
+      <w:r>
+        <w:rPr>
+          <w:rFonts w:ascii="Arial" w:eastAsia="Arial" w:hAnsi="Arial" w:cs="Arial"/>
+        </w:rPr>
+        <w:t xml:space="preserve">is a particular configuration of Sysmon that allows the users to view more events then default </w:t>
+      </w:r>
+      <w:r>
+        <w:rPr>
+          <w:rFonts w:ascii="Arial" w:eastAsia="Arial" w:hAnsi="Arial" w:cs="Arial"/>
+        </w:rPr>
+        <w:t xml:space="preserve">configurations, which allows the prototype to read everything that it needs </w:t>
+      </w:r>
+      <w:r>
+        <w:rPr>
+          <w:rFonts w:ascii="Arial" w:eastAsia="Arial" w:hAnsi="Arial" w:cs="Arial"/>
+        </w:rPr>
+        <w:t xml:space="preserve">to. </w:t>
+      </w:r>
+      <w:r>
+        <w:rPr>
+          <w:rFonts w:ascii="Arial" w:eastAsia="Arial" w:hAnsi="Arial" w:cs="Arial"/>
+        </w:rPr>
+        <w:t>For example, this configuration enable</w:t>
+      </w:r>
+      <w:r>
+        <w:rPr>
+          <w:rFonts w:ascii="Arial" w:eastAsia="Arial" w:hAnsi="Arial" w:cs="Arial"/>
+        </w:rPr>
+        <w:t>s</w:t>
+      </w:r>
+      <w:r>
+        <w:rPr>
+          <w:rFonts w:ascii="Arial" w:eastAsia="Arial" w:hAnsi="Arial" w:cs="Arial"/>
+        </w:rPr>
+        <w:t xml:space="preserve"> Event Log </w:t>
+      </w:r>
+      <w:r>
+        <w:rPr>
+          <w:rFonts w:ascii="Arial" w:eastAsia="Arial" w:hAnsi="Arial" w:cs="Arial"/>
+        </w:rPr>
+        <w:t>1 and</w:t>
+      </w:r>
+      <w:r>
+        <w:rPr>
+          <w:rFonts w:ascii="Arial" w:eastAsia="Arial" w:hAnsi="Arial" w:cs="Arial"/>
+        </w:rPr>
+        <w:t xml:space="preserve"> has conditions to check for a plethora of areas within </w:t>
+      </w:r>
+      <w:r>
+        <w:rPr>
+          <w:rFonts w:ascii="Arial" w:eastAsia="Arial" w:hAnsi="Arial" w:cs="Arial"/>
+        </w:rPr>
+        <w:t>Windows</w:t>
+      </w:r>
+      <w:r>
+        <w:rPr>
+          <w:rFonts w:ascii="Arial" w:eastAsia="Arial" w:hAnsi="Arial" w:cs="Arial"/>
+        </w:rPr>
+        <w:t xml:space="preserve">, </w:t>
+      </w:r>
+      <w:r>
+        <w:rPr>
+          <w:rFonts w:ascii="Arial" w:eastAsia="Arial" w:hAnsi="Arial" w:cs="Arial"/>
         </w:rPr>
         <w:t>i</w:t>
       </w:r>
-      <w:proofErr w:type="spellEnd"/>
-      <w:r>
-        <w:rPr>
-          <w:rFonts w:ascii="Arial" w:eastAsia="Arial" w:hAnsi="Arial" w:cs="Arial"/>
-          <w:b w:val="0"/>
-          <w:bCs w:val="0"/>
-        </w:rPr>
-        <w:t xml:space="preserve"> sysmonconfig-</w:t>
-      </w:r>
-      <w:r>
-        <w:rPr>
-          <w:rFonts w:ascii="Arial" w:eastAsia="Arial" w:hAnsi="Arial" w:cs="Arial"/>
-          <w:b w:val="0"/>
-          <w:bCs w:val="0"/>
-        </w:rPr>
-        <w:t>petrescua_add-on</w:t>
-      </w:r>
-      <w:r>
-        <w:rPr>
-          <w:rFonts w:ascii="Arial" w:eastAsia="Arial" w:hAnsi="Arial" w:cs="Arial"/>
-          <w:b w:val="0"/>
-          <w:bCs w:val="0"/>
-        </w:rPr>
-        <w:t>.xml</w:t>
-      </w:r>
-    </w:p>
-    <w:p>
-      <w:pPr>
-        <w:pStyle w:val="Table-Header"/>
-      </w:pPr>
-      <w:r>
-        <w:t>Figure 1- the code required to enable Sysmon</w:t>
-      </w:r>
-    </w:p>
-    <w:p>
-      <w:pPr>
-        <w:rPr>
-          <w:rFonts w:ascii="Arial" w:eastAsia="Arial" w:hAnsi="Arial" w:cs="Arial"/>
-        </w:rPr>
-      </w:pPr>
-      <w:r>
-        <w:rPr>
-          <w:rFonts w:ascii="Arial" w:eastAsia="Arial" w:hAnsi="Arial" w:cs="Arial"/>
-        </w:rPr>
-        <w:t>The .xml file</w:t>
+      <w:r>
+        <w:rPr>
+          <w:rFonts w:ascii="Arial" w:eastAsia="Arial" w:hAnsi="Arial" w:cs="Arial"/>
+        </w:rPr>
+        <w:t xml:space="preserve">ncluding Network services, what is being </w:t>
+      </w:r>
+      <w:r>
+        <w:rPr>
+          <w:rFonts w:ascii="Arial" w:eastAsia="Arial" w:hAnsi="Arial" w:cs="Arial"/>
+        </w:rPr>
+        <w:t>launched</w:t>
+      </w:r>
+      <w:r>
+        <w:rPr>
+          <w:rFonts w:ascii="Arial" w:eastAsia="Arial" w:hAnsi="Arial" w:cs="Arial"/>
+        </w:rPr>
+        <w:t xml:space="preserve">, </w:t>
+      </w:r>
+      <w:r>
+        <w:rPr>
+          <w:rFonts w:ascii="Arial" w:eastAsia="Arial" w:hAnsi="Arial" w:cs="Arial"/>
+        </w:rPr>
+        <w:t xml:space="preserve">what permissions are being given, </w:t>
+      </w:r>
+      <w:r>
+        <w:rPr>
+          <w:rFonts w:ascii="Arial" w:eastAsia="Arial" w:hAnsi="Arial" w:cs="Arial"/>
+        </w:rPr>
+        <w:t xml:space="preserve">what configurations are being set, </w:t>
+      </w:r>
+      <w:r>
+        <w:rPr>
+          <w:rFonts w:ascii="Arial" w:eastAsia="Arial" w:hAnsi="Arial" w:cs="Arial"/>
+        </w:rPr>
+        <w:t>as so on.</w:t>
       </w:r>
       <w:r>
         <w:rPr>
@@ -3486,120 +3509,6 @@
         <w:rPr>
           <w:rFonts w:ascii="Arial" w:eastAsia="Arial" w:hAnsi="Arial" w:cs="Arial"/>
         </w:rPr>
-        <w:t xml:space="preserve">(Figure 1) </w:t>
-      </w:r>
-      <w:r>
-        <w:rPr>
-          <w:rFonts w:ascii="Arial" w:eastAsia="Arial" w:hAnsi="Arial" w:cs="Arial"/>
-        </w:rPr>
-        <w:t xml:space="preserve">is a particular configuration of Sysmon that allows the users to view more events then default </w:t>
-      </w:r>
-      <w:r>
-        <w:rPr>
-          <w:rFonts w:ascii="Arial" w:eastAsia="Arial" w:hAnsi="Arial" w:cs="Arial"/>
-        </w:rPr>
-        <w:t xml:space="preserve">configurations, which allows the prototype to read everything that it needs </w:t>
-      </w:r>
-      <w:r>
-        <w:rPr>
-          <w:rFonts w:ascii="Arial" w:eastAsia="Arial" w:hAnsi="Arial" w:cs="Arial"/>
-        </w:rPr>
-        <w:t xml:space="preserve">to. </w:t>
-      </w:r>
-      <w:r>
-        <w:rPr>
-          <w:rFonts w:ascii="Arial" w:eastAsia="Arial" w:hAnsi="Arial" w:cs="Arial"/>
-        </w:rPr>
-        <w:t>For example, this configuration enable</w:t>
-      </w:r>
-      <w:r>
-        <w:rPr>
-          <w:rFonts w:ascii="Arial" w:eastAsia="Arial" w:hAnsi="Arial" w:cs="Arial"/>
-        </w:rPr>
-        <w:t>s</w:t>
-      </w:r>
-      <w:r>
-        <w:rPr>
-          <w:rFonts w:ascii="Arial" w:eastAsia="Arial" w:hAnsi="Arial" w:cs="Arial"/>
-        </w:rPr>
-        <w:t xml:space="preserve"> Event Log </w:t>
-      </w:r>
-      <w:r>
-        <w:rPr>
-          <w:rFonts w:ascii="Arial" w:eastAsia="Arial" w:hAnsi="Arial" w:cs="Arial"/>
-        </w:rPr>
-        <w:t>1 and</w:t>
-      </w:r>
-      <w:r>
-        <w:rPr>
-          <w:rFonts w:ascii="Arial" w:eastAsia="Arial" w:hAnsi="Arial" w:cs="Arial"/>
-        </w:rPr>
-        <w:t xml:space="preserve"> has conditions to check for a plethora of areas within </w:t>
-      </w:r>
-      <w:r>
-        <w:rPr>
-          <w:rFonts w:ascii="Arial" w:eastAsia="Arial" w:hAnsi="Arial" w:cs="Arial"/>
-        </w:rPr>
-        <w:t>Windows</w:t>
-      </w:r>
-      <w:r>
-        <w:rPr>
-          <w:rFonts w:ascii="Arial" w:eastAsia="Arial" w:hAnsi="Arial" w:cs="Arial"/>
-        </w:rPr>
-        <w:t xml:space="preserve">, </w:t>
-      </w:r>
-      <w:r>
-        <w:rPr>
-          <w:rFonts w:ascii="Arial" w:eastAsia="Arial" w:hAnsi="Arial" w:cs="Arial"/>
-        </w:rPr>
-        <w:t>i</w:t>
-      </w:r>
-      <w:r>
-        <w:rPr>
-          <w:rFonts w:ascii="Arial" w:eastAsia="Arial" w:hAnsi="Arial" w:cs="Arial"/>
-        </w:rPr>
-        <w:t xml:space="preserve">ncluding Network services, what is being </w:t>
-      </w:r>
-      <w:r>
-        <w:rPr>
-          <w:rFonts w:ascii="Arial" w:eastAsia="Arial" w:hAnsi="Arial" w:cs="Arial"/>
-        </w:rPr>
-        <w:t>launched</w:t>
-      </w:r>
-      <w:r>
-        <w:rPr>
-          <w:rFonts w:ascii="Arial" w:eastAsia="Arial" w:hAnsi="Arial" w:cs="Arial"/>
-        </w:rPr>
-        <w:t xml:space="preserve">, </w:t>
-      </w:r>
-      <w:r>
-        <w:rPr>
-          <w:rFonts w:ascii="Arial" w:eastAsia="Arial" w:hAnsi="Arial" w:cs="Arial"/>
-        </w:rPr>
-        <w:t xml:space="preserve">what permissions are being given, </w:t>
-      </w:r>
-      <w:r>
-        <w:rPr>
-          <w:rFonts w:ascii="Arial" w:eastAsia="Arial" w:hAnsi="Arial" w:cs="Arial"/>
-        </w:rPr>
-        <w:t xml:space="preserve">what configurations are being set, </w:t>
-      </w:r>
-      <w:r>
-        <w:rPr>
-          <w:rFonts w:ascii="Arial" w:eastAsia="Arial" w:hAnsi="Arial" w:cs="Arial"/>
-        </w:rPr>
-        <w:t>as so on.</w:t>
-      </w:r>
-      <w:r>
-        <w:rPr>
-          <w:rFonts w:ascii="Arial" w:eastAsia="Arial" w:hAnsi="Arial" w:cs="Arial"/>
-        </w:rPr>
-        <w:t xml:space="preserve"> </w:t>
-      </w:r>
-      <w:r>
-        <w:rPr>
-          <w:rFonts w:ascii="Arial" w:eastAsia="Arial" w:hAnsi="Arial" w:cs="Arial"/>
-        </w:rPr>
         <w:t xml:space="preserve">For the prototype, there has been one area which was built upon from the configurations file, that is in Event Log 13, where logs for all </w:t>
       </w:r>
       <w:r>
@@ -3637,15 +3546,7 @@
         <w:rPr>
           <w:rFonts w:ascii="Arial" w:eastAsia="Arial" w:hAnsi="Arial" w:cs="Arial"/>
         </w:rPr>
-        <w:t xml:space="preserve">Event </w:t>
-      </w:r>
-      <w:proofErr w:type="spellStart"/>
-      <w:proofErr w:type="gramStart"/>
-      <w:r>
-        <w:rPr>
-          <w:rFonts w:ascii="Arial" w:eastAsia="Arial" w:hAnsi="Arial" w:cs="Arial"/>
-        </w:rPr>
-        <w:t>Viewer,</w:t>
+        <w:t>Event Viewer,</w:t>
       </w:r>
       <w:r>
         <w:rPr>
@@ -3653,8 +3554,6 @@
         </w:rPr>
         <w:t>the</w:t>
       </w:r>
-      <w:proofErr w:type="spellEnd"/>
-      <w:proofErr w:type="gramEnd"/>
       <w:r>
         <w:rPr>
           <w:rFonts w:ascii="Arial" w:eastAsia="Arial" w:hAnsi="Arial" w:cs="Arial"/>
@@ -3811,13 +3710,8 @@
         </w:rPr>
         <w:t xml:space="preserve">Type </w:t>
       </w:r>
-      <w:proofErr w:type="spellStart"/>
-      <w:r>
-        <w:t>gpedit.msc</w:t>
-      </w:r>
-      <w:proofErr w:type="spellEnd"/>
-      <w:r>
-        <w:t xml:space="preserve"> </w:t>
+      <w:r>
+        <w:t xml:space="preserve">gpedit.msc </w:t>
       </w:r>
       <w:r>
         <w:rPr>
@@ -4596,21 +4490,7 @@
         <w:rPr>
           <w:rFonts w:ascii="Arial" w:eastAsia="Arial" w:hAnsi="Arial" w:cs="Arial"/>
         </w:rPr>
-        <w:t>as “</w:t>
-      </w:r>
-      <w:proofErr w:type="spellStart"/>
-      <w:r>
-        <w:rPr>
-          <w:rFonts w:ascii="Arial" w:eastAsia="Arial" w:hAnsi="Arial" w:cs="Arial"/>
-        </w:rPr>
-        <w:t>Evtx</w:t>
-      </w:r>
-      <w:proofErr w:type="spellEnd"/>
-      <w:r>
-        <w:rPr>
-          <w:rFonts w:ascii="Arial" w:eastAsia="Arial" w:hAnsi="Arial" w:cs="Arial"/>
-        </w:rPr>
-        <w:t xml:space="preserve"> Reader”. </w:t>
+        <w:t xml:space="preserve">as “Evtx Reader”. </w:t>
       </w:r>
     </w:p>
     <w:p>
@@ -4747,7 +4627,6 @@
                 <w:color w:val="000000" w:themeColor="text1"/>
               </w:rPr>
             </w:pPr>
-            <w:proofErr w:type="spellStart"/>
             <w:r>
               <w:rPr>
                 <w:rFonts w:ascii="Arial" w:eastAsia="Arial" w:hAnsi="Arial" w:cs="Arial"/>
@@ -4755,17 +4634,7 @@
                 <w:bCs w:val="0"/>
                 <w:color w:val="000000" w:themeColor="text1"/>
               </w:rPr>
-              <w:t>Evtx</w:t>
-            </w:r>
-            <w:proofErr w:type="spellEnd"/>
-            <w:r>
-              <w:rPr>
-                <w:rFonts w:ascii="Arial" w:eastAsia="Arial" w:hAnsi="Arial" w:cs="Arial"/>
-                <w:b w:val="0"/>
-                <w:bCs w:val="0"/>
-                <w:color w:val="000000" w:themeColor="text1"/>
-              </w:rPr>
-              <w:t xml:space="preserve"> file reader</w:t>
+              <w:t>Evtx file reader</w:t>
             </w:r>
           </w:p>
         </w:tc>
@@ -4785,21 +4654,12 @@
                 <w:color w:val="000000" w:themeColor="text1"/>
               </w:rPr>
             </w:pPr>
-            <w:proofErr w:type="spellStart"/>
             <w:r>
               <w:rPr>
                 <w:rFonts w:ascii="Arial" w:eastAsia="Arial" w:hAnsi="Arial" w:cs="Arial"/>
                 <w:color w:val="000000" w:themeColor="text1"/>
               </w:rPr>
-              <w:t>Evtx</w:t>
-            </w:r>
-            <w:proofErr w:type="spellEnd"/>
-            <w:r>
-              <w:rPr>
-                <w:rFonts w:ascii="Arial" w:eastAsia="Arial" w:hAnsi="Arial" w:cs="Arial"/>
-                <w:color w:val="000000" w:themeColor="text1"/>
-              </w:rPr>
-              <w:t xml:space="preserve"> event logs (Python, 2025a)</w:t>
+              <w:t>Evtx event logs (Python, 2025a)</w:t>
             </w:r>
           </w:p>
         </w:tc>
@@ -5495,13 +5355,7 @@
         <w:rPr>
           <w:rFonts w:ascii="Arial" w:eastAsia="Arial" w:hAnsi="Arial" w:cs="Arial"/>
         </w:rPr>
-        <w:t>one by one</w:t>
-      </w:r>
-      <w:r>
-        <w:rPr>
-          <w:rFonts w:ascii="Arial" w:eastAsia="Arial" w:hAnsi="Arial" w:cs="Arial"/>
-        </w:rPr>
-        <w:t xml:space="preserve"> the following in the terminal:</w:t>
+        <w:t>one by one the following in the terminal:</w:t>
       </w:r>
     </w:p>
     <w:p>
@@ -5525,33 +5379,40 @@
           <w:b w:val="0"/>
           <w:bCs w:val="0"/>
         </w:rPr>
-        <w:t xml:space="preserve"> install python-</w:t>
-      </w:r>
-      <w:proofErr w:type="spellStart"/>
-      <w:r>
+        <w:t xml:space="preserve"> install python-evtx</w:t>
+      </w:r>
+    </w:p>
+    <w:p>
+      <w:pPr>
+        <w:pStyle w:val="Code"/>
         <w:rPr>
           <w:rFonts w:ascii="Arial" w:eastAsia="Arial" w:hAnsi="Arial" w:cs="Arial"/>
           <w:b w:val="0"/>
           <w:bCs w:val="0"/>
         </w:rPr>
-        <w:t>evtx</w:t>
-      </w:r>
-      <w:proofErr w:type="spellEnd"/>
-    </w:p>
-    <w:p>
-      <w:pPr>
-        <w:pStyle w:val="Code"/>
+      </w:pPr>
+      <w:r>
+        <w:rPr>
+          <w:rFonts w:ascii="Arial" w:eastAsia="Arial" w:hAnsi="Arial" w:cs="Arial"/>
+        </w:rPr>
+        <w:t>pip</w:t>
+      </w:r>
+      <w:r>
         <w:rPr>
           <w:rFonts w:ascii="Arial" w:eastAsia="Arial" w:hAnsi="Arial" w:cs="Arial"/>
           <w:b w:val="0"/>
           <w:bCs w:val="0"/>
         </w:rPr>
-      </w:pPr>
-      <w:r>
-        <w:rPr>
-          <w:rFonts w:ascii="Arial" w:eastAsia="Arial" w:hAnsi="Arial" w:cs="Arial"/>
-        </w:rPr>
-        <w:t>pip</w:t>
+        <w:t xml:space="preserve"> install Windows-Toasts</w:t>
+      </w:r>
+      <w:r>
+        <w:br/>
+      </w:r>
+      <w:r>
+        <w:rPr>
+          <w:rFonts w:ascii="Arial" w:eastAsia="Arial" w:hAnsi="Arial" w:cs="Arial"/>
+        </w:rPr>
+        <w:t xml:space="preserve">pip </w:t>
       </w:r>
       <w:r>
         <w:rPr>
@@ -5559,23 +5420,6 @@
           <w:b w:val="0"/>
           <w:bCs w:val="0"/>
         </w:rPr>
-        <w:t xml:space="preserve"> install Windows-Toasts</w:t>
-      </w:r>
-      <w:r>
-        <w:br/>
-      </w:r>
-      <w:r>
-        <w:rPr>
-          <w:rFonts w:ascii="Arial" w:eastAsia="Arial" w:hAnsi="Arial" w:cs="Arial"/>
-        </w:rPr>
-        <w:t xml:space="preserve">pip </w:t>
-      </w:r>
-      <w:r>
-        <w:rPr>
-          <w:rFonts w:ascii="Arial" w:eastAsia="Arial" w:hAnsi="Arial" w:cs="Arial"/>
-          <w:b w:val="0"/>
-          <w:bCs w:val="0"/>
-        </w:rPr>
         <w:t>install pywin32</w:t>
       </w:r>
     </w:p>
@@ -5591,16 +5435,11 @@
       <w:r>
         <w:t xml:space="preserve">After installation of python is </w:t>
       </w:r>
-      <w:proofErr w:type="gramStart"/>
       <w:r>
         <w:t xml:space="preserve">completed </w:t>
       </w:r>
       <w:r>
-        <w:t>,</w:t>
-      </w:r>
-      <w:proofErr w:type="gramEnd"/>
-      <w:r>
-        <w:t xml:space="preserve"> the prototype </w:t>
+        <w:t xml:space="preserve">, the prototype </w:t>
       </w:r>
       <w:r>
         <w:t>starts by running the following command:</w:t>
@@ -5666,23 +5505,7 @@
           <w:rFonts w:ascii="Arial" w:eastAsia="Arial" w:hAnsi="Arial" w:cs="Arial"/>
           <w:color w:val="000000" w:themeColor="text1"/>
         </w:rPr>
-        <w:t xml:space="preserve">ia </w:t>
-      </w:r>
-      <w:proofErr w:type="spellStart"/>
-      <w:r>
-        <w:rPr>
-          <w:rFonts w:ascii="Arial" w:eastAsia="Arial" w:hAnsi="Arial" w:cs="Arial"/>
-          <w:color w:val="000000" w:themeColor="text1"/>
-        </w:rPr>
-        <w:t>SwiftOnSecurity's</w:t>
-      </w:r>
-      <w:proofErr w:type="spellEnd"/>
-      <w:r>
-        <w:rPr>
-          <w:rFonts w:ascii="Arial" w:eastAsia="Arial" w:hAnsi="Arial" w:cs="Arial"/>
-          <w:color w:val="000000" w:themeColor="text1"/>
-        </w:rPr>
-        <w:t xml:space="preserve"> Sysm</w:t>
+        <w:t>ia SwiftOnSecurity's Sysm</w:t>
       </w:r>
       <w:r>
         <w:rPr>
@@ -5749,19 +5572,11 @@
           <w:lang w:val="en-US"/>
         </w:rPr>
       </w:pPr>
-      <w:proofErr w:type="gramStart"/>
       <w:r>
         <w:rPr>
           <w:rFonts w:ascii="Aptos" w:eastAsia="Aptos" w:hAnsi="Aptos" w:cs="Aptos"/>
         </w:rPr>
-        <w:t>&lt;!--</w:t>
-      </w:r>
-      <w:proofErr w:type="gramEnd"/>
-      <w:r>
-        <w:rPr>
-          <w:rFonts w:ascii="Aptos" w:eastAsia="Aptos" w:hAnsi="Aptos" w:cs="Aptos"/>
-        </w:rPr>
-        <w:t>Registry Sets--&gt;</w:t>
+        <w:t>&lt;!--Registry Sets--&gt;</w:t>
       </w:r>
     </w:p>
     <w:p>
@@ -5776,21 +5591,7 @@
         <w:rPr>
           <w:rFonts w:ascii="Aptos" w:eastAsia="Aptos" w:hAnsi="Aptos" w:cs="Aptos"/>
         </w:rPr>
-        <w:t xml:space="preserve">            &lt;</w:t>
-      </w:r>
-      <w:proofErr w:type="spellStart"/>
-      <w:r>
-        <w:rPr>
-          <w:rFonts w:ascii="Aptos" w:eastAsia="Aptos" w:hAnsi="Aptos" w:cs="Aptos"/>
-        </w:rPr>
-        <w:t>TargetObject</w:t>
-      </w:r>
-      <w:proofErr w:type="spellEnd"/>
-      <w:r>
-        <w:rPr>
-          <w:rFonts w:ascii="Aptos" w:eastAsia="Aptos" w:hAnsi="Aptos" w:cs="Aptos"/>
-        </w:rPr>
-        <w:t xml:space="preserve"> condition="end with"&gt;</w:t>
+        <w:t xml:space="preserve">            &lt;TargetObject condition="end with"&gt;</w:t>
       </w:r>
       <w:r>
         <w:rPr>
@@ -5819,21 +5620,7 @@
         <w:rPr>
           <w:rFonts w:ascii="Aptos" w:eastAsia="Aptos" w:hAnsi="Aptos" w:cs="Aptos"/>
         </w:rPr>
-        <w:t xml:space="preserve">            &lt;</w:t>
-      </w:r>
-      <w:proofErr w:type="spellStart"/>
-      <w:r>
-        <w:rPr>
-          <w:rFonts w:ascii="Aptos" w:eastAsia="Aptos" w:hAnsi="Aptos" w:cs="Aptos"/>
-        </w:rPr>
-        <w:t>TargetObject</w:t>
-      </w:r>
-      <w:proofErr w:type="spellEnd"/>
-      <w:r>
-        <w:rPr>
-          <w:rFonts w:ascii="Aptos" w:eastAsia="Aptos" w:hAnsi="Aptos" w:cs="Aptos"/>
-        </w:rPr>
-        <w:t xml:space="preserve"> condition="end with"&gt;</w:t>
+        <w:t xml:space="preserve">            &lt;TargetObject condition="end with"&gt;</w:t>
       </w:r>
       <w:r>
         <w:rPr>
@@ -5841,37 +5628,42 @@
           <w:b w:val="0"/>
           <w:bCs w:val="0"/>
         </w:rPr>
-        <w:t>\Policies\System\</w:t>
-      </w:r>
-      <w:proofErr w:type="spellStart"/>
+        <w:t>\Policies\System\ConsentPromptBehvaiourUser</w:t>
+      </w:r>
+      <w:r>
+        <w:rPr>
+          <w:rFonts w:ascii="Aptos" w:eastAsia="Aptos" w:hAnsi="Aptos" w:cs="Aptos"/>
+        </w:rPr>
+        <w:t>&lt;/TargetObject&gt;</w:t>
+      </w:r>
+    </w:p>
+    <w:p>
+      <w:pPr>
+        <w:pStyle w:val="Code"/>
+        <w:rPr>
+          <w:rFonts w:ascii="Aptos" w:eastAsia="Aptos" w:hAnsi="Aptos" w:cs="Aptos"/>
+          <w:lang w:val="en-US"/>
+        </w:rPr>
+      </w:pPr>
+      <w:r>
+        <w:rPr>
+          <w:rFonts w:ascii="Aptos" w:eastAsia="Aptos" w:hAnsi="Aptos" w:cs="Aptos"/>
+        </w:rPr>
+        <w:t xml:space="preserve">            &lt;TargetObject condition="end with"&gt;\</w:t>
+      </w:r>
       <w:r>
         <w:rPr>
           <w:rFonts w:ascii="Aptos" w:eastAsia="Aptos" w:hAnsi="Aptos" w:cs="Aptos"/>
           <w:b w:val="0"/>
           <w:bCs w:val="0"/>
         </w:rPr>
-        <w:t>ConsentPromptBehvaiourUser</w:t>
-      </w:r>
-      <w:proofErr w:type="spellEnd"/>
+        <w:t>Policies\System\ConsentPromptBehaviorEnhancedAdmin</w:t>
+      </w:r>
       <w:r>
         <w:rPr>
           <w:rFonts w:ascii="Aptos" w:eastAsia="Aptos" w:hAnsi="Aptos" w:cs="Aptos"/>
         </w:rPr>
-        <w:t>&lt;/</w:t>
-      </w:r>
-      <w:proofErr w:type="spellStart"/>
-      <w:r>
-        <w:rPr>
-          <w:rFonts w:ascii="Aptos" w:eastAsia="Aptos" w:hAnsi="Aptos" w:cs="Aptos"/>
-        </w:rPr>
-        <w:t>TargetObject</w:t>
-      </w:r>
-      <w:proofErr w:type="spellEnd"/>
-      <w:r>
-        <w:rPr>
-          <w:rFonts w:ascii="Aptos" w:eastAsia="Aptos" w:hAnsi="Aptos" w:cs="Aptos"/>
-        </w:rPr>
-        <w:t>&gt;</w:t>
+        <w:t>&lt;/TargetObject&gt;</w:t>
       </w:r>
     </w:p>
     <w:p>
@@ -5886,21 +5678,7 @@
         <w:rPr>
           <w:rFonts w:ascii="Aptos" w:eastAsia="Aptos" w:hAnsi="Aptos" w:cs="Aptos"/>
         </w:rPr>
-        <w:t xml:space="preserve">            &lt;</w:t>
-      </w:r>
-      <w:proofErr w:type="spellStart"/>
-      <w:r>
-        <w:rPr>
-          <w:rFonts w:ascii="Aptos" w:eastAsia="Aptos" w:hAnsi="Aptos" w:cs="Aptos"/>
-        </w:rPr>
-        <w:t>TargetObject</w:t>
-      </w:r>
-      <w:proofErr w:type="spellEnd"/>
-      <w:r>
-        <w:rPr>
-          <w:rFonts w:ascii="Aptos" w:eastAsia="Aptos" w:hAnsi="Aptos" w:cs="Aptos"/>
-        </w:rPr>
-        <w:t xml:space="preserve"> condition="end with"&gt;\</w:t>
+        <w:t xml:space="preserve">            &lt;TargetObject condition="end with"&gt;</w:t>
       </w:r>
       <w:r>
         <w:rPr>
@@ -5908,7 +5686,7 @@
           <w:b w:val="0"/>
           <w:bCs w:val="0"/>
         </w:rPr>
-        <w:t>Policies\System\ConsentPromptBehaviorEnhancedAdmin</w:t>
+        <w:t>\Policies\System\PromptOnSecureDesktop</w:t>
       </w:r>
       <w:r>
         <w:rPr>
@@ -5929,21 +5707,7 @@
         <w:rPr>
           <w:rFonts w:ascii="Aptos" w:eastAsia="Aptos" w:hAnsi="Aptos" w:cs="Aptos"/>
         </w:rPr>
-        <w:t xml:space="preserve">            &lt;</w:t>
-      </w:r>
-      <w:proofErr w:type="spellStart"/>
-      <w:r>
-        <w:rPr>
-          <w:rFonts w:ascii="Aptos" w:eastAsia="Aptos" w:hAnsi="Aptos" w:cs="Aptos"/>
-        </w:rPr>
-        <w:t>TargetObject</w:t>
-      </w:r>
-      <w:proofErr w:type="spellEnd"/>
-      <w:r>
-        <w:rPr>
-          <w:rFonts w:ascii="Aptos" w:eastAsia="Aptos" w:hAnsi="Aptos" w:cs="Aptos"/>
-        </w:rPr>
-        <w:t xml:space="preserve"> condition="end with"&gt;</w:t>
+        <w:t xml:space="preserve">            &lt;TargetObject condition="end with"&gt;</w:t>
       </w:r>
       <w:r>
         <w:rPr>
@@ -5951,104 +5715,13 @@
           <w:b w:val="0"/>
           <w:bCs w:val="0"/>
         </w:rPr>
-        <w:t>\Policies\System\</w:t>
-      </w:r>
-      <w:proofErr w:type="spellStart"/>
+        <w:t>\Policies\System\EnableLUA</w:t>
+      </w:r>
       <w:r>
         <w:rPr>
           <w:rFonts w:ascii="Aptos" w:eastAsia="Aptos" w:hAnsi="Aptos" w:cs="Aptos"/>
-          <w:b w:val="0"/>
-          <w:bCs w:val="0"/>
-        </w:rPr>
-        <w:t>PromptOnSecureDesktop</w:t>
-      </w:r>
-      <w:proofErr w:type="spellEnd"/>
-      <w:r>
-        <w:rPr>
-          <w:rFonts w:ascii="Aptos" w:eastAsia="Aptos" w:hAnsi="Aptos" w:cs="Aptos"/>
-        </w:rPr>
-        <w:t>&lt;/</w:t>
-      </w:r>
-      <w:proofErr w:type="spellStart"/>
-      <w:r>
-        <w:rPr>
-          <w:rFonts w:ascii="Aptos" w:eastAsia="Aptos" w:hAnsi="Aptos" w:cs="Aptos"/>
-        </w:rPr>
-        <w:t>TargetObject</w:t>
-      </w:r>
-      <w:proofErr w:type="spellEnd"/>
-      <w:r>
-        <w:rPr>
-          <w:rFonts w:ascii="Aptos" w:eastAsia="Aptos" w:hAnsi="Aptos" w:cs="Aptos"/>
-        </w:rPr>
-        <w:t>&gt;</w:t>
-      </w:r>
-    </w:p>
-    <w:p>
-      <w:pPr>
-        <w:pStyle w:val="Code"/>
-        <w:rPr>
-          <w:rFonts w:ascii="Aptos" w:eastAsia="Aptos" w:hAnsi="Aptos" w:cs="Aptos"/>
-          <w:lang w:val="en-US"/>
-        </w:rPr>
-      </w:pPr>
-      <w:r>
-        <w:rPr>
-          <w:rFonts w:ascii="Aptos" w:eastAsia="Aptos" w:hAnsi="Aptos" w:cs="Aptos"/>
-        </w:rPr>
-        <w:t xml:space="preserve">            &lt;</w:t>
-      </w:r>
-      <w:proofErr w:type="spellStart"/>
-      <w:r>
-        <w:rPr>
-          <w:rFonts w:ascii="Aptos" w:eastAsia="Aptos" w:hAnsi="Aptos" w:cs="Aptos"/>
-        </w:rPr>
-        <w:t>TargetObject</w:t>
-      </w:r>
-      <w:proofErr w:type="spellEnd"/>
-      <w:r>
-        <w:rPr>
-          <w:rFonts w:ascii="Aptos" w:eastAsia="Aptos" w:hAnsi="Aptos" w:cs="Aptos"/>
-        </w:rPr>
-        <w:t xml:space="preserve"> condition="end with"&gt;</w:t>
-      </w:r>
-      <w:r>
-        <w:rPr>
-          <w:rFonts w:ascii="Aptos" w:eastAsia="Aptos" w:hAnsi="Aptos" w:cs="Aptos"/>
-          <w:b w:val="0"/>
-          <w:bCs w:val="0"/>
-        </w:rPr>
-        <w:t>\Policies\System\</w:t>
-      </w:r>
-      <w:proofErr w:type="spellStart"/>
-      <w:r>
-        <w:rPr>
-          <w:rFonts w:ascii="Aptos" w:eastAsia="Aptos" w:hAnsi="Aptos" w:cs="Aptos"/>
-          <w:b w:val="0"/>
-          <w:bCs w:val="0"/>
-        </w:rPr>
-        <w:t>EnableLUA</w:t>
-      </w:r>
-      <w:proofErr w:type="spellEnd"/>
-      <w:r>
-        <w:rPr>
-          <w:rFonts w:ascii="Aptos" w:eastAsia="Aptos" w:hAnsi="Aptos" w:cs="Aptos"/>
-        </w:rPr>
-        <w:t>&lt;/</w:t>
-      </w:r>
-      <w:proofErr w:type="spellStart"/>
-      <w:r>
-        <w:rPr>
-          <w:rFonts w:ascii="Aptos" w:eastAsia="Aptos" w:hAnsi="Aptos" w:cs="Aptos"/>
-        </w:rPr>
-        <w:t>TargetObject</w:t>
-      </w:r>
-      <w:proofErr w:type="spellEnd"/>
-      <w:r>
-        <w:rPr>
-          <w:rFonts w:ascii="Aptos" w:eastAsia="Aptos" w:hAnsi="Aptos" w:cs="Aptos"/>
-        </w:rPr>
-        <w:t>&gt;</w:t>
+        </w:rPr>
+        <w:t>&lt;/TargetObject&gt;</w:t>
       </w:r>
     </w:p>
     <w:p>
@@ -7242,7 +6915,6 @@
                 <w:rFonts w:ascii="Arial" w:hAnsi="Arial" w:cs="Arial"/>
               </w:rPr>
             </w:pPr>
-            <w:proofErr w:type="spellStart"/>
             <w:r>
               <w:rPr>
                 <w:rFonts w:ascii="Arial" w:eastAsia="Calibri" w:hAnsi="Arial" w:cs="Arial"/>
@@ -7250,29 +6922,8 @@
                 <w:sz w:val="22"/>
                 <w:szCs w:val="22"/>
               </w:rPr>
-              <w:t>powershell</w:t>
-            </w:r>
-            <w:proofErr w:type="spellEnd"/>
-            <w:r>
-              <w:rPr>
-                <w:rFonts w:ascii="Arial" w:eastAsia="Calibri" w:hAnsi="Arial" w:cs="Arial"/>
-                <w:color w:val="000000" w:themeColor="text1"/>
-                <w:sz w:val="22"/>
-                <w:szCs w:val="22"/>
-              </w:rPr>
-              <w:t xml:space="preserve"> –enc </w:t>
-            </w:r>
-            <w:proofErr w:type="spellStart"/>
-            <w:r>
-              <w:rPr>
-                <w:rFonts w:ascii="Arial" w:eastAsia="Calibri" w:hAnsi="Arial" w:cs="Arial"/>
-                <w:color w:val="000000" w:themeColor="text1"/>
-                <w:sz w:val="22"/>
-                <w:szCs w:val="22"/>
-              </w:rPr>
-              <w:t>AVGVGHSgaHGV</w:t>
-            </w:r>
-            <w:proofErr w:type="spellEnd"/>
+              <w:t>powershell –enc AVGVGHSgaHGV</w:t>
+            </w:r>
           </w:p>
         </w:tc>
       </w:tr>
@@ -7383,7 +7034,6 @@
                 <w:rFonts w:ascii="Arial" w:hAnsi="Arial" w:cs="Arial"/>
               </w:rPr>
             </w:pPr>
-            <w:proofErr w:type="spellStart"/>
             <w:r>
               <w:rPr>
                 <w:rFonts w:ascii="Arial" w:eastAsia="Calibri" w:hAnsi="Arial" w:cs="Arial"/>
@@ -7391,17 +7041,7 @@
                 <w:sz w:val="22"/>
                 <w:szCs w:val="22"/>
               </w:rPr>
-              <w:t>powershell</w:t>
-            </w:r>
-            <w:proofErr w:type="spellEnd"/>
-            <w:r>
-              <w:rPr>
-                <w:rFonts w:ascii="Arial" w:eastAsia="Calibri" w:hAnsi="Arial" w:cs="Arial"/>
-                <w:color w:val="000000" w:themeColor="text1"/>
-                <w:sz w:val="22"/>
-                <w:szCs w:val="22"/>
-              </w:rPr>
-              <w:t xml:space="preserve"> -enc</w:t>
+              <w:t>powershell -enc</w:t>
             </w:r>
           </w:p>
         </w:tc>
@@ -8611,16 +8251,8 @@
               <w:rPr>
                 <w:rFonts w:ascii="Arial" w:hAnsi="Arial" w:cs="Arial"/>
               </w:rPr>
-              <w:t xml:space="preserve">.EXE ran </w:t>
-            </w:r>
-            <w:proofErr w:type="spellStart"/>
-            <w:r>
-              <w:rPr>
-                <w:rFonts w:ascii="Arial" w:hAnsi="Arial" w:cs="Arial"/>
-              </w:rPr>
-              <w:t>powershell</w:t>
-            </w:r>
-            <w:proofErr w:type="spellEnd"/>
+              <w:t>.EXE ran powershell</w:t>
+            </w:r>
             <w:r>
               <w:rPr>
                 <w:rFonts w:ascii="Arial" w:hAnsi="Arial" w:cs="Arial"/>
@@ -8895,19 +8527,11 @@
         </w:rPr>
         <w:t>Excel (</w:t>
       </w:r>
-      <w:proofErr w:type="spellStart"/>
-      <w:r>
-        <w:rPr>
-          <w:rFonts w:ascii="Arial" w:hAnsi="Arial" w:cs="Arial"/>
-        </w:rPr>
-        <w:t>Bryntze</w:t>
-      </w:r>
-      <w:proofErr w:type="spellEnd"/>
-      <w:r>
-        <w:rPr>
-          <w:rFonts w:ascii="Arial" w:hAnsi="Arial" w:cs="Arial"/>
-        </w:rPr>
-        <w:t>, 2024)</w:t>
+      <w:r>
+        <w:rPr>
+          <w:rFonts w:ascii="Arial" w:hAnsi="Arial" w:cs="Arial"/>
+        </w:rPr>
+        <w:t>Bryntze, 2024)</w:t>
       </w:r>
       <w:r>
         <w:rPr>
@@ -10734,27 +10358,13 @@
         <w:rPr>
           <w:rFonts w:ascii="Arial" w:eastAsia="Arial" w:hAnsi="Arial" w:cs="Arial"/>
         </w:rPr>
-        <w:t xml:space="preserve">leading </w:t>
-      </w:r>
-      <w:proofErr w:type="gramStart"/>
-      <w:r>
-        <w:rPr>
-          <w:rFonts w:ascii="Arial" w:eastAsia="Arial" w:hAnsi="Arial" w:cs="Arial"/>
-        </w:rPr>
-        <w:t>to,</w:t>
-      </w:r>
-      <w:r>
-        <w:rPr>
-          <w:rFonts w:ascii="Arial" w:eastAsia="Arial" w:hAnsi="Arial" w:cs="Arial"/>
-        </w:rPr>
-        <w:t xml:space="preserve"> and</w:t>
-      </w:r>
-      <w:proofErr w:type="gramEnd"/>
-      <w:r>
-        <w:rPr>
-          <w:rFonts w:ascii="Arial" w:eastAsia="Arial" w:hAnsi="Arial" w:cs="Arial"/>
-        </w:rPr>
-        <w:t xml:space="preserve"> lets the user know if the signature of the </w:t>
+        <w:t>leading to,</w:t>
+      </w:r>
+      <w:r>
+        <w:rPr>
+          <w:rFonts w:ascii="Arial" w:eastAsia="Arial" w:hAnsi="Arial" w:cs="Arial"/>
+        </w:rPr>
+        <w:t xml:space="preserve"> and lets the user know if the signature of the </w:t>
       </w:r>
       <w:r>
         <w:rPr>
@@ -11231,25 +10841,7 @@
                 <w:sz w:val="22"/>
                 <w:szCs w:val="22"/>
               </w:rPr>
-              <w:t>C:\Users\vboxuser\AppData\Roaming\Microsoft\Windows\Start Menu\Programs\Startup\</w:t>
-            </w:r>
-            <w:proofErr w:type="spellStart"/>
-            <w:r>
-              <w:rPr>
-                <w:rFonts w:ascii="Arial" w:eastAsia="Arial" w:hAnsi="Arial" w:cs="Arial"/>
-                <w:sz w:val="22"/>
-                <w:szCs w:val="22"/>
-              </w:rPr>
-              <w:t>Test_powershell.lnk</w:t>
-            </w:r>
-            <w:proofErr w:type="spellEnd"/>
-            <w:r>
-              <w:rPr>
-                <w:rFonts w:ascii="Arial" w:eastAsia="Arial" w:hAnsi="Arial" w:cs="Arial"/>
-                <w:sz w:val="22"/>
-                <w:szCs w:val="22"/>
-              </w:rPr>
-              <w:t> </w:t>
+              <w:t>C:\Users\vboxuser\AppData\Roaming\Microsoft\Windows\Start Menu\Programs\Startup\Test_powershell.lnk </w:t>
             </w:r>
           </w:p>
         </w:tc>
@@ -11552,18 +11144,8 @@
                 <w:sz w:val="22"/>
                 <w:szCs w:val="22"/>
               </w:rPr>
-              <w:t>\</w:t>
-            </w:r>
-            <w:proofErr w:type="spellStart"/>
-            <w:r>
-              <w:rPr>
-                <w:rFonts w:ascii="Arial" w:eastAsia="Arial" w:hAnsi="Arial" w:cs="Arial"/>
-                <w:sz w:val="22"/>
-                <w:szCs w:val="22"/>
-              </w:rPr>
-              <w:t>WindowsPowerShell</w:t>
-            </w:r>
-            <w:proofErr w:type="spellEnd"/>
+              <w:t>\WindowsPowerShell</w:t>
+            </w:r>
             <w:r>
               <w:rPr>
                 <w:rFonts w:ascii="Arial" w:eastAsia="Arial" w:hAnsi="Arial" w:cs="Arial"/>
@@ -11832,6 +11414,55 @@
           <w:rFonts w:ascii="Arial" w:eastAsia="Arial" w:hAnsi="Arial" w:cs="Arial"/>
         </w:rPr>
         <w:t>are the ones that have added it.</w:t>
+      </w:r>
+    </w:p>
+    <w:p>
+      <w:pPr>
+        <w:rPr>
+          <w:rFonts w:ascii="Arial" w:eastAsia="Arial" w:hAnsi="Arial" w:cs="Arial"/>
+        </w:rPr>
+      </w:pPr>
+      <w:r>
+        <w:rPr>
+          <w:rFonts w:ascii="Arial" w:eastAsia="Arial" w:hAnsi="Arial" w:cs="Arial"/>
+        </w:rPr>
+        <w:t>The Signature Status section way show: “</w:t>
+      </w:r>
+      <w:r>
+        <w:rPr>
+          <w:rFonts w:ascii="Arial" w:eastAsia="Arial" w:hAnsi="Arial" w:cs="Arial"/>
+        </w:rPr>
+        <w:t xml:space="preserve">Unknown, likely unable to validate. Input </w:t>
+      </w:r>
+      <w:r>
+        <w:rPr>
+          <w:rFonts w:ascii="Arial" w:eastAsia="Arial" w:hAnsi="Arial" w:cs="Arial"/>
+        </w:rPr>
+        <w:t>was</w:t>
+      </w:r>
+      <w:r>
+        <w:rPr>
+          <w:rFonts w:ascii="Arial" w:eastAsia="Arial" w:hAnsi="Arial" w:cs="Arial"/>
+        </w:rPr>
+        <w:t xml:space="preserve"> </w:t>
+      </w:r>
+      <w:r>
+        <w:rPr>
+          <w:rFonts w:ascii="Arial" w:eastAsia="Arial" w:hAnsi="Arial" w:cs="Arial"/>
+        </w:rPr>
+        <w:t>[</w:t>
+      </w:r>
+      <w:r>
+        <w:rPr>
+          <w:rFonts w:ascii="Arial" w:eastAsia="Arial" w:hAnsi="Arial" w:cs="Arial"/>
+        </w:rPr>
+        <w:t>path</w:t>
+      </w:r>
+      <w:r>
+        <w:rPr>
+          <w:rFonts w:ascii="Arial" w:eastAsia="Arial" w:hAnsi="Arial" w:cs="Arial"/>
+        </w:rPr>
+        <w:t>]”. If this is there may be multiple reasons behind that, including the file not originating within the device, or the path showing to a directory rather than to a file. This is why the script will return the path, as that can be visually checked by the user, and more information can be gained. If the file originates from download folder, it can be determined that the user may have installed said path onto the device.</w:t>
       </w:r>
     </w:p>
     <w:p>
@@ -12020,6 +11651,7 @@
           <w:rFonts w:ascii="Arial" w:eastAsia="Arial" w:hAnsi="Arial" w:cs="Arial"/>
           <w:noProof/>
         </w:rPr>
+        <w:lastRenderedPageBreak/>
         <w:drawing>
           <wp:inline distT="0" distB="0" distL="0" distR="0" wp14:anchorId="3EC0E1D5" wp14:editId="30D0AE11">
             <wp:extent cx="2847975" cy="1410843"/>
@@ -12101,7 +11733,6 @@
         <w:rPr>
           <w:rFonts w:ascii="Arial" w:eastAsia="Arial" w:hAnsi="Arial" w:cs="Arial"/>
         </w:rPr>
-        <w:lastRenderedPageBreak/>
         <w:t>References:</w:t>
       </w:r>
       <w:bookmarkEnd w:id="17"/>
@@ -12121,19 +11752,11 @@
           <w:rFonts w:ascii="Arial" w:hAnsi="Arial" w:cs="Arial"/>
         </w:rPr>
       </w:pPr>
-      <w:proofErr w:type="spellStart"/>
-      <w:r>
-        <w:rPr>
-          <w:rFonts w:ascii="Arial" w:hAnsi="Arial" w:cs="Arial"/>
-        </w:rPr>
-        <w:t>Bryntze</w:t>
-      </w:r>
-      <w:proofErr w:type="spellEnd"/>
-      <w:r>
-        <w:rPr>
-          <w:rFonts w:ascii="Arial" w:hAnsi="Arial" w:cs="Arial"/>
-        </w:rPr>
-        <w:t xml:space="preserve">, J. (2025, January 20). </w:t>
+      <w:r>
+        <w:rPr>
+          <w:rFonts w:ascii="Arial" w:hAnsi="Arial" w:cs="Arial"/>
+        </w:rPr>
+        <w:t xml:space="preserve">Bryntze, J. (2025, January 20). </w:t>
       </w:r>
       <w:r>
         <w:rPr>
@@ -12147,21 +11770,7 @@
         <w:rPr>
           <w:rFonts w:ascii="Arial" w:hAnsi="Arial" w:cs="Arial"/>
         </w:rPr>
-        <w:t xml:space="preserve"> </w:t>
-      </w:r>
-      <w:proofErr w:type="spellStart"/>
-      <w:r>
-        <w:rPr>
-          <w:rFonts w:ascii="Arial" w:hAnsi="Arial" w:cs="Arial"/>
-        </w:rPr>
-        <w:t>groovyPost</w:t>
-      </w:r>
-      <w:proofErr w:type="spellEnd"/>
-      <w:r>
-        <w:rPr>
-          <w:rFonts w:ascii="Arial" w:hAnsi="Arial" w:cs="Arial"/>
-        </w:rPr>
-        <w:t>. https://www.groovypost.com/explainer/ai-exe-why-running/</w:t>
+        <w:t xml:space="preserve"> groovyPost. https://www.groovypost.com/explainer/ai-exe-why-running/</w:t>
       </w:r>
     </w:p>
     <w:p>
@@ -12185,18 +11794,8 @@
           <w:i/>
           <w:iCs/>
         </w:rPr>
-        <w:t xml:space="preserve">HOW TO BACK UP YOUR DATA: 6 Effective strategies to prevent data loss | </w:t>
-      </w:r>
-      <w:proofErr w:type="spellStart"/>
-      <w:r>
-        <w:rPr>
-          <w:rFonts w:ascii="Arial" w:hAnsi="Arial" w:cs="Arial"/>
-          <w:i/>
-          <w:iCs/>
-        </w:rPr>
-        <w:t>UpGuard</w:t>
-      </w:r>
-      <w:proofErr w:type="spellEnd"/>
+        <w:t>HOW TO BACK UP YOUR DATA: 6 Effective strategies to prevent data loss | UpGuard</w:t>
+      </w:r>
       <w:r>
         <w:rPr>
           <w:rFonts w:ascii="Arial" w:hAnsi="Arial" w:cs="Arial"/>
@@ -12347,6 +11946,7 @@
         <w:rPr>
           <w:rFonts w:ascii="Arial" w:hAnsi="Arial" w:cs="Arial"/>
         </w:rPr>
+        <w:lastRenderedPageBreak/>
         <w:t xml:space="preserve">Microsoft. (2026, February 24). </w:t>
       </w:r>
       <w:r>
@@ -12355,45 +11955,13 @@
           <w:i/>
           <w:iCs/>
         </w:rPr>
-        <w:t xml:space="preserve">Enable and configure </w:t>
-      </w:r>
-      <w:proofErr w:type="spellStart"/>
-      <w:r>
-        <w:rPr>
-          <w:rFonts w:ascii="Arial" w:hAnsi="Arial" w:cs="Arial"/>
-          <w:i/>
-          <w:iCs/>
-        </w:rPr>
-        <w:t>sysmon</w:t>
-      </w:r>
-      <w:proofErr w:type="spellEnd"/>
-      <w:r>
-        <w:rPr>
-          <w:rFonts w:ascii="Arial" w:hAnsi="Arial" w:cs="Arial"/>
-          <w:i/>
-          <w:iCs/>
-        </w:rPr>
-        <w:t xml:space="preserve"> in windows</w:t>
-      </w:r>
-      <w:r>
-        <w:rPr>
-          <w:rFonts w:ascii="Arial" w:hAnsi="Arial" w:cs="Arial"/>
-        </w:rPr>
-        <w:t xml:space="preserve">. </w:t>
-      </w:r>
-      <w:proofErr w:type="spellStart"/>
-      <w:r>
-        <w:rPr>
-          <w:rFonts w:ascii="Arial" w:hAnsi="Arial" w:cs="Arial"/>
-        </w:rPr>
-        <w:t>MicrosoftLearn</w:t>
-      </w:r>
-      <w:proofErr w:type="spellEnd"/>
-      <w:r>
-        <w:rPr>
-          <w:rFonts w:ascii="Arial" w:hAnsi="Arial" w:cs="Arial"/>
-        </w:rPr>
-        <w:t xml:space="preserve">. </w:t>
+        <w:t>Enable and configure sysmon in windows</w:t>
+      </w:r>
+      <w:r>
+        <w:rPr>
+          <w:rFonts w:ascii="Arial" w:hAnsi="Arial" w:cs="Arial"/>
+        </w:rPr>
+        <w:t xml:space="preserve">. MicrosoftLearn. </w:t>
       </w:r>
       <w:hyperlink r:id="rId31" w:history="1">
         <w:r>
@@ -12438,21 +12006,7 @@
         <w:rPr>
           <w:rFonts w:ascii="Arial" w:hAnsi="Arial" w:cs="Arial"/>
         </w:rPr>
-        <w:t xml:space="preserve">. </w:t>
-      </w:r>
-      <w:proofErr w:type="gramStart"/>
-      <w:r>
-        <w:rPr>
-          <w:rFonts w:ascii="Arial" w:hAnsi="Arial" w:cs="Arial"/>
-        </w:rPr>
-        <w:t>Www.Ncsc.Gov.Uk</w:t>
-      </w:r>
-      <w:proofErr w:type="gramEnd"/>
-      <w:r>
-        <w:rPr>
-          <w:rFonts w:ascii="Arial" w:hAnsi="Arial" w:cs="Arial"/>
-        </w:rPr>
-        <w:t xml:space="preserve">. </w:t>
+        <w:t xml:space="preserve">. Www.Ncsc.Gov.Uk. </w:t>
       </w:r>
       <w:hyperlink r:id="rId32" w:history="1">
         <w:r>
@@ -12483,7 +12037,6 @@
         <w:rPr>
           <w:rFonts w:ascii="Arial" w:hAnsi="Arial" w:cs="Arial"/>
         </w:rPr>
-        <w:lastRenderedPageBreak/>
         <w:t xml:space="preserve">NCSC. (2026, July 21). </w:t>
       </w:r>
       <w:r>
@@ -12537,25 +12090,7 @@
           <w:i/>
           <w:iCs/>
         </w:rPr>
-        <w:t xml:space="preserve">GitHub - </w:t>
-      </w:r>
-      <w:proofErr w:type="spellStart"/>
-      <w:r>
-        <w:rPr>
-          <w:rFonts w:ascii="Arial" w:hAnsi="Arial" w:cs="Arial"/>
-          <w:i/>
-          <w:iCs/>
-        </w:rPr>
-        <w:t>petrescua</w:t>
-      </w:r>
-      <w:proofErr w:type="spellEnd"/>
-      <w:r>
-        <w:rPr>
-          <w:rFonts w:ascii="Arial" w:hAnsi="Arial" w:cs="Arial"/>
-          <w:i/>
-          <w:iCs/>
-        </w:rPr>
-        <w:t>/7005SCN--Individual-Research-Project-Alexia-Petrescu: Artefact 1 and 2 for dissertation submission, including prototype file, test files and the policy written the dissertation</w:t>
+        <w:t>GitHub - petrescua/7005SCN--Individual-Research-Project-Alexia-Petrescu: Artefact 1 and 2 for dissertation submission, including prototype file, test files and the policy written the dissertation</w:t>
       </w:r>
       <w:r>
         <w:rPr>
@@ -13482,6 +13017,7 @@
   <w:style w:type="character" w:default="1" w:styleId="DefaultParagraphFont">
     <w:name w:val="Default Paragraph Font"/>
     <w:uiPriority w:val="1"/>
+    <w:semiHidden/>
     <w:unhideWhenUsed/>
   </w:style>
   <w:style w:type="table" w:default="1" w:styleId="TableNormal">

--- a/Policy – Artefact 2.docx
+++ b/Policy – Artefact 2.docx
@@ -252,6 +252,7 @@
           <w:lang w:val="en-US"/>
         </w:rPr>
       </w:pPr>
+      <w:proofErr w:type="gramStart"/>
       <w:r>
         <w:rPr>
           <w:rFonts w:ascii="Arial" w:eastAsia="Arial" w:hAnsi="Arial" w:cs="Arial"/>
@@ -262,6 +263,7 @@
         </w:rPr>
         <w:t>By</w:t>
       </w:r>
+      <w:proofErr w:type="gramEnd"/>
     </w:p>
     <w:p>
       <w:pPr>
@@ -473,7 +475,7 @@
         </w:tabs>
       </w:pPr>
       <w:bookmarkStart w:id="0" w:name="_Toc242886866"/>
-      <w:bookmarkStart w:id="1" w:name="_Toc243301950"/>
+      <w:bookmarkStart w:id="1" w:name="_Toc243467604"/>
       <w:r>
         <w:lastRenderedPageBreak/>
         <w:t xml:space="preserve">Table of </w:t>
@@ -521,7 +523,7 @@
           <w:r>
             <w:fldChar w:fldCharType="separate"/>
           </w:r>
-          <w:hyperlink w:anchor="_Toc243301950" w:history="1">
+          <w:hyperlink w:anchor="_Toc243467604" w:history="1">
             <w:r>
               <w:rPr>
                 <w:rStyle w:val="Hyperlink"/>
@@ -548,7 +550,7 @@
                 <w:noProof/>
                 <w:webHidden/>
               </w:rPr>
-              <w:instrText xml:space="preserve"> PAGEREF _Toc243301950 \h </w:instrText>
+              <w:instrText xml:space="preserve"> PAGEREF _Toc243467604 \h </w:instrText>
             </w:r>
             <w:r>
               <w:rPr>
@@ -592,7 +594,7 @@
               <w14:ligatures w14:val="standardContextual"/>
             </w:rPr>
           </w:pPr>
-          <w:hyperlink w:anchor="_Toc243301951" w:history="1">
+          <w:hyperlink w:anchor="_Toc243467605" w:history="1">
             <w:r>
               <w:rPr>
                 <w:rStyle w:val="Hyperlink"/>
@@ -620,7 +622,7 @@
                 <w:noProof/>
                 <w:webHidden/>
               </w:rPr>
-              <w:instrText xml:space="preserve"> PAGEREF _Toc243301951 \h </w:instrText>
+              <w:instrText xml:space="preserve"> PAGEREF _Toc243467605 \h </w:instrText>
             </w:r>
             <w:r>
               <w:rPr>
@@ -664,7 +666,7 @@
               <w14:ligatures w14:val="standardContextual"/>
             </w:rPr>
           </w:pPr>
-          <w:hyperlink w:anchor="_Toc243301952" w:history="1">
+          <w:hyperlink w:anchor="_Toc243467606" w:history="1">
             <w:r>
               <w:rPr>
                 <w:rStyle w:val="Hyperlink"/>
@@ -692,7 +694,7 @@
                 <w:noProof/>
                 <w:webHidden/>
               </w:rPr>
-              <w:instrText xml:space="preserve"> PAGEREF _Toc243301952 \h </w:instrText>
+              <w:instrText xml:space="preserve"> PAGEREF _Toc243467606 \h </w:instrText>
             </w:r>
             <w:r>
               <w:rPr>
@@ -736,7 +738,7 @@
               <w14:ligatures w14:val="standardContextual"/>
             </w:rPr>
           </w:pPr>
-          <w:hyperlink w:anchor="_Toc243301953" w:history="1">
+          <w:hyperlink w:anchor="_Toc243467607" w:history="1">
             <w:r>
               <w:rPr>
                 <w:rStyle w:val="Hyperlink"/>
@@ -764,7 +766,7 @@
                 <w:noProof/>
                 <w:webHidden/>
               </w:rPr>
-              <w:instrText xml:space="preserve"> PAGEREF _Toc243301953 \h </w:instrText>
+              <w:instrText xml:space="preserve"> PAGEREF _Toc243467607 \h </w:instrText>
             </w:r>
             <w:r>
               <w:rPr>
@@ -808,7 +810,7 @@
               <w14:ligatures w14:val="standardContextual"/>
             </w:rPr>
           </w:pPr>
-          <w:hyperlink w:anchor="_Toc243301954" w:history="1">
+          <w:hyperlink w:anchor="_Toc243467608" w:history="1">
             <w:r>
               <w:rPr>
                 <w:rStyle w:val="Hyperlink"/>
@@ -836,7 +838,7 @@
                 <w:noProof/>
                 <w:webHidden/>
               </w:rPr>
-              <w:instrText xml:space="preserve"> PAGEREF _Toc243301954 \h </w:instrText>
+              <w:instrText xml:space="preserve"> PAGEREF _Toc243467608 \h </w:instrText>
             </w:r>
             <w:r>
               <w:rPr>
@@ -880,7 +882,7 @@
               <w14:ligatures w14:val="standardContextual"/>
             </w:rPr>
           </w:pPr>
-          <w:hyperlink w:anchor="_Toc243301955" w:history="1">
+          <w:hyperlink w:anchor="_Toc243467609" w:history="1">
             <w:r>
               <w:rPr>
                 <w:rStyle w:val="Hyperlink"/>
@@ -908,7 +910,7 @@
                 <w:noProof/>
                 <w:webHidden/>
               </w:rPr>
-              <w:instrText xml:space="preserve"> PAGEREF _Toc243301955 \h </w:instrText>
+              <w:instrText xml:space="preserve"> PAGEREF _Toc243467609 \h </w:instrText>
             </w:r>
             <w:r>
               <w:rPr>
@@ -952,7 +954,7 @@
               <w14:ligatures w14:val="standardContextual"/>
             </w:rPr>
           </w:pPr>
-          <w:hyperlink w:anchor="_Toc243301956" w:history="1">
+          <w:hyperlink w:anchor="_Toc243467610" w:history="1">
             <w:r>
               <w:rPr>
                 <w:rStyle w:val="Hyperlink"/>
@@ -980,7 +982,7 @@
                 <w:noProof/>
                 <w:webHidden/>
               </w:rPr>
-              <w:instrText xml:space="preserve"> PAGEREF _Toc243301956 \h </w:instrText>
+              <w:instrText xml:space="preserve"> PAGEREF _Toc243467610 \h </w:instrText>
             </w:r>
             <w:r>
               <w:rPr>
@@ -1024,7 +1026,7 @@
               <w14:ligatures w14:val="standardContextual"/>
             </w:rPr>
           </w:pPr>
-          <w:hyperlink w:anchor="_Toc243301957" w:history="1">
+          <w:hyperlink w:anchor="_Toc243467611" w:history="1">
             <w:r>
               <w:rPr>
                 <w:rStyle w:val="Hyperlink"/>
@@ -1052,7 +1054,7 @@
                 <w:noProof/>
                 <w:webHidden/>
               </w:rPr>
-              <w:instrText xml:space="preserve"> PAGEREF _Toc243301957 \h </w:instrText>
+              <w:instrText xml:space="preserve"> PAGEREF _Toc243467611 \h </w:instrText>
             </w:r>
             <w:r>
               <w:rPr>
@@ -1096,7 +1098,7 @@
               <w14:ligatures w14:val="standardContextual"/>
             </w:rPr>
           </w:pPr>
-          <w:hyperlink w:anchor="_Toc243301958" w:history="1">
+          <w:hyperlink w:anchor="_Toc243467612" w:history="1">
             <w:r>
               <w:rPr>
                 <w:rStyle w:val="Hyperlink"/>
@@ -1124,7 +1126,7 @@
                 <w:noProof/>
                 <w:webHidden/>
               </w:rPr>
-              <w:instrText xml:space="preserve"> PAGEREF _Toc243301958 \h </w:instrText>
+              <w:instrText xml:space="preserve"> PAGEREF _Toc243467612 \h </w:instrText>
             </w:r>
             <w:r>
               <w:rPr>
@@ -1168,7 +1170,7 @@
               <w14:ligatures w14:val="standardContextual"/>
             </w:rPr>
           </w:pPr>
-          <w:hyperlink w:anchor="_Toc243301959" w:history="1">
+          <w:hyperlink w:anchor="_Toc243467613" w:history="1">
             <w:r>
               <w:rPr>
                 <w:rStyle w:val="Hyperlink"/>
@@ -1196,7 +1198,7 @@
                 <w:noProof/>
                 <w:webHidden/>
               </w:rPr>
-              <w:instrText xml:space="preserve"> PAGEREF _Toc243301959 \h </w:instrText>
+              <w:instrText xml:space="preserve"> PAGEREF _Toc243467613 \h </w:instrText>
             </w:r>
             <w:r>
               <w:rPr>
@@ -1240,7 +1242,7 @@
               <w14:ligatures w14:val="standardContextual"/>
             </w:rPr>
           </w:pPr>
-          <w:hyperlink w:anchor="_Toc243301960" w:history="1">
+          <w:hyperlink w:anchor="_Toc243467614" w:history="1">
             <w:r>
               <w:rPr>
                 <w:rStyle w:val="Hyperlink"/>
@@ -1268,7 +1270,7 @@
                 <w:noProof/>
                 <w:webHidden/>
               </w:rPr>
-              <w:instrText xml:space="preserve"> PAGEREF _Toc243301960 \h </w:instrText>
+              <w:instrText xml:space="preserve"> PAGEREF _Toc243467614 \h </w:instrText>
             </w:r>
             <w:r>
               <w:rPr>
@@ -1312,7 +1314,7 @@
               <w14:ligatures w14:val="standardContextual"/>
             </w:rPr>
           </w:pPr>
-          <w:hyperlink w:anchor="_Toc243301961" w:history="1">
+          <w:hyperlink w:anchor="_Toc243467615" w:history="1">
             <w:r>
               <w:rPr>
                 <w:rStyle w:val="Hyperlink"/>
@@ -1340,7 +1342,7 @@
                 <w:noProof/>
                 <w:webHidden/>
               </w:rPr>
-              <w:instrText xml:space="preserve"> PAGEREF _Toc243301961 \h </w:instrText>
+              <w:instrText xml:space="preserve"> PAGEREF _Toc243467615 \h </w:instrText>
             </w:r>
             <w:r>
               <w:rPr>
@@ -1384,10 +1386,11 @@
               <w14:ligatures w14:val="standardContextual"/>
             </w:rPr>
           </w:pPr>
-          <w:hyperlink w:anchor="_Toc243301962" w:history="1">
+          <w:hyperlink w:anchor="_Toc243467616" w:history="1">
             <w:r>
               <w:rPr>
                 <w:rStyle w:val="Hyperlink"/>
+                <w:rFonts w:ascii="Arial" w:hAnsi="Arial" w:cs="Arial"/>
                 <w:noProof/>
               </w:rPr>
               <w:t>PowerShell Command Checker</w:t>
@@ -1411,7 +1414,7 @@
                 <w:noProof/>
                 <w:webHidden/>
               </w:rPr>
-              <w:instrText xml:space="preserve"> PAGEREF _Toc243301962 \h </w:instrText>
+              <w:instrText xml:space="preserve"> PAGEREF _Toc243467616 \h </w:instrText>
             </w:r>
             <w:r>
               <w:rPr>
@@ -1455,7 +1458,7 @@
               <w14:ligatures w14:val="standardContextual"/>
             </w:rPr>
           </w:pPr>
-          <w:hyperlink w:anchor="_Toc243301963" w:history="1">
+          <w:hyperlink w:anchor="_Toc243467617" w:history="1">
             <w:r>
               <w:rPr>
                 <w:rStyle w:val="Hyperlink"/>
@@ -1483,7 +1486,7 @@
                 <w:noProof/>
                 <w:webHidden/>
               </w:rPr>
-              <w:instrText xml:space="preserve"> PAGEREF _Toc243301963 \h </w:instrText>
+              <w:instrText xml:space="preserve"> PAGEREF _Toc243467617 \h </w:instrText>
             </w:r>
             <w:r>
               <w:rPr>
@@ -1527,7 +1530,7 @@
               <w14:ligatures w14:val="standardContextual"/>
             </w:rPr>
           </w:pPr>
-          <w:hyperlink w:anchor="_Toc243301964" w:history="1">
+          <w:hyperlink w:anchor="_Toc243467618" w:history="1">
             <w:r>
               <w:rPr>
                 <w:rStyle w:val="Hyperlink"/>
@@ -1555,7 +1558,7 @@
                 <w:noProof/>
                 <w:webHidden/>
               </w:rPr>
-              <w:instrText xml:space="preserve"> PAGEREF _Toc243301964 \h </w:instrText>
+              <w:instrText xml:space="preserve"> PAGEREF _Toc243467618 \h </w:instrText>
             </w:r>
             <w:r>
               <w:rPr>
@@ -1599,7 +1602,7 @@
               <w14:ligatures w14:val="standardContextual"/>
             </w:rPr>
           </w:pPr>
-          <w:hyperlink w:anchor="_Toc243301965" w:history="1">
+          <w:hyperlink w:anchor="_Toc243467619" w:history="1">
             <w:r>
               <w:rPr>
                 <w:rStyle w:val="Hyperlink"/>
@@ -1627,7 +1630,7 @@
                 <w:noProof/>
                 <w:webHidden/>
               </w:rPr>
-              <w:instrText xml:space="preserve"> PAGEREF _Toc243301965 \h </w:instrText>
+              <w:instrText xml:space="preserve"> PAGEREF _Toc243467619 \h </w:instrText>
             </w:r>
             <w:r>
               <w:rPr>
@@ -1671,7 +1674,7 @@
               <w14:ligatures w14:val="standardContextual"/>
             </w:rPr>
           </w:pPr>
-          <w:hyperlink w:anchor="_Toc243301966" w:history="1">
+          <w:hyperlink w:anchor="_Toc243467620" w:history="1">
             <w:r>
               <w:rPr>
                 <w:rStyle w:val="Hyperlink"/>
@@ -1699,7 +1702,7 @@
                 <w:noProof/>
                 <w:webHidden/>
               </w:rPr>
-              <w:instrText xml:space="preserve"> PAGEREF _Toc243301966 \h </w:instrText>
+              <w:instrText xml:space="preserve"> PAGEREF _Toc243467620 \h </w:instrText>
             </w:r>
             <w:r>
               <w:rPr>
@@ -1719,7 +1722,7 @@
                 <w:noProof/>
                 <w:webHidden/>
               </w:rPr>
-              <w:t>18</w:t>
+              <w:t>19</w:t>
             </w:r>
             <w:r>
               <w:rPr>
@@ -1903,8 +1906,10 @@
             <w:rPr>
               <w:b/>
               <w:bCs/>
+              <w:sz w:val="24"/>
+              <w:szCs w:val="24"/>
             </w:rPr>
-            <w:t>Figure</w:t>
+            <w:t>Figure 6</w:t>
           </w:r>
           <w:r>
             <w:rPr>
@@ -1912,13 +1917,6 @@
               <w:bCs/>
             </w:rPr>
             <w:t xml:space="preserve"> </w:t>
-          </w:r>
-          <w:r>
-            <w:rPr>
-              <w:b/>
-              <w:bCs/>
-            </w:rPr>
-            <w:t xml:space="preserve">6 </w:t>
           </w:r>
           <w:r>
             <w:ptab w:relativeTo="margin" w:alignment="right" w:leader="dot"/>
@@ -1987,6 +1985,7 @@
             <w:rPr>
               <w:b/>
             </w:rPr>
+            <w:lastRenderedPageBreak/>
             <w:t>Figure</w:t>
           </w:r>
           <w:r>
@@ -2012,7 +2011,6 @@
               <w:bCs/>
               <w:lang w:val="en-US" w:eastAsia="en-US"/>
             </w:rPr>
-            <w:lastRenderedPageBreak/>
             <w:t>Figure 10</w:t>
           </w:r>
           <w:r>
@@ -2231,11 +2229,6 @@
           </w:r>
         </w:p>
         <w:p>
-          <w:pPr>
-            <w:rPr>
-              <w:lang w:val="en-US" w:eastAsia="en-US"/>
-            </w:rPr>
-          </w:pPr>
           <w:r>
             <w:rPr>
               <w:b/>
@@ -2257,8 +2250,121 @@
             <w:t>1</w:t>
           </w:r>
           <w:r>
-            <w:t>5</w:t>
+            <w:t>6</w:t>
           </w:r>
+        </w:p>
+        <w:p>
+          <w:r>
+            <w:rPr>
+              <w:b/>
+              <w:bCs/>
+              <w:lang w:val="en-US" w:eastAsia="en-US"/>
+            </w:rPr>
+            <w:t>Figure 1</w:t>
+          </w:r>
+          <w:r>
+            <w:rPr>
+              <w:b/>
+              <w:bCs/>
+              <w:lang w:val="en-US" w:eastAsia="en-US"/>
+            </w:rPr>
+            <w:t>9</w:t>
+          </w:r>
+          <w:r>
+            <w:rPr>
+              <w:lang w:val="en-US" w:eastAsia="en-US"/>
+            </w:rPr>
+            <w:t xml:space="preserve"> </w:t>
+          </w:r>
+          <w:r>
+            <w:ptab w:relativeTo="margin" w:alignment="right" w:leader="dot"/>
+          </w:r>
+          <w:r>
+            <w:t>16</w:t>
+          </w:r>
+        </w:p>
+        <w:p>
+          <w:pPr>
+            <w:rPr>
+              <w:lang w:val="en-US" w:eastAsia="en-US"/>
+            </w:rPr>
+          </w:pPr>
+          <w:r>
+            <w:rPr>
+              <w:b/>
+              <w:bCs/>
+              <w:lang w:val="en-US" w:eastAsia="en-US"/>
+            </w:rPr>
+            <w:t xml:space="preserve">Figure </w:t>
+          </w:r>
+          <w:r>
+            <w:rPr>
+              <w:b/>
+              <w:bCs/>
+              <w:lang w:val="en-US" w:eastAsia="en-US"/>
+            </w:rPr>
+            <w:t>20</w:t>
+          </w:r>
+          <w:r>
+            <w:rPr>
+              <w:lang w:val="en-US" w:eastAsia="en-US"/>
+            </w:rPr>
+            <w:t xml:space="preserve"> </w:t>
+          </w:r>
+          <w:r>
+            <w:ptab w:relativeTo="margin" w:alignment="right" w:leader="dot"/>
+          </w:r>
+          <w:r>
+            <w:t>1</w:t>
+          </w:r>
+          <w:r>
+            <w:t>7</w:t>
+          </w:r>
+        </w:p>
+        <w:p>
+          <w:pPr>
+            <w:rPr>
+              <w:lang w:val="en-US" w:eastAsia="en-US"/>
+            </w:rPr>
+          </w:pPr>
+          <w:r>
+            <w:rPr>
+              <w:b/>
+              <w:bCs/>
+              <w:lang w:val="en-US" w:eastAsia="en-US"/>
+            </w:rPr>
+            <w:t xml:space="preserve">Figure </w:t>
+          </w:r>
+          <w:r>
+            <w:rPr>
+              <w:b/>
+              <w:bCs/>
+              <w:lang w:val="en-US" w:eastAsia="en-US"/>
+            </w:rPr>
+            <w:t>21</w:t>
+          </w:r>
+          <w:r>
+            <w:rPr>
+              <w:lang w:val="en-US" w:eastAsia="en-US"/>
+            </w:rPr>
+            <w:t xml:space="preserve"> </w:t>
+          </w:r>
+          <w:r>
+            <w:ptab w:relativeTo="margin" w:alignment="right" w:leader="dot"/>
+          </w:r>
+          <w:r>
+            <w:t>1</w:t>
+          </w:r>
+          <w:r>
+            <w:t>8</w:t>
+          </w:r>
+        </w:p>
+        <w:p>
+          <w:pPr>
+            <w:rPr>
+              <w:lang w:val="en-US" w:eastAsia="en-US"/>
+            </w:rPr>
+          </w:pPr>
         </w:p>
       </w:sdtContent>
     </w:sdt>
@@ -2398,6 +2504,9 @@
           <w:r>
             <w:ptab w:relativeTo="margin" w:alignment="right" w:leader="dot"/>
           </w:r>
+          <w:r>
+            <w:t>17</w:t>
+          </w:r>
         </w:p>
         <w:p>
           <w:pPr>
@@ -2430,7 +2539,7 @@
           <w:szCs w:val="32"/>
         </w:rPr>
       </w:pPr>
-      <w:bookmarkStart w:id="2" w:name="_Toc243301951"/>
+      <w:bookmarkStart w:id="2" w:name="_Toc243467605"/>
       <w:r>
         <w:rPr>
           <w:rFonts w:ascii="Arial" w:eastAsia="Arial" w:hAnsi="Arial" w:cs="Arial"/>
@@ -2511,7 +2620,7 @@
           <w:u w:val="single"/>
         </w:rPr>
       </w:pPr>
-      <w:bookmarkStart w:id="3" w:name="_Toc243301952"/>
+      <w:bookmarkStart w:id="3" w:name="_Toc243467606"/>
       <w:r>
         <w:rPr>
           <w:rFonts w:ascii="Arial" w:eastAsia="Arial" w:hAnsi="Arial" w:cs="Arial"/>
@@ -3139,7 +3248,7 @@
           <w:szCs w:val="32"/>
         </w:rPr>
       </w:pPr>
-      <w:bookmarkStart w:id="4" w:name="_Toc243301953"/>
+      <w:bookmarkStart w:id="4" w:name="_Toc243467607"/>
       <w:r>
         <w:rPr>
           <w:rFonts w:ascii="Arial" w:eastAsia="Arial" w:hAnsi="Arial" w:cs="Arial"/>
@@ -3177,7 +3286,21 @@
         <w:rPr>
           <w:rFonts w:ascii="Arial" w:eastAsia="Arial" w:hAnsi="Arial" w:cs="Arial"/>
         </w:rPr>
-        <w:t xml:space="preserve"> devices do not come pre-installed with checking for all of the logs required for the prototype, and therefore certain areas of Event Viewer need to be configured to gain access to those events.</w:t>
+        <w:t xml:space="preserve"> devices do not come pre-installed with checking for </w:t>
+      </w:r>
+      <w:proofErr w:type="gramStart"/>
+      <w:r>
+        <w:rPr>
+          <w:rFonts w:ascii="Arial" w:eastAsia="Arial" w:hAnsi="Arial" w:cs="Arial"/>
+        </w:rPr>
+        <w:t>all of</w:t>
+      </w:r>
+      <w:proofErr w:type="gramEnd"/>
+      <w:r>
+        <w:rPr>
+          <w:rFonts w:ascii="Arial" w:eastAsia="Arial" w:hAnsi="Arial" w:cs="Arial"/>
+        </w:rPr>
+        <w:t xml:space="preserve"> the logs required for the prototype, and therefore certain areas of Event Viewer need to be configured to gain access to those events.</w:t>
       </w:r>
       <w:r>
         <w:rPr>
@@ -3277,7 +3400,7 @@
           <w:rFonts w:ascii="Arial" w:eastAsia="Arial" w:hAnsi="Arial" w:cs="Arial"/>
         </w:rPr>
       </w:pPr>
-      <w:bookmarkStart w:id="5" w:name="_Toc243301954"/>
+      <w:bookmarkStart w:id="5" w:name="_Toc243467608"/>
       <w:r>
         <w:rPr>
           <w:rFonts w:ascii="Arial" w:eastAsia="Arial" w:hAnsi="Arial" w:cs="Arial"/>
@@ -3324,7 +3447,43 @@
           <w:b w:val="0"/>
           <w:bCs w:val="0"/>
         </w:rPr>
-        <w:t>Enable-WindowsOptionalFeature -Online -FeatureName Sysmon</w:t>
+        <w:t>Enable-</w:t>
+      </w:r>
+      <w:proofErr w:type="spellStart"/>
+      <w:r>
+        <w:rPr>
+          <w:rFonts w:ascii="Arial" w:eastAsia="Arial" w:hAnsi="Arial" w:cs="Arial"/>
+          <w:b w:val="0"/>
+          <w:bCs w:val="0"/>
+        </w:rPr>
+        <w:t>WindowsOptionalFeature</w:t>
+      </w:r>
+      <w:proofErr w:type="spellEnd"/>
+      <w:r>
+        <w:rPr>
+          <w:rFonts w:ascii="Arial" w:eastAsia="Arial" w:hAnsi="Arial" w:cs="Arial"/>
+          <w:b w:val="0"/>
+          <w:bCs w:val="0"/>
+        </w:rPr>
+        <w:t xml:space="preserve"> -Online -</w:t>
+      </w:r>
+      <w:proofErr w:type="spellStart"/>
+      <w:r>
+        <w:rPr>
+          <w:rFonts w:ascii="Arial" w:eastAsia="Arial" w:hAnsi="Arial" w:cs="Arial"/>
+          <w:b w:val="0"/>
+          <w:bCs w:val="0"/>
+        </w:rPr>
+        <w:t>FeatureName</w:t>
+      </w:r>
+      <w:proofErr w:type="spellEnd"/>
+      <w:r>
+        <w:rPr>
+          <w:rFonts w:ascii="Arial" w:eastAsia="Arial" w:hAnsi="Arial" w:cs="Arial"/>
+          <w:b w:val="0"/>
+          <w:bCs w:val="0"/>
+        </w:rPr>
+        <w:t xml:space="preserve"> Sysmon</w:t>
       </w:r>
     </w:p>
     <w:p>
@@ -3346,22 +3505,58 @@
           <w:b w:val="0"/>
           <w:bCs w:val="0"/>
         </w:rPr>
-        <w:t>sysmon.exe -accepteula -i sysmonconfig-</w:t>
-      </w:r>
+        <w:t>sysmon.exe -</w:t>
+      </w:r>
+      <w:proofErr w:type="spellStart"/>
       <w:r>
         <w:rPr>
           <w:rFonts w:ascii="Arial" w:eastAsia="Arial" w:hAnsi="Arial" w:cs="Arial"/>
           <w:b w:val="0"/>
           <w:bCs w:val="0"/>
         </w:rPr>
-        <w:t>petrescua_add-on</w:t>
-      </w:r>
+        <w:t>accepteula</w:t>
+      </w:r>
+      <w:proofErr w:type="spellEnd"/>
       <w:r>
         <w:rPr>
           <w:rFonts w:ascii="Arial" w:eastAsia="Arial" w:hAnsi="Arial" w:cs="Arial"/>
           <w:b w:val="0"/>
           <w:bCs w:val="0"/>
         </w:rPr>
+        <w:t xml:space="preserve"> -</w:t>
+      </w:r>
+      <w:proofErr w:type="spellStart"/>
+      <w:r>
+        <w:rPr>
+          <w:rFonts w:ascii="Arial" w:eastAsia="Arial" w:hAnsi="Arial" w:cs="Arial"/>
+          <w:b w:val="0"/>
+          <w:bCs w:val="0"/>
+        </w:rPr>
+        <w:t>i</w:t>
+      </w:r>
+      <w:proofErr w:type="spellEnd"/>
+      <w:r>
+        <w:rPr>
+          <w:rFonts w:ascii="Arial" w:eastAsia="Arial" w:hAnsi="Arial" w:cs="Arial"/>
+          <w:b w:val="0"/>
+          <w:bCs w:val="0"/>
+        </w:rPr>
+        <w:t xml:space="preserve"> sysmonconfig-</w:t>
+      </w:r>
+      <w:r>
+        <w:rPr>
+          <w:rFonts w:ascii="Arial" w:eastAsia="Arial" w:hAnsi="Arial" w:cs="Arial"/>
+          <w:b w:val="0"/>
+          <w:bCs w:val="0"/>
+        </w:rPr>
+        <w:t>petrescua_add-on</w:t>
+      </w:r>
+      <w:r>
+        <w:rPr>
+          <w:rFonts w:ascii="Arial" w:eastAsia="Arial" w:hAnsi="Arial" w:cs="Arial"/>
+          <w:b w:val="0"/>
+          <w:bCs w:val="0"/>
+        </w:rPr>
         <w:t>.xml</w:t>
       </w:r>
     </w:p>
@@ -3546,13 +3741,19 @@
         <w:rPr>
           <w:rFonts w:ascii="Arial" w:eastAsia="Arial" w:hAnsi="Arial" w:cs="Arial"/>
         </w:rPr>
-        <w:t>Event Viewer,</w:t>
-      </w:r>
-      <w:r>
-        <w:rPr>
-          <w:rFonts w:ascii="Arial" w:eastAsia="Arial" w:hAnsi="Arial" w:cs="Arial"/>
-        </w:rPr>
-        <w:t>the</w:t>
+        <w:t xml:space="preserve">Event </w:t>
+      </w:r>
+      <w:r>
+        <w:rPr>
+          <w:rFonts w:ascii="Arial" w:eastAsia="Arial" w:hAnsi="Arial" w:cs="Arial"/>
+        </w:rPr>
+        <w:t>Viewer,</w:t>
+      </w:r>
+      <w:r>
+        <w:rPr>
+          <w:rFonts w:ascii="Arial" w:eastAsia="Arial" w:hAnsi="Arial" w:cs="Arial"/>
+        </w:rPr>
+        <w:t xml:space="preserve"> the</w:t>
       </w:r>
       <w:r>
         <w:rPr>
@@ -3609,9 +3810,9 @@
           <w:noProof/>
         </w:rPr>
         <w:drawing>
-          <wp:inline distT="0" distB="0" distL="0" distR="0" wp14:anchorId="052D9746" wp14:editId="402CA591">
-            <wp:extent cx="5909311" cy="1343025"/>
-            <wp:effectExtent l="19050" t="19050" r="15240" b="28575"/>
+          <wp:inline distT="0" distB="0" distL="0" distR="0" wp14:anchorId="052D9746" wp14:editId="2B11C0FF">
+            <wp:extent cx="5790352" cy="1743075"/>
+            <wp:effectExtent l="19050" t="19050" r="20320" b="9525"/>
             <wp:docPr id="873285860" name="drawing"/>
             <wp:cNvGraphicFramePr>
               <a:graphicFrameLocks xmlns:a="http://schemas.openxmlformats.org/drawingml/2006/main" noChangeAspect="1"/>
@@ -3623,7 +3824,7 @@
                     <pic:cNvPr id="873285860" name="Picture 873285860"/>
                     <pic:cNvPicPr/>
                   </pic:nvPicPr>
-                  <pic:blipFill>
+                  <pic:blipFill rotWithShape="1">
                     <a:blip r:embed="rId9">
                       <a:extLst>
                         <a:ext uri="{28A0092B-C50C-407E-A947-70E740481C1C}">
@@ -3631,24 +3832,48 @@
                         </a:ext>
                       </a:extLst>
                     </a:blip>
+                    <a:srcRect r="24502"/>
                     <a:stretch>
                       <a:fillRect/>
                     </a:stretch>
                   </pic:blipFill>
-                  <pic:spPr>
+                  <pic:spPr bwMode="auto">
                     <a:xfrm>
                       <a:off x="0" y="0"/>
-                      <a:ext cx="5912356" cy="1343717"/>
+                      <a:ext cx="5802539" cy="1746744"/>
                     </a:xfrm>
                     <a:prstGeom prst="rect">
                       <a:avLst/>
                     </a:prstGeom>
-                    <a:ln w="9525">
+                    <a:ln w="9525" cap="flat" cmpd="sng" algn="ctr">
                       <a:solidFill>
                         <a:srgbClr val="0070C0"/>
                       </a:solidFill>
                       <a:prstDash val="solid"/>
+                      <a:round/>
+                      <a:headEnd type="none" w="med" len="med"/>
+                      <a:tailEnd type="none" w="med" len="med"/>
+                      <a:extLst>
+                        <a:ext uri="{C807C97D-BFC1-408E-A445-0C87EB9F89A2}">
+                          <ask:lineSketchStyleProps xmlns:ask="http://schemas.microsoft.com/office/drawing/2018/sketchyshapes" sd="0">
+                            <a:custGeom>
+                              <a:avLst/>
+                              <a:gdLst/>
+                              <a:ahLst/>
+                              <a:cxnLst/>
+                              <a:rect l="0" t="0" r="0" b="0"/>
+                              <a:pathLst/>
+                            </a:custGeom>
+                            <ask:type/>
+                          </ask:lineSketchStyleProps>
+                        </a:ext>
+                      </a:extLst>
                     </a:ln>
+                    <a:extLst>
+                      <a:ext uri="{53640926-AAD7-44D8-BBD7-CCE9431645EC}">
+                        <a14:shadowObscured xmlns:a14="http://schemas.microsoft.com/office/drawing/2010/main"/>
+                      </a:ext>
+                    </a:extLst>
                   </pic:spPr>
                 </pic:pic>
               </a:graphicData>
@@ -3673,7 +3898,7 @@
           <w:rFonts w:ascii="Arial" w:eastAsia="Arial" w:hAnsi="Arial" w:cs="Arial"/>
         </w:rPr>
       </w:pPr>
-      <w:bookmarkStart w:id="6" w:name="_Toc243301955"/>
+      <w:bookmarkStart w:id="6" w:name="_Toc243467609"/>
       <w:r>
         <w:rPr>
           <w:rFonts w:ascii="Arial" w:eastAsia="Arial" w:hAnsi="Arial" w:cs="Arial"/>
@@ -3710,8 +3935,13 @@
         </w:rPr>
         <w:t xml:space="preserve">Type </w:t>
       </w:r>
-      <w:r>
-        <w:t xml:space="preserve">gpedit.msc </w:t>
+      <w:proofErr w:type="spellStart"/>
+      <w:r>
+        <w:t>gpedit.msc</w:t>
+      </w:r>
+      <w:proofErr w:type="spellEnd"/>
+      <w:r>
+        <w:t xml:space="preserve"> </w:t>
       </w:r>
       <w:r>
         <w:rPr>
@@ -4403,7 +4633,7 @@
           <w:rFonts w:ascii="Arial" w:eastAsia="Arial" w:hAnsi="Arial" w:cs="Arial"/>
         </w:rPr>
       </w:pPr>
-      <w:bookmarkStart w:id="7" w:name="_Toc243301956"/>
+      <w:bookmarkStart w:id="7" w:name="_Toc243467610"/>
       <w:r>
         <w:rPr>
           <w:rFonts w:ascii="Arial" w:eastAsia="Arial" w:hAnsi="Arial" w:cs="Arial"/>
@@ -4490,7 +4720,21 @@
         <w:rPr>
           <w:rFonts w:ascii="Arial" w:eastAsia="Arial" w:hAnsi="Arial" w:cs="Arial"/>
         </w:rPr>
-        <w:t xml:space="preserve">as “Evtx Reader”. </w:t>
+        <w:t>as “</w:t>
+      </w:r>
+      <w:proofErr w:type="spellStart"/>
+      <w:r>
+        <w:rPr>
+          <w:rFonts w:ascii="Arial" w:eastAsia="Arial" w:hAnsi="Arial" w:cs="Arial"/>
+        </w:rPr>
+        <w:t>Evtx</w:t>
+      </w:r>
+      <w:proofErr w:type="spellEnd"/>
+      <w:r>
+        <w:rPr>
+          <w:rFonts w:ascii="Arial" w:eastAsia="Arial" w:hAnsi="Arial" w:cs="Arial"/>
+        </w:rPr>
+        <w:t xml:space="preserve"> Reader”. </w:t>
       </w:r>
     </w:p>
     <w:p>
@@ -4627,6 +4871,7 @@
                 <w:color w:val="000000" w:themeColor="text1"/>
               </w:rPr>
             </w:pPr>
+            <w:proofErr w:type="spellStart"/>
             <w:r>
               <w:rPr>
                 <w:rFonts w:ascii="Arial" w:eastAsia="Arial" w:hAnsi="Arial" w:cs="Arial"/>
@@ -4634,7 +4879,17 @@
                 <w:bCs w:val="0"/>
                 <w:color w:val="000000" w:themeColor="text1"/>
               </w:rPr>
-              <w:t>Evtx file reader</w:t>
+              <w:t>Evtx</w:t>
+            </w:r>
+            <w:proofErr w:type="spellEnd"/>
+            <w:r>
+              <w:rPr>
+                <w:rFonts w:ascii="Arial" w:eastAsia="Arial" w:hAnsi="Arial" w:cs="Arial"/>
+                <w:b w:val="0"/>
+                <w:bCs w:val="0"/>
+                <w:color w:val="000000" w:themeColor="text1"/>
+              </w:rPr>
+              <w:t xml:space="preserve"> file reader</w:t>
             </w:r>
           </w:p>
         </w:tc>
@@ -4654,12 +4909,21 @@
                 <w:color w:val="000000" w:themeColor="text1"/>
               </w:rPr>
             </w:pPr>
+            <w:proofErr w:type="spellStart"/>
             <w:r>
               <w:rPr>
                 <w:rFonts w:ascii="Arial" w:eastAsia="Arial" w:hAnsi="Arial" w:cs="Arial"/>
                 <w:color w:val="000000" w:themeColor="text1"/>
               </w:rPr>
-              <w:t>Evtx event logs (Python, 2025a)</w:t>
+              <w:t>Evtx</w:t>
+            </w:r>
+            <w:proofErr w:type="spellEnd"/>
+            <w:r>
+              <w:rPr>
+                <w:rFonts w:ascii="Arial" w:eastAsia="Arial" w:hAnsi="Arial" w:cs="Arial"/>
+                <w:color w:val="000000" w:themeColor="text1"/>
+              </w:rPr>
+              <w:t xml:space="preserve"> event logs (Python, 2025a)</w:t>
             </w:r>
           </w:p>
         </w:tc>
@@ -5379,40 +5643,33 @@
           <w:b w:val="0"/>
           <w:bCs w:val="0"/>
         </w:rPr>
-        <w:t xml:space="preserve"> install python-evtx</w:t>
-      </w:r>
-    </w:p>
-    <w:p>
-      <w:pPr>
-        <w:pStyle w:val="Code"/>
+        <w:t xml:space="preserve"> install python-</w:t>
+      </w:r>
+      <w:proofErr w:type="spellStart"/>
+      <w:r>
         <w:rPr>
           <w:rFonts w:ascii="Arial" w:eastAsia="Arial" w:hAnsi="Arial" w:cs="Arial"/>
           <w:b w:val="0"/>
           <w:bCs w:val="0"/>
         </w:rPr>
-      </w:pPr>
-      <w:r>
-        <w:rPr>
-          <w:rFonts w:ascii="Arial" w:eastAsia="Arial" w:hAnsi="Arial" w:cs="Arial"/>
-        </w:rPr>
-        <w:t>pip</w:t>
-      </w:r>
-      <w:r>
+        <w:t>evtx</w:t>
+      </w:r>
+      <w:proofErr w:type="spellEnd"/>
+    </w:p>
+    <w:p>
+      <w:pPr>
+        <w:pStyle w:val="Code"/>
         <w:rPr>
           <w:rFonts w:ascii="Arial" w:eastAsia="Arial" w:hAnsi="Arial" w:cs="Arial"/>
           <w:b w:val="0"/>
           <w:bCs w:val="0"/>
         </w:rPr>
-        <w:t xml:space="preserve"> install Windows-Toasts</w:t>
-      </w:r>
-      <w:r>
-        <w:br/>
-      </w:r>
-      <w:r>
-        <w:rPr>
-          <w:rFonts w:ascii="Arial" w:eastAsia="Arial" w:hAnsi="Arial" w:cs="Arial"/>
-        </w:rPr>
-        <w:t xml:space="preserve">pip </w:t>
+      </w:pPr>
+      <w:r>
+        <w:rPr>
+          <w:rFonts w:ascii="Arial" w:eastAsia="Arial" w:hAnsi="Arial" w:cs="Arial"/>
+        </w:rPr>
+        <w:t>pip</w:t>
       </w:r>
       <w:r>
         <w:rPr>
@@ -5420,6 +5677,23 @@
           <w:b w:val="0"/>
           <w:bCs w:val="0"/>
         </w:rPr>
+        <w:t xml:space="preserve"> install Windows-Toasts</w:t>
+      </w:r>
+      <w:r>
+        <w:br/>
+      </w:r>
+      <w:r>
+        <w:rPr>
+          <w:rFonts w:ascii="Arial" w:eastAsia="Arial" w:hAnsi="Arial" w:cs="Arial"/>
+        </w:rPr>
+        <w:t xml:space="preserve">pip </w:t>
+      </w:r>
+      <w:r>
+        <w:rPr>
+          <w:rFonts w:ascii="Arial" w:eastAsia="Arial" w:hAnsi="Arial" w:cs="Arial"/>
+          <w:b w:val="0"/>
+          <w:bCs w:val="0"/>
+        </w:rPr>
         <w:t>install pywin32</w:t>
       </w:r>
     </w:p>
@@ -5435,11 +5709,16 @@
       <w:r>
         <w:t xml:space="preserve">After installation of python is </w:t>
       </w:r>
+      <w:proofErr w:type="gramStart"/>
       <w:r>
         <w:t xml:space="preserve">completed </w:t>
       </w:r>
       <w:r>
-        <w:t xml:space="preserve">, the prototype </w:t>
+        <w:t>,</w:t>
+      </w:r>
+      <w:proofErr w:type="gramEnd"/>
+      <w:r>
+        <w:t xml:space="preserve"> the prototype </w:t>
       </w:r>
       <w:r>
         <w:t>starts by running the following command:</w:t>
@@ -5469,7 +5748,7 @@
           <w:rFonts w:ascii="Arial" w:eastAsia="Arial" w:hAnsi="Arial" w:cs="Arial"/>
         </w:rPr>
       </w:pPr>
-      <w:bookmarkStart w:id="8" w:name="_Toc243301957"/>
+      <w:bookmarkStart w:id="8" w:name="_Toc243467611"/>
       <w:r>
         <w:rPr>
           <w:rFonts w:ascii="Arial" w:eastAsia="Arial" w:hAnsi="Arial" w:cs="Arial"/>
@@ -5505,7 +5784,23 @@
           <w:rFonts w:ascii="Arial" w:eastAsia="Arial" w:hAnsi="Arial" w:cs="Arial"/>
           <w:color w:val="000000" w:themeColor="text1"/>
         </w:rPr>
-        <w:t>ia SwiftOnSecurity's Sysm</w:t>
+        <w:t xml:space="preserve">ia </w:t>
+      </w:r>
+      <w:proofErr w:type="spellStart"/>
+      <w:r>
+        <w:rPr>
+          <w:rFonts w:ascii="Arial" w:eastAsia="Arial" w:hAnsi="Arial" w:cs="Arial"/>
+          <w:color w:val="000000" w:themeColor="text1"/>
+        </w:rPr>
+        <w:t>SwiftOnSecurity's</w:t>
+      </w:r>
+      <w:proofErr w:type="spellEnd"/>
+      <w:r>
+        <w:rPr>
+          <w:rFonts w:ascii="Arial" w:eastAsia="Arial" w:hAnsi="Arial" w:cs="Arial"/>
+          <w:color w:val="000000" w:themeColor="text1"/>
+        </w:rPr>
+        <w:t xml:space="preserve"> Sysm</w:t>
       </w:r>
       <w:r>
         <w:rPr>
@@ -5572,11 +5867,19 @@
           <w:lang w:val="en-US"/>
         </w:rPr>
       </w:pPr>
+      <w:proofErr w:type="gramStart"/>
       <w:r>
         <w:rPr>
           <w:rFonts w:ascii="Aptos" w:eastAsia="Aptos" w:hAnsi="Aptos" w:cs="Aptos"/>
         </w:rPr>
-        <w:t>&lt;!--Registry Sets--&gt;</w:t>
+        <w:t>&lt;!--</w:t>
+      </w:r>
+      <w:proofErr w:type="gramEnd"/>
+      <w:r>
+        <w:rPr>
+          <w:rFonts w:ascii="Aptos" w:eastAsia="Aptos" w:hAnsi="Aptos" w:cs="Aptos"/>
+        </w:rPr>
+        <w:t>Registry Sets--&gt;</w:t>
       </w:r>
     </w:p>
     <w:p>
@@ -5591,7 +5894,21 @@
         <w:rPr>
           <w:rFonts w:ascii="Aptos" w:eastAsia="Aptos" w:hAnsi="Aptos" w:cs="Aptos"/>
         </w:rPr>
-        <w:t xml:space="preserve">            &lt;TargetObject condition="end with"&gt;</w:t>
+        <w:t xml:space="preserve">            &lt;</w:t>
+      </w:r>
+      <w:proofErr w:type="spellStart"/>
+      <w:r>
+        <w:rPr>
+          <w:rFonts w:ascii="Aptos" w:eastAsia="Aptos" w:hAnsi="Aptos" w:cs="Aptos"/>
+        </w:rPr>
+        <w:t>TargetObject</w:t>
+      </w:r>
+      <w:proofErr w:type="spellEnd"/>
+      <w:r>
+        <w:rPr>
+          <w:rFonts w:ascii="Aptos" w:eastAsia="Aptos" w:hAnsi="Aptos" w:cs="Aptos"/>
+        </w:rPr>
+        <w:t xml:space="preserve"> condition="end with"&gt;</w:t>
       </w:r>
       <w:r>
         <w:rPr>
@@ -5620,7 +5937,21 @@
         <w:rPr>
           <w:rFonts w:ascii="Aptos" w:eastAsia="Aptos" w:hAnsi="Aptos" w:cs="Aptos"/>
         </w:rPr>
-        <w:t xml:space="preserve">            &lt;TargetObject condition="end with"&gt;</w:t>
+        <w:t xml:space="preserve">            &lt;</w:t>
+      </w:r>
+      <w:proofErr w:type="spellStart"/>
+      <w:r>
+        <w:rPr>
+          <w:rFonts w:ascii="Aptos" w:eastAsia="Aptos" w:hAnsi="Aptos" w:cs="Aptos"/>
+        </w:rPr>
+        <w:t>TargetObject</w:t>
+      </w:r>
+      <w:proofErr w:type="spellEnd"/>
+      <w:r>
+        <w:rPr>
+          <w:rFonts w:ascii="Aptos" w:eastAsia="Aptos" w:hAnsi="Aptos" w:cs="Aptos"/>
+        </w:rPr>
+        <w:t xml:space="preserve"> condition="end with"&gt;</w:t>
       </w:r>
       <w:r>
         <w:rPr>
@@ -5628,42 +5959,37 @@
           <w:b w:val="0"/>
           <w:bCs w:val="0"/>
         </w:rPr>
-        <w:t>\Policies\System\ConsentPromptBehvaiourUser</w:t>
-      </w:r>
-      <w:r>
-        <w:rPr>
-          <w:rFonts w:ascii="Aptos" w:eastAsia="Aptos" w:hAnsi="Aptos" w:cs="Aptos"/>
-        </w:rPr>
-        <w:t>&lt;/TargetObject&gt;</w:t>
-      </w:r>
-    </w:p>
-    <w:p>
-      <w:pPr>
-        <w:pStyle w:val="Code"/>
-        <w:rPr>
-          <w:rFonts w:ascii="Aptos" w:eastAsia="Aptos" w:hAnsi="Aptos" w:cs="Aptos"/>
-          <w:lang w:val="en-US"/>
-        </w:rPr>
-      </w:pPr>
-      <w:r>
-        <w:rPr>
-          <w:rFonts w:ascii="Aptos" w:eastAsia="Aptos" w:hAnsi="Aptos" w:cs="Aptos"/>
-        </w:rPr>
-        <w:t xml:space="preserve">            &lt;TargetObject condition="end with"&gt;\</w:t>
-      </w:r>
+        <w:t>\Policies\System\</w:t>
+      </w:r>
+      <w:proofErr w:type="spellStart"/>
       <w:r>
         <w:rPr>
           <w:rFonts w:ascii="Aptos" w:eastAsia="Aptos" w:hAnsi="Aptos" w:cs="Aptos"/>
           <w:b w:val="0"/>
           <w:bCs w:val="0"/>
         </w:rPr>
-        <w:t>Policies\System\ConsentPromptBehaviorEnhancedAdmin</w:t>
-      </w:r>
+        <w:t>ConsentPromptBehvaiourUser</w:t>
+      </w:r>
+      <w:proofErr w:type="spellEnd"/>
       <w:r>
         <w:rPr>
           <w:rFonts w:ascii="Aptos" w:eastAsia="Aptos" w:hAnsi="Aptos" w:cs="Aptos"/>
         </w:rPr>
-        <w:t>&lt;/TargetObject&gt;</w:t>
+        <w:t>&lt;/</w:t>
+      </w:r>
+      <w:proofErr w:type="spellStart"/>
+      <w:r>
+        <w:rPr>
+          <w:rFonts w:ascii="Aptos" w:eastAsia="Aptos" w:hAnsi="Aptos" w:cs="Aptos"/>
+        </w:rPr>
+        <w:t>TargetObject</w:t>
+      </w:r>
+      <w:proofErr w:type="spellEnd"/>
+      <w:r>
+        <w:rPr>
+          <w:rFonts w:ascii="Aptos" w:eastAsia="Aptos" w:hAnsi="Aptos" w:cs="Aptos"/>
+        </w:rPr>
+        <w:t>&gt;</w:t>
       </w:r>
     </w:p>
     <w:p>
@@ -5678,7 +6004,21 @@
         <w:rPr>
           <w:rFonts w:ascii="Aptos" w:eastAsia="Aptos" w:hAnsi="Aptos" w:cs="Aptos"/>
         </w:rPr>
-        <w:t xml:space="preserve">            &lt;TargetObject condition="end with"&gt;</w:t>
+        <w:t xml:space="preserve">            &lt;</w:t>
+      </w:r>
+      <w:proofErr w:type="spellStart"/>
+      <w:r>
+        <w:rPr>
+          <w:rFonts w:ascii="Aptos" w:eastAsia="Aptos" w:hAnsi="Aptos" w:cs="Aptos"/>
+        </w:rPr>
+        <w:t>TargetObject</w:t>
+      </w:r>
+      <w:proofErr w:type="spellEnd"/>
+      <w:r>
+        <w:rPr>
+          <w:rFonts w:ascii="Aptos" w:eastAsia="Aptos" w:hAnsi="Aptos" w:cs="Aptos"/>
+        </w:rPr>
+        <w:t xml:space="preserve"> condition="end with"&gt;\</w:t>
       </w:r>
       <w:r>
         <w:rPr>
@@ -5686,7 +6026,7 @@
           <w:b w:val="0"/>
           <w:bCs w:val="0"/>
         </w:rPr>
-        <w:t>\Policies\System\PromptOnSecureDesktop</w:t>
+        <w:t>Policies\System\ConsentPromptBehaviorEnhancedAdmin</w:t>
       </w:r>
       <w:r>
         <w:rPr>
@@ -5707,7 +6047,21 @@
         <w:rPr>
           <w:rFonts w:ascii="Aptos" w:eastAsia="Aptos" w:hAnsi="Aptos" w:cs="Aptos"/>
         </w:rPr>
-        <w:t xml:space="preserve">            &lt;TargetObject condition="end with"&gt;</w:t>
+        <w:t xml:space="preserve">            &lt;</w:t>
+      </w:r>
+      <w:proofErr w:type="spellStart"/>
+      <w:r>
+        <w:rPr>
+          <w:rFonts w:ascii="Aptos" w:eastAsia="Aptos" w:hAnsi="Aptos" w:cs="Aptos"/>
+        </w:rPr>
+        <w:t>TargetObject</w:t>
+      </w:r>
+      <w:proofErr w:type="spellEnd"/>
+      <w:r>
+        <w:rPr>
+          <w:rFonts w:ascii="Aptos" w:eastAsia="Aptos" w:hAnsi="Aptos" w:cs="Aptos"/>
+        </w:rPr>
+        <w:t xml:space="preserve"> condition="end with"&gt;</w:t>
       </w:r>
       <w:r>
         <w:rPr>
@@ -5715,13 +6069,104 @@
           <w:b w:val="0"/>
           <w:bCs w:val="0"/>
         </w:rPr>
-        <w:t>\Policies\System\EnableLUA</w:t>
-      </w:r>
+        <w:t>\Policies\System\</w:t>
+      </w:r>
+      <w:proofErr w:type="spellStart"/>
       <w:r>
         <w:rPr>
           <w:rFonts w:ascii="Aptos" w:eastAsia="Aptos" w:hAnsi="Aptos" w:cs="Aptos"/>
-        </w:rPr>
-        <w:t>&lt;/TargetObject&gt;</w:t>
+          <w:b w:val="0"/>
+          <w:bCs w:val="0"/>
+        </w:rPr>
+        <w:t>PromptOnSecureDesktop</w:t>
+      </w:r>
+      <w:proofErr w:type="spellEnd"/>
+      <w:r>
+        <w:rPr>
+          <w:rFonts w:ascii="Aptos" w:eastAsia="Aptos" w:hAnsi="Aptos" w:cs="Aptos"/>
+        </w:rPr>
+        <w:t>&lt;/</w:t>
+      </w:r>
+      <w:proofErr w:type="spellStart"/>
+      <w:r>
+        <w:rPr>
+          <w:rFonts w:ascii="Aptos" w:eastAsia="Aptos" w:hAnsi="Aptos" w:cs="Aptos"/>
+        </w:rPr>
+        <w:t>TargetObject</w:t>
+      </w:r>
+      <w:proofErr w:type="spellEnd"/>
+      <w:r>
+        <w:rPr>
+          <w:rFonts w:ascii="Aptos" w:eastAsia="Aptos" w:hAnsi="Aptos" w:cs="Aptos"/>
+        </w:rPr>
+        <w:t>&gt;</w:t>
+      </w:r>
+    </w:p>
+    <w:p>
+      <w:pPr>
+        <w:pStyle w:val="Code"/>
+        <w:rPr>
+          <w:rFonts w:ascii="Aptos" w:eastAsia="Aptos" w:hAnsi="Aptos" w:cs="Aptos"/>
+          <w:lang w:val="en-US"/>
+        </w:rPr>
+      </w:pPr>
+      <w:r>
+        <w:rPr>
+          <w:rFonts w:ascii="Aptos" w:eastAsia="Aptos" w:hAnsi="Aptos" w:cs="Aptos"/>
+        </w:rPr>
+        <w:t xml:space="preserve">            &lt;</w:t>
+      </w:r>
+      <w:proofErr w:type="spellStart"/>
+      <w:r>
+        <w:rPr>
+          <w:rFonts w:ascii="Aptos" w:eastAsia="Aptos" w:hAnsi="Aptos" w:cs="Aptos"/>
+        </w:rPr>
+        <w:t>TargetObject</w:t>
+      </w:r>
+      <w:proofErr w:type="spellEnd"/>
+      <w:r>
+        <w:rPr>
+          <w:rFonts w:ascii="Aptos" w:eastAsia="Aptos" w:hAnsi="Aptos" w:cs="Aptos"/>
+        </w:rPr>
+        <w:t xml:space="preserve"> condition="end with"&gt;</w:t>
+      </w:r>
+      <w:r>
+        <w:rPr>
+          <w:rFonts w:ascii="Aptos" w:eastAsia="Aptos" w:hAnsi="Aptos" w:cs="Aptos"/>
+          <w:b w:val="0"/>
+          <w:bCs w:val="0"/>
+        </w:rPr>
+        <w:t>\Policies\System\</w:t>
+      </w:r>
+      <w:proofErr w:type="spellStart"/>
+      <w:r>
+        <w:rPr>
+          <w:rFonts w:ascii="Aptos" w:eastAsia="Aptos" w:hAnsi="Aptos" w:cs="Aptos"/>
+          <w:b w:val="0"/>
+          <w:bCs w:val="0"/>
+        </w:rPr>
+        <w:t>EnableLUA</w:t>
+      </w:r>
+      <w:proofErr w:type="spellEnd"/>
+      <w:r>
+        <w:rPr>
+          <w:rFonts w:ascii="Aptos" w:eastAsia="Aptos" w:hAnsi="Aptos" w:cs="Aptos"/>
+        </w:rPr>
+        <w:t>&lt;/</w:t>
+      </w:r>
+      <w:proofErr w:type="spellStart"/>
+      <w:r>
+        <w:rPr>
+          <w:rFonts w:ascii="Aptos" w:eastAsia="Aptos" w:hAnsi="Aptos" w:cs="Aptos"/>
+        </w:rPr>
+        <w:t>TargetObject</w:t>
+      </w:r>
+      <w:proofErr w:type="spellEnd"/>
+      <w:r>
+        <w:rPr>
+          <w:rFonts w:ascii="Aptos" w:eastAsia="Aptos" w:hAnsi="Aptos" w:cs="Aptos"/>
+        </w:rPr>
+        <w:t>&gt;</w:t>
       </w:r>
     </w:p>
     <w:p>
@@ -5804,7 +6249,7 @@
           <w:u w:val="single"/>
         </w:rPr>
       </w:pPr>
-      <w:bookmarkStart w:id="9" w:name="_Toc243301958"/>
+      <w:bookmarkStart w:id="9" w:name="_Toc243467612"/>
       <w:r>
         <w:rPr>
           <w:rFonts w:ascii="Arial" w:eastAsia="Arial" w:hAnsi="Arial" w:cs="Arial"/>
@@ -5897,7 +6342,7 @@
           <w:u w:val="single"/>
         </w:rPr>
       </w:pPr>
-      <w:bookmarkStart w:id="10" w:name="_Toc243301959"/>
+      <w:bookmarkStart w:id="10" w:name="_Toc243467613"/>
       <w:r>
         <w:rPr>
           <w:rFonts w:ascii="Arial" w:eastAsia="Arial" w:hAnsi="Arial" w:cs="Arial"/>
@@ -6367,7 +6812,7 @@
           <w:u w:val="single"/>
         </w:rPr>
       </w:pPr>
-      <w:bookmarkStart w:id="11" w:name="_Toc243301960"/>
+      <w:bookmarkStart w:id="11" w:name="_Toc243467614"/>
       <w:r>
         <w:rPr>
           <w:rFonts w:ascii="Arial" w:eastAsia="Arial" w:hAnsi="Arial" w:cs="Arial"/>
@@ -6515,7 +6960,7 @@
           <w:rFonts w:ascii="Arial" w:eastAsia="Arial" w:hAnsi="Arial" w:cs="Arial"/>
         </w:rPr>
       </w:pPr>
-      <w:bookmarkStart w:id="12" w:name="_Toc243301961"/>
+      <w:bookmarkStart w:id="12" w:name="_Toc243467615"/>
       <w:r>
         <w:rPr>
           <w:rFonts w:ascii="Arial" w:eastAsia="Arial" w:hAnsi="Arial" w:cs="Arial"/>
@@ -6563,7 +7008,7 @@
           <w:rFonts w:ascii="Arial" w:hAnsi="Arial" w:cs="Arial"/>
         </w:rPr>
       </w:pPr>
-      <w:bookmarkStart w:id="13" w:name="_Toc243301962"/>
+      <w:bookmarkStart w:id="13" w:name="_Toc243467616"/>
       <w:r>
         <w:rPr>
           <w:rFonts w:ascii="Arial" w:hAnsi="Arial" w:cs="Arial"/>
@@ -6915,6 +7360,7 @@
                 <w:rFonts w:ascii="Arial" w:hAnsi="Arial" w:cs="Arial"/>
               </w:rPr>
             </w:pPr>
+            <w:proofErr w:type="spellStart"/>
             <w:r>
               <w:rPr>
                 <w:rFonts w:ascii="Arial" w:eastAsia="Calibri" w:hAnsi="Arial" w:cs="Arial"/>
@@ -6922,8 +7368,29 @@
                 <w:sz w:val="22"/>
                 <w:szCs w:val="22"/>
               </w:rPr>
-              <w:t>powershell –enc AVGVGHSgaHGV</w:t>
-            </w:r>
+              <w:t>powershell</w:t>
+            </w:r>
+            <w:proofErr w:type="spellEnd"/>
+            <w:r>
+              <w:rPr>
+                <w:rFonts w:ascii="Arial" w:eastAsia="Calibri" w:hAnsi="Arial" w:cs="Arial"/>
+                <w:color w:val="000000" w:themeColor="text1"/>
+                <w:sz w:val="22"/>
+                <w:szCs w:val="22"/>
+              </w:rPr>
+              <w:t xml:space="preserve"> –enc </w:t>
+            </w:r>
+            <w:proofErr w:type="spellStart"/>
+            <w:r>
+              <w:rPr>
+                <w:rFonts w:ascii="Arial" w:eastAsia="Calibri" w:hAnsi="Arial" w:cs="Arial"/>
+                <w:color w:val="000000" w:themeColor="text1"/>
+                <w:sz w:val="22"/>
+                <w:szCs w:val="22"/>
+              </w:rPr>
+              <w:t>AVGVGHSgaHGV</w:t>
+            </w:r>
+            <w:proofErr w:type="spellEnd"/>
           </w:p>
         </w:tc>
       </w:tr>
@@ -6975,7 +7442,16 @@
                 <w:sz w:val="22"/>
                 <w:szCs w:val="22"/>
               </w:rPr>
-              <w:t>12/10/2026 15:48</w:t>
+              <w:t>12/10/2026 15:4</w:t>
+            </w:r>
+            <w:r>
+              <w:rPr>
+                <w:rFonts w:ascii="Arial" w:eastAsia="Calibri" w:hAnsi="Arial" w:cs="Arial"/>
+                <w:color w:val="000000" w:themeColor="text1"/>
+                <w:sz w:val="22"/>
+                <w:szCs w:val="22"/>
+              </w:rPr>
+              <w:t>9</w:t>
             </w:r>
           </w:p>
         </w:tc>
@@ -7034,6 +7510,7 @@
                 <w:rFonts w:ascii="Arial" w:hAnsi="Arial" w:cs="Arial"/>
               </w:rPr>
             </w:pPr>
+            <w:proofErr w:type="spellStart"/>
             <w:r>
               <w:rPr>
                 <w:rFonts w:ascii="Arial" w:eastAsia="Calibri" w:hAnsi="Arial" w:cs="Arial"/>
@@ -7041,7 +7518,17 @@
                 <w:sz w:val="22"/>
                 <w:szCs w:val="22"/>
               </w:rPr>
-              <w:t>powershell -enc</w:t>
+              <w:t>powershell</w:t>
+            </w:r>
+            <w:proofErr w:type="spellEnd"/>
+            <w:r>
+              <w:rPr>
+                <w:rFonts w:ascii="Arial" w:eastAsia="Calibri" w:hAnsi="Arial" w:cs="Arial"/>
+                <w:color w:val="000000" w:themeColor="text1"/>
+                <w:sz w:val="22"/>
+                <w:szCs w:val="22"/>
+              </w:rPr>
+              <w:t xml:space="preserve"> -enc</w:t>
             </w:r>
           </w:p>
         </w:tc>
@@ -7547,7 +8034,7 @@
           <w:rFonts w:ascii="Arial" w:hAnsi="Arial" w:cs="Arial"/>
         </w:rPr>
       </w:pPr>
-      <w:bookmarkStart w:id="14" w:name="_Toc243301963"/>
+      <w:bookmarkStart w:id="14" w:name="_Toc243467617"/>
       <w:r>
         <w:rPr>
           <w:rFonts w:ascii="Arial" w:hAnsi="Arial" w:cs="Arial"/>
@@ -8251,8 +8738,16 @@
               <w:rPr>
                 <w:rFonts w:ascii="Arial" w:hAnsi="Arial" w:cs="Arial"/>
               </w:rPr>
-              <w:t>.EXE ran powershell</w:t>
-            </w:r>
+              <w:t xml:space="preserve">.EXE ran </w:t>
+            </w:r>
+            <w:proofErr w:type="spellStart"/>
+            <w:r>
+              <w:rPr>
+                <w:rFonts w:ascii="Arial" w:hAnsi="Arial" w:cs="Arial"/>
+              </w:rPr>
+              <w:t>powershell</w:t>
+            </w:r>
+            <w:proofErr w:type="spellEnd"/>
             <w:r>
               <w:rPr>
                 <w:rFonts w:ascii="Arial" w:hAnsi="Arial" w:cs="Arial"/>
@@ -8338,11 +8833,19 @@
                 <w:rFonts w:ascii="Arial" w:hAnsi="Arial" w:cs="Arial"/>
               </w:rPr>
             </w:pPr>
+            <w:proofErr w:type="spellStart"/>
             <w:r>
               <w:rPr>
                 <w:rFonts w:ascii="Arial" w:hAnsi="Arial" w:cs="Arial"/>
               </w:rPr>
-              <w:t>TestCommand (</w:t>
+              <w:t>TestCommand</w:t>
+            </w:r>
+            <w:proofErr w:type="spellEnd"/>
+            <w:r>
+              <w:rPr>
+                <w:rFonts w:ascii="Arial" w:hAnsi="Arial" w:cs="Arial"/>
+              </w:rPr>
+              <w:t xml:space="preserve"> (</w:t>
             </w:r>
             <w:r>
               <w:rPr>
@@ -8422,7 +8925,15 @@
         <w:pStyle w:val="Table-Header"/>
       </w:pPr>
       <w:r>
-        <w:t>Table 3 - cvs file example output after running the prototype – macro specific. </w:t>
+        <w:t xml:space="preserve">Table 3 - </w:t>
+      </w:r>
+      <w:proofErr w:type="spellStart"/>
+      <w:r>
+        <w:t>cvs</w:t>
+      </w:r>
+      <w:proofErr w:type="spellEnd"/>
+      <w:r>
+        <w:t xml:space="preserve"> file example output after running the prototype – macro specific. </w:t>
       </w:r>
     </w:p>
     <w:p>
@@ -8527,11 +9038,19 @@
         </w:rPr>
         <w:t>Excel (</w:t>
       </w:r>
-      <w:r>
-        <w:rPr>
-          <w:rFonts w:ascii="Arial" w:hAnsi="Arial" w:cs="Arial"/>
-        </w:rPr>
-        <w:t>Bryntze, 2024)</w:t>
+      <w:proofErr w:type="spellStart"/>
+      <w:r>
+        <w:rPr>
+          <w:rFonts w:ascii="Arial" w:hAnsi="Arial" w:cs="Arial"/>
+        </w:rPr>
+        <w:t>Bryntze</w:t>
+      </w:r>
+      <w:proofErr w:type="spellEnd"/>
+      <w:r>
+        <w:rPr>
+          <w:rFonts w:ascii="Arial" w:hAnsi="Arial" w:cs="Arial"/>
+        </w:rPr>
+        <w:t>, 2024)</w:t>
       </w:r>
       <w:r>
         <w:rPr>
@@ -8644,7 +9163,35 @@
         <w:rPr>
           <w:rFonts w:ascii="Arial" w:hAnsi="Arial" w:cs="Arial"/>
         </w:rPr>
-        <w:t>application that the macro has opened is in the “risk_low” section or in the “risk_image” section</w:t>
+        <w:t>application that the macro has opened is in the “</w:t>
+      </w:r>
+      <w:proofErr w:type="spellStart"/>
+      <w:r>
+        <w:rPr>
+          <w:rFonts w:ascii="Arial" w:hAnsi="Arial" w:cs="Arial"/>
+        </w:rPr>
+        <w:t>risk_low</w:t>
+      </w:r>
+      <w:proofErr w:type="spellEnd"/>
+      <w:r>
+        <w:rPr>
+          <w:rFonts w:ascii="Arial" w:hAnsi="Arial" w:cs="Arial"/>
+        </w:rPr>
+        <w:t>” section or in the “</w:t>
+      </w:r>
+      <w:proofErr w:type="spellStart"/>
+      <w:r>
+        <w:rPr>
+          <w:rFonts w:ascii="Arial" w:hAnsi="Arial" w:cs="Arial"/>
+        </w:rPr>
+        <w:t>risk_image</w:t>
+      </w:r>
+      <w:proofErr w:type="spellEnd"/>
+      <w:r>
+        <w:rPr>
+          <w:rFonts w:ascii="Arial" w:hAnsi="Arial" w:cs="Arial"/>
+        </w:rPr>
+        <w:t>” section</w:t>
       </w:r>
       <w:r>
         <w:rPr>
@@ -8810,7 +9357,7 @@
           <w:rFonts w:ascii="Arial" w:hAnsi="Arial" w:cs="Arial"/>
         </w:rPr>
       </w:pPr>
-      <w:bookmarkStart w:id="15" w:name="_Toc243301964"/>
+      <w:bookmarkStart w:id="15" w:name="_Toc243467618"/>
       <w:r>
         <w:rPr>
           <w:rFonts w:ascii="Arial" w:hAnsi="Arial" w:cs="Arial"/>
@@ -10064,11 +10611,19 @@
                 <w:rFonts w:ascii="Arial" w:hAnsi="Arial" w:cs="Arial"/>
               </w:rPr>
             </w:pPr>
+            <w:proofErr w:type="spellStart"/>
             <w:r>
               <w:rPr>
                 <w:rFonts w:ascii="Arial" w:hAnsi="Arial" w:cs="Arial"/>
               </w:rPr>
-              <w:t>PromptOnSecureDesktop </w:t>
+              <w:t>PromptOnSecureDesktop</w:t>
+            </w:r>
+            <w:proofErr w:type="spellEnd"/>
+            <w:r>
+              <w:rPr>
+                <w:rFonts w:ascii="Arial" w:hAnsi="Arial" w:cs="Arial"/>
+              </w:rPr>
+              <w:t> </w:t>
             </w:r>
           </w:p>
         </w:tc>
@@ -10179,7 +10734,15 @@
         <w:pStyle w:val="Table-Header"/>
       </w:pPr>
       <w:r>
-        <w:t>Table 4 - .cvs file example output after running the prototype – privilege checking specific. </w:t>
+        <w:t>Table 4 - .</w:t>
+      </w:r>
+      <w:proofErr w:type="spellStart"/>
+      <w:r>
+        <w:t>cvs</w:t>
+      </w:r>
+      <w:proofErr w:type="spellEnd"/>
+      <w:r>
+        <w:t xml:space="preserve"> file example output after running the prototype – privilege checking specific. </w:t>
       </w:r>
     </w:p>
     <w:p>
@@ -10189,7 +10752,7 @@
           <w:rFonts w:ascii="Arial" w:hAnsi="Arial" w:cs="Arial"/>
         </w:rPr>
       </w:pPr>
-      <w:bookmarkStart w:id="16" w:name="_Toc243301965"/>
+      <w:bookmarkStart w:id="16" w:name="_Toc243467619"/>
       <w:r>
         <w:rPr>
           <w:rFonts w:ascii="Arial" w:hAnsi="Arial" w:cs="Arial"/>
@@ -10358,13 +10921,27 @@
         <w:rPr>
           <w:rFonts w:ascii="Arial" w:eastAsia="Arial" w:hAnsi="Arial" w:cs="Arial"/>
         </w:rPr>
-        <w:t>leading to,</w:t>
-      </w:r>
-      <w:r>
-        <w:rPr>
-          <w:rFonts w:ascii="Arial" w:eastAsia="Arial" w:hAnsi="Arial" w:cs="Arial"/>
-        </w:rPr>
-        <w:t xml:space="preserve"> and lets the user know if the signature of the </w:t>
+        <w:t xml:space="preserve">leading </w:t>
+      </w:r>
+      <w:proofErr w:type="gramStart"/>
+      <w:r>
+        <w:rPr>
+          <w:rFonts w:ascii="Arial" w:eastAsia="Arial" w:hAnsi="Arial" w:cs="Arial"/>
+        </w:rPr>
+        <w:t>to,</w:t>
+      </w:r>
+      <w:r>
+        <w:rPr>
+          <w:rFonts w:ascii="Arial" w:eastAsia="Arial" w:hAnsi="Arial" w:cs="Arial"/>
+        </w:rPr>
+        <w:t xml:space="preserve"> and</w:t>
+      </w:r>
+      <w:proofErr w:type="gramEnd"/>
+      <w:r>
+        <w:rPr>
+          <w:rFonts w:ascii="Arial" w:eastAsia="Arial" w:hAnsi="Arial" w:cs="Arial"/>
+        </w:rPr>
+        <w:t xml:space="preserve"> lets the user know if the signature of the </w:t>
       </w:r>
       <w:r>
         <w:rPr>
@@ -10376,7 +10953,19 @@
         <w:rPr>
           <w:rFonts w:ascii="Arial" w:eastAsia="Arial" w:hAnsi="Arial" w:cs="Arial"/>
         </w:rPr>
-        <w:t xml:space="preserve"> (Table 4)</w:t>
+        <w:t xml:space="preserve"> (Table </w:t>
+      </w:r>
+      <w:r>
+        <w:rPr>
+          <w:rFonts w:ascii="Arial" w:eastAsia="Arial" w:hAnsi="Arial" w:cs="Arial"/>
+        </w:rPr>
+        <w:t>5</w:t>
+      </w:r>
+      <w:r>
+        <w:rPr>
+          <w:rFonts w:ascii="Arial" w:eastAsia="Arial" w:hAnsi="Arial" w:cs="Arial"/>
+        </w:rPr>
+        <w:t>)</w:t>
       </w:r>
       <w:r>
         <w:rPr>
@@ -10841,7 +11430,25 @@
                 <w:sz w:val="22"/>
                 <w:szCs w:val="22"/>
               </w:rPr>
-              <w:t>C:\Users\vboxuser\AppData\Roaming\Microsoft\Windows\Start Menu\Programs\Startup\Test_powershell.lnk </w:t>
+              <w:t>C:\Users\vboxuser\AppData\Roaming\Microsoft\Windows\Start Menu\Programs\Startup\</w:t>
+            </w:r>
+            <w:proofErr w:type="spellStart"/>
+            <w:r>
+              <w:rPr>
+                <w:rFonts w:ascii="Arial" w:eastAsia="Arial" w:hAnsi="Arial" w:cs="Arial"/>
+                <w:sz w:val="22"/>
+                <w:szCs w:val="22"/>
+              </w:rPr>
+              <w:t>Test_powershell.lnk</w:t>
+            </w:r>
+            <w:proofErr w:type="spellEnd"/>
+            <w:r>
+              <w:rPr>
+                <w:rFonts w:ascii="Arial" w:eastAsia="Arial" w:hAnsi="Arial" w:cs="Arial"/>
+                <w:sz w:val="22"/>
+                <w:szCs w:val="22"/>
+              </w:rPr>
+              <w:t> </w:t>
             </w:r>
           </w:p>
         </w:tc>
@@ -11144,8 +11751,18 @@
                 <w:sz w:val="22"/>
                 <w:szCs w:val="22"/>
               </w:rPr>
-              <w:t>\WindowsPowerShell</w:t>
-            </w:r>
+              <w:t>\</w:t>
+            </w:r>
+            <w:proofErr w:type="spellStart"/>
+            <w:r>
+              <w:rPr>
+                <w:rFonts w:ascii="Arial" w:eastAsia="Arial" w:hAnsi="Arial" w:cs="Arial"/>
+                <w:sz w:val="22"/>
+                <w:szCs w:val="22"/>
+              </w:rPr>
+              <w:t>WindowsPowerShell</w:t>
+            </w:r>
+            <w:proofErr w:type="spellEnd"/>
             <w:r>
               <w:rPr>
                 <w:rFonts w:ascii="Arial" w:eastAsia="Arial" w:hAnsi="Arial" w:cs="Arial"/>
@@ -11289,10 +11906,18 @@
         <w:t xml:space="preserve">Table </w:t>
       </w:r>
       <w:r>
-        <w:t>4</w:t>
-      </w:r>
-      <w:r>
-        <w:t xml:space="preserve"> - .cvs file example output after running the prototype – startup folder checking specific. The table is split into two for formatting purposes, however in the csv file there is only one table</w:t>
+        <w:t>5</w:t>
+      </w:r>
+      <w:r>
+        <w:t>- .</w:t>
+      </w:r>
+      <w:proofErr w:type="spellStart"/>
+      <w:r>
+        <w:t>cvs</w:t>
+      </w:r>
+      <w:proofErr w:type="spellEnd"/>
+      <w:r>
+        <w:t xml:space="preserve"> file example output after running the prototype – startup folder checking specific. The table is split into two for formatting purposes, however in the csv file there is only one table</w:t>
       </w:r>
     </w:p>
     <w:p>
@@ -11317,7 +11942,21 @@
         <w:rPr>
           <w:rFonts w:ascii="Arial" w:eastAsia="Arial" w:hAnsi="Arial" w:cs="Arial"/>
         </w:rPr>
-        <w:t xml:space="preserve"> name of file that is either in the start-up or that is what the short-cut directs to, and checks if its part of the high-risk list it has (Figure 15). The additional reason “Suspicious base image in startup shortcut” is shown if that is the case. </w:t>
+        <w:t xml:space="preserve"> name of file that is either in the start-up or that is what the short-cut directs to, and checks if </w:t>
+      </w:r>
+      <w:proofErr w:type="spellStart"/>
+      <w:r>
+        <w:rPr>
+          <w:rFonts w:ascii="Arial" w:eastAsia="Arial" w:hAnsi="Arial" w:cs="Arial"/>
+        </w:rPr>
+        <w:t>its</w:t>
+      </w:r>
+      <w:proofErr w:type="spellEnd"/>
+      <w:r>
+        <w:rPr>
+          <w:rFonts w:ascii="Arial" w:eastAsia="Arial" w:hAnsi="Arial" w:cs="Arial"/>
+        </w:rPr>
+        <w:t xml:space="preserve"> part of the high-risk list it has (Figure 15). The additional reason “Suspicious base image in startup shortcut” is shown if that is the case. </w:t>
       </w:r>
       <w:r>
         <w:rPr>
@@ -11432,19 +12071,7 @@
         <w:rPr>
           <w:rFonts w:ascii="Arial" w:eastAsia="Arial" w:hAnsi="Arial" w:cs="Arial"/>
         </w:rPr>
-        <w:t xml:space="preserve">Unknown, likely unable to validate. Input </w:t>
-      </w:r>
-      <w:r>
-        <w:rPr>
-          <w:rFonts w:ascii="Arial" w:eastAsia="Arial" w:hAnsi="Arial" w:cs="Arial"/>
-        </w:rPr>
-        <w:t>was</w:t>
-      </w:r>
-      <w:r>
-        <w:rPr>
-          <w:rFonts w:ascii="Arial" w:eastAsia="Arial" w:hAnsi="Arial" w:cs="Arial"/>
-        </w:rPr>
-        <w:t xml:space="preserve"> </w:t>
+        <w:t xml:space="preserve">Unknown, likely unable to validate. Input was </w:t>
       </w:r>
       <w:r>
         <w:rPr>
@@ -11724,15 +12351,18 @@
     <w:p>
       <w:pPr>
         <w:pStyle w:val="Heading1"/>
-        <w:rPr>
-          <w:rFonts w:ascii="Arial" w:eastAsia="Arial" w:hAnsi="Arial" w:cs="Arial"/>
-        </w:rPr>
-      </w:pPr>
-      <w:bookmarkStart w:id="17" w:name="_Toc243301966"/>
-      <w:r>
-        <w:rPr>
-          <w:rFonts w:ascii="Arial" w:eastAsia="Arial" w:hAnsi="Arial" w:cs="Arial"/>
-        </w:rPr>
+        <w:pageBreakBefore/>
+        <w:spacing w:line="278" w:lineRule="auto"/>
+        <w:rPr>
+          <w:rFonts w:ascii="Arial" w:eastAsia="Arial" w:hAnsi="Arial" w:cs="Arial"/>
+        </w:rPr>
+      </w:pPr>
+      <w:bookmarkStart w:id="17" w:name="_Toc243467620"/>
+      <w:r>
+        <w:rPr>
+          <w:rFonts w:ascii="Arial" w:eastAsia="Arial" w:hAnsi="Arial" w:cs="Arial"/>
+        </w:rPr>
+        <w:lastRenderedPageBreak/>
         <w:t>References:</w:t>
       </w:r>
       <w:bookmarkEnd w:id="17"/>
@@ -11752,11 +12382,19 @@
           <w:rFonts w:ascii="Arial" w:hAnsi="Arial" w:cs="Arial"/>
         </w:rPr>
       </w:pPr>
-      <w:r>
-        <w:rPr>
-          <w:rFonts w:ascii="Arial" w:hAnsi="Arial" w:cs="Arial"/>
-        </w:rPr>
-        <w:t xml:space="preserve">Bryntze, J. (2025, January 20). </w:t>
+      <w:proofErr w:type="spellStart"/>
+      <w:r>
+        <w:rPr>
+          <w:rFonts w:ascii="Arial" w:hAnsi="Arial" w:cs="Arial"/>
+        </w:rPr>
+        <w:t>Bryntze</w:t>
+      </w:r>
+      <w:proofErr w:type="spellEnd"/>
+      <w:r>
+        <w:rPr>
+          <w:rFonts w:ascii="Arial" w:hAnsi="Arial" w:cs="Arial"/>
+        </w:rPr>
+        <w:t xml:space="preserve">, J. (2025, January 20). </w:t>
       </w:r>
       <w:r>
         <w:rPr>
@@ -11770,7 +12408,21 @@
         <w:rPr>
           <w:rFonts w:ascii="Arial" w:hAnsi="Arial" w:cs="Arial"/>
         </w:rPr>
-        <w:t xml:space="preserve"> groovyPost. https://www.groovypost.com/explainer/ai-exe-why-running/</w:t>
+        <w:t xml:space="preserve"> </w:t>
+      </w:r>
+      <w:proofErr w:type="spellStart"/>
+      <w:r>
+        <w:rPr>
+          <w:rFonts w:ascii="Arial" w:hAnsi="Arial" w:cs="Arial"/>
+        </w:rPr>
+        <w:t>groovyPost</w:t>
+      </w:r>
+      <w:proofErr w:type="spellEnd"/>
+      <w:r>
+        <w:rPr>
+          <w:rFonts w:ascii="Arial" w:hAnsi="Arial" w:cs="Arial"/>
+        </w:rPr>
+        <w:t>. https://www.groovypost.com/explainer/ai-exe-why-running/</w:t>
       </w:r>
     </w:p>
     <w:p>
@@ -11794,8 +12446,18 @@
           <w:i/>
           <w:iCs/>
         </w:rPr>
-        <w:t>HOW TO BACK UP YOUR DATA: 6 Effective strategies to prevent data loss | UpGuard</w:t>
-      </w:r>
+        <w:t xml:space="preserve">HOW TO BACK UP YOUR DATA: 6 Effective strategies to prevent data loss | </w:t>
+      </w:r>
+      <w:proofErr w:type="spellStart"/>
+      <w:r>
+        <w:rPr>
+          <w:rFonts w:ascii="Arial" w:hAnsi="Arial" w:cs="Arial"/>
+          <w:i/>
+          <w:iCs/>
+        </w:rPr>
+        <w:t>UpGuard</w:t>
+      </w:r>
+      <w:proofErr w:type="spellEnd"/>
       <w:r>
         <w:rPr>
           <w:rFonts w:ascii="Arial" w:hAnsi="Arial" w:cs="Arial"/>
@@ -11946,7 +12608,6 @@
         <w:rPr>
           <w:rFonts w:ascii="Arial" w:hAnsi="Arial" w:cs="Arial"/>
         </w:rPr>
-        <w:lastRenderedPageBreak/>
         <w:t xml:space="preserve">Microsoft. (2026, February 24). </w:t>
       </w:r>
       <w:r>
@@ -11955,13 +12616,45 @@
           <w:i/>
           <w:iCs/>
         </w:rPr>
-        <w:t>Enable and configure sysmon in windows</w:t>
-      </w:r>
-      <w:r>
-        <w:rPr>
-          <w:rFonts w:ascii="Arial" w:hAnsi="Arial" w:cs="Arial"/>
-        </w:rPr>
-        <w:t xml:space="preserve">. MicrosoftLearn. </w:t>
+        <w:t xml:space="preserve">Enable and configure </w:t>
+      </w:r>
+      <w:proofErr w:type="spellStart"/>
+      <w:r>
+        <w:rPr>
+          <w:rFonts w:ascii="Arial" w:hAnsi="Arial" w:cs="Arial"/>
+          <w:i/>
+          <w:iCs/>
+        </w:rPr>
+        <w:t>sysmon</w:t>
+      </w:r>
+      <w:proofErr w:type="spellEnd"/>
+      <w:r>
+        <w:rPr>
+          <w:rFonts w:ascii="Arial" w:hAnsi="Arial" w:cs="Arial"/>
+          <w:i/>
+          <w:iCs/>
+        </w:rPr>
+        <w:t xml:space="preserve"> in windows</w:t>
+      </w:r>
+      <w:r>
+        <w:rPr>
+          <w:rFonts w:ascii="Arial" w:hAnsi="Arial" w:cs="Arial"/>
+        </w:rPr>
+        <w:t xml:space="preserve">. </w:t>
+      </w:r>
+      <w:proofErr w:type="spellStart"/>
+      <w:r>
+        <w:rPr>
+          <w:rFonts w:ascii="Arial" w:hAnsi="Arial" w:cs="Arial"/>
+        </w:rPr>
+        <w:t>MicrosoftLearn</w:t>
+      </w:r>
+      <w:proofErr w:type="spellEnd"/>
+      <w:r>
+        <w:rPr>
+          <w:rFonts w:ascii="Arial" w:hAnsi="Arial" w:cs="Arial"/>
+        </w:rPr>
+        <w:t xml:space="preserve">. </w:t>
       </w:r>
       <w:hyperlink r:id="rId31" w:history="1">
         <w:r>
@@ -12006,7 +12699,21 @@
         <w:rPr>
           <w:rFonts w:ascii="Arial" w:hAnsi="Arial" w:cs="Arial"/>
         </w:rPr>
-        <w:t xml:space="preserve">. Www.Ncsc.Gov.Uk. </w:t>
+        <w:t xml:space="preserve">. </w:t>
+      </w:r>
+      <w:proofErr w:type="gramStart"/>
+      <w:r>
+        <w:rPr>
+          <w:rFonts w:ascii="Arial" w:hAnsi="Arial" w:cs="Arial"/>
+        </w:rPr>
+        <w:t>Www.Ncsc.Gov.Uk</w:t>
+      </w:r>
+      <w:proofErr w:type="gramEnd"/>
+      <w:r>
+        <w:rPr>
+          <w:rFonts w:ascii="Arial" w:hAnsi="Arial" w:cs="Arial"/>
+        </w:rPr>
+        <w:t xml:space="preserve">. </w:t>
       </w:r>
       <w:hyperlink r:id="rId32" w:history="1">
         <w:r>
@@ -12037,6 +12744,7 @@
         <w:rPr>
           <w:rFonts w:ascii="Arial" w:hAnsi="Arial" w:cs="Arial"/>
         </w:rPr>
+        <w:lastRenderedPageBreak/>
         <w:t xml:space="preserve">NCSC. (2026, July 21). </w:t>
       </w:r>
       <w:r>
@@ -12090,7 +12798,25 @@
           <w:i/>
           <w:iCs/>
         </w:rPr>
-        <w:t>GitHub - petrescua/7005SCN--Individual-Research-Project-Alexia-Petrescu: Artefact 1 and 2 for dissertation submission, including prototype file, test files and the policy written the dissertation</w:t>
+        <w:t xml:space="preserve">GitHub - </w:t>
+      </w:r>
+      <w:proofErr w:type="spellStart"/>
+      <w:r>
+        <w:rPr>
+          <w:rFonts w:ascii="Arial" w:hAnsi="Arial" w:cs="Arial"/>
+          <w:i/>
+          <w:iCs/>
+        </w:rPr>
+        <w:t>petrescua</w:t>
+      </w:r>
+      <w:proofErr w:type="spellEnd"/>
+      <w:r>
+        <w:rPr>
+          <w:rFonts w:ascii="Arial" w:hAnsi="Arial" w:cs="Arial"/>
+          <w:i/>
+          <w:iCs/>
+        </w:rPr>
+        <w:t>/7005SCN--Individual-Research-Project-Alexia-Petrescu: Artefact 1 and 2 for dissertation submission, including prototype file, test files and the policy written the dissertation</w:t>
       </w:r>
       <w:r>
         <w:rPr>

--- a/Policy – Artefact 2.docx
+++ b/Policy – Artefact 2.docx
@@ -7964,16 +7964,19 @@
     <w:p>
       <w:pPr>
         <w:jc w:val="center"/>
-      </w:pPr>
-      <w:r>
-        <w:rPr>
-          <w:noProof/>
+        <w:rPr>
+          <w:rFonts w:ascii="Arial" w:eastAsia="Arial" w:hAnsi="Arial" w:cs="Arial"/>
+        </w:rPr>
+      </w:pPr>
+      <w:r>
+        <w:rPr>
+          <w:rFonts w:ascii="Arial" w:eastAsia="Arial" w:hAnsi="Arial" w:cs="Arial"/>
         </w:rPr>
         <w:drawing>
-          <wp:inline distT="0" distB="0" distL="0" distR="0" wp14:anchorId="0BD0652A" wp14:editId="0CC86D75">
-            <wp:extent cx="4695825" cy="5062560"/>
-            <wp:effectExtent l="0" t="0" r="0" b="5080"/>
-            <wp:docPr id="273276041" name="Picture 1"/>
+          <wp:inline distT="0" distB="0" distL="0" distR="0" wp14:anchorId="4C03F1FA" wp14:editId="4E66DD95">
+            <wp:extent cx="4477375" cy="5553850"/>
+            <wp:effectExtent l="0" t="0" r="0" b="8890"/>
+            <wp:docPr id="1292809623" name="Picture 1"/>
             <wp:cNvGraphicFramePr>
               <a:graphicFrameLocks xmlns:a="http://schemas.openxmlformats.org/drawingml/2006/main" noChangeAspect="1"/>
             </wp:cNvGraphicFramePr>
@@ -7981,7 +7984,7 @@
               <a:graphicData uri="http://schemas.openxmlformats.org/drawingml/2006/picture">
                 <pic:pic xmlns:pic="http://schemas.openxmlformats.org/drawingml/2006/picture">
                   <pic:nvPicPr>
-                    <pic:cNvPr id="273276041" name=""/>
+                    <pic:cNvPr id="1292809623" name=""/>
                     <pic:cNvPicPr/>
                   </pic:nvPicPr>
                   <pic:blipFill>
@@ -7993,7 +7996,7 @@
                   <pic:spPr>
                     <a:xfrm>
                       <a:off x="0" y="0"/>
-                      <a:ext cx="4745457" cy="5116069"/>
+                      <a:ext cx="4477375" cy="5553850"/>
                     </a:xfrm>
                     <a:prstGeom prst="rect">
                       <a:avLst/>
@@ -9449,13 +9452,12 @@
       <w:r>
         <w:rPr>
           <w:rFonts w:ascii="Arial" w:hAnsi="Arial" w:cs="Arial"/>
-          <w:noProof/>
         </w:rPr>
         <w:drawing>
-          <wp:inline distT="0" distB="0" distL="0" distR="0" wp14:anchorId="6F435E2D" wp14:editId="643058B0">
-            <wp:extent cx="3799974" cy="2476500"/>
+          <wp:inline distT="0" distB="0" distL="0" distR="0" wp14:anchorId="4C1C1BB8" wp14:editId="6D604738">
+            <wp:extent cx="5182323" cy="2000529"/>
             <wp:effectExtent l="0" t="0" r="0" b="0"/>
-            <wp:docPr id="2060206961" name="Picture 1"/>
+            <wp:docPr id="814548340" name="Picture 1"/>
             <wp:cNvGraphicFramePr>
               <a:graphicFrameLocks xmlns:a="http://schemas.openxmlformats.org/drawingml/2006/main" noChangeAspect="1"/>
             </wp:cNvGraphicFramePr>
@@ -9463,7 +9465,7 @@
               <a:graphicData uri="http://schemas.openxmlformats.org/drawingml/2006/picture">
                 <pic:pic xmlns:pic="http://schemas.openxmlformats.org/drawingml/2006/picture">
                   <pic:nvPicPr>
-                    <pic:cNvPr id="2060206961" name=""/>
+                    <pic:cNvPr id="814548340" name=""/>
                     <pic:cNvPicPr/>
                   </pic:nvPicPr>
                   <pic:blipFill>
@@ -9475,7 +9477,7 @@
                   <pic:spPr>
                     <a:xfrm>
                       <a:off x="0" y="0"/>
-                      <a:ext cx="3806388" cy="2480680"/>
+                      <a:ext cx="5182323" cy="2000529"/>
                     </a:xfrm>
                     <a:prstGeom prst="rect">
                       <a:avLst/>

--- a/Policy – Artefact 2.docx
+++ b/Policy – Artefact 2.docx
@@ -475,7 +475,7 @@
         </w:tabs>
       </w:pPr>
       <w:bookmarkStart w:id="0" w:name="_Toc242886866"/>
-      <w:bookmarkStart w:id="1" w:name="_Toc243467604"/>
+      <w:bookmarkStart w:id="1" w:name="_Toc243301950"/>
       <w:r>
         <w:lastRenderedPageBreak/>
         <w:t xml:space="preserve">Table of </w:t>
@@ -489,7 +489,7 @@
       <w:bookmarkEnd w:id="0"/>
       <w:bookmarkEnd w:id="1"/>
       <w:r>
-        <w:tab/>
+        <w:t xml:space="preserve"> </w:t>
       </w:r>
     </w:p>
     <w:sdt>
@@ -523,7 +523,7 @@
           <w:r>
             <w:fldChar w:fldCharType="separate"/>
           </w:r>
-          <w:hyperlink w:anchor="_Toc243467604" w:history="1">
+          <w:hyperlink w:anchor="_Toc243301950" w:history="1">
             <w:r>
               <w:rPr>
                 <w:rStyle w:val="Hyperlink"/>
@@ -550,7 +550,7 @@
                 <w:noProof/>
                 <w:webHidden/>
               </w:rPr>
-              <w:instrText xml:space="preserve"> PAGEREF _Toc243467604 \h </w:instrText>
+              <w:instrText xml:space="preserve"> PAGEREF _Toc243301950 \h </w:instrText>
             </w:r>
             <w:r>
               <w:rPr>
@@ -594,7 +594,7 @@
               <w14:ligatures w14:val="standardContextual"/>
             </w:rPr>
           </w:pPr>
-          <w:hyperlink w:anchor="_Toc243467605" w:history="1">
+          <w:hyperlink w:anchor="_Toc243301951" w:history="1">
             <w:r>
               <w:rPr>
                 <w:rStyle w:val="Hyperlink"/>
@@ -622,7 +622,7 @@
                 <w:noProof/>
                 <w:webHidden/>
               </w:rPr>
-              <w:instrText xml:space="preserve"> PAGEREF _Toc243467605 \h </w:instrText>
+              <w:instrText xml:space="preserve"> PAGEREF _Toc243301951 \h </w:instrText>
             </w:r>
             <w:r>
               <w:rPr>
@@ -666,7 +666,7 @@
               <w14:ligatures w14:val="standardContextual"/>
             </w:rPr>
           </w:pPr>
-          <w:hyperlink w:anchor="_Toc243467606" w:history="1">
+          <w:hyperlink w:anchor="_Toc243301952" w:history="1">
             <w:r>
               <w:rPr>
                 <w:rStyle w:val="Hyperlink"/>
@@ -694,7 +694,7 @@
                 <w:noProof/>
                 <w:webHidden/>
               </w:rPr>
-              <w:instrText xml:space="preserve"> PAGEREF _Toc243467606 \h </w:instrText>
+              <w:instrText xml:space="preserve"> PAGEREF _Toc243301952 \h </w:instrText>
             </w:r>
             <w:r>
               <w:rPr>
@@ -738,7 +738,7 @@
               <w14:ligatures w14:val="standardContextual"/>
             </w:rPr>
           </w:pPr>
-          <w:hyperlink w:anchor="_Toc243467607" w:history="1">
+          <w:hyperlink w:anchor="_Toc243301953" w:history="1">
             <w:r>
               <w:rPr>
                 <w:rStyle w:val="Hyperlink"/>
@@ -766,7 +766,7 @@
                 <w:noProof/>
                 <w:webHidden/>
               </w:rPr>
-              <w:instrText xml:space="preserve"> PAGEREF _Toc243467607 \h </w:instrText>
+              <w:instrText xml:space="preserve"> PAGEREF _Toc243301953 \h </w:instrText>
             </w:r>
             <w:r>
               <w:rPr>
@@ -810,7 +810,7 @@
               <w14:ligatures w14:val="standardContextual"/>
             </w:rPr>
           </w:pPr>
-          <w:hyperlink w:anchor="_Toc243467608" w:history="1">
+          <w:hyperlink w:anchor="_Toc243301954" w:history="1">
             <w:r>
               <w:rPr>
                 <w:rStyle w:val="Hyperlink"/>
@@ -838,7 +838,7 @@
                 <w:noProof/>
                 <w:webHidden/>
               </w:rPr>
-              <w:instrText xml:space="preserve"> PAGEREF _Toc243467608 \h </w:instrText>
+              <w:instrText xml:space="preserve"> PAGEREF _Toc243301954 \h </w:instrText>
             </w:r>
             <w:r>
               <w:rPr>
@@ -882,7 +882,7 @@
               <w14:ligatures w14:val="standardContextual"/>
             </w:rPr>
           </w:pPr>
-          <w:hyperlink w:anchor="_Toc243467609" w:history="1">
+          <w:hyperlink w:anchor="_Toc243301955" w:history="1">
             <w:r>
               <w:rPr>
                 <w:rStyle w:val="Hyperlink"/>
@@ -910,7 +910,7 @@
                 <w:noProof/>
                 <w:webHidden/>
               </w:rPr>
-              <w:instrText xml:space="preserve"> PAGEREF _Toc243467609 \h </w:instrText>
+              <w:instrText xml:space="preserve"> PAGEREF _Toc243301955 \h </w:instrText>
             </w:r>
             <w:r>
               <w:rPr>
@@ -954,7 +954,7 @@
               <w14:ligatures w14:val="standardContextual"/>
             </w:rPr>
           </w:pPr>
-          <w:hyperlink w:anchor="_Toc243467610" w:history="1">
+          <w:hyperlink w:anchor="_Toc243301956" w:history="1">
             <w:r>
               <w:rPr>
                 <w:rStyle w:val="Hyperlink"/>
@@ -982,7 +982,7 @@
                 <w:noProof/>
                 <w:webHidden/>
               </w:rPr>
-              <w:instrText xml:space="preserve"> PAGEREF _Toc243467610 \h </w:instrText>
+              <w:instrText xml:space="preserve"> PAGEREF _Toc243301956 \h </w:instrText>
             </w:r>
             <w:r>
               <w:rPr>
@@ -1026,7 +1026,7 @@
               <w14:ligatures w14:val="standardContextual"/>
             </w:rPr>
           </w:pPr>
-          <w:hyperlink w:anchor="_Toc243467611" w:history="1">
+          <w:hyperlink w:anchor="_Toc243301957" w:history="1">
             <w:r>
               <w:rPr>
                 <w:rStyle w:val="Hyperlink"/>
@@ -1054,7 +1054,7 @@
                 <w:noProof/>
                 <w:webHidden/>
               </w:rPr>
-              <w:instrText xml:space="preserve"> PAGEREF _Toc243467611 \h </w:instrText>
+              <w:instrText xml:space="preserve"> PAGEREF _Toc243301957 \h </w:instrText>
             </w:r>
             <w:r>
               <w:rPr>
@@ -1098,7 +1098,7 @@
               <w14:ligatures w14:val="standardContextual"/>
             </w:rPr>
           </w:pPr>
-          <w:hyperlink w:anchor="_Toc243467612" w:history="1">
+          <w:hyperlink w:anchor="_Toc243301958" w:history="1">
             <w:r>
               <w:rPr>
                 <w:rStyle w:val="Hyperlink"/>
@@ -1126,7 +1126,7 @@
                 <w:noProof/>
                 <w:webHidden/>
               </w:rPr>
-              <w:instrText xml:space="preserve"> PAGEREF _Toc243467612 \h </w:instrText>
+              <w:instrText xml:space="preserve"> PAGEREF _Toc243301958 \h </w:instrText>
             </w:r>
             <w:r>
               <w:rPr>
@@ -1170,7 +1170,7 @@
               <w14:ligatures w14:val="standardContextual"/>
             </w:rPr>
           </w:pPr>
-          <w:hyperlink w:anchor="_Toc243467613" w:history="1">
+          <w:hyperlink w:anchor="_Toc243301959" w:history="1">
             <w:r>
               <w:rPr>
                 <w:rStyle w:val="Hyperlink"/>
@@ -1198,7 +1198,7 @@
                 <w:noProof/>
                 <w:webHidden/>
               </w:rPr>
-              <w:instrText xml:space="preserve"> PAGEREF _Toc243467613 \h </w:instrText>
+              <w:instrText xml:space="preserve"> PAGEREF _Toc243301959 \h </w:instrText>
             </w:r>
             <w:r>
               <w:rPr>
@@ -1242,7 +1242,7 @@
               <w14:ligatures w14:val="standardContextual"/>
             </w:rPr>
           </w:pPr>
-          <w:hyperlink w:anchor="_Toc243467614" w:history="1">
+          <w:hyperlink w:anchor="_Toc243301960" w:history="1">
             <w:r>
               <w:rPr>
                 <w:rStyle w:val="Hyperlink"/>
@@ -1270,7 +1270,7 @@
                 <w:noProof/>
                 <w:webHidden/>
               </w:rPr>
-              <w:instrText xml:space="preserve"> PAGEREF _Toc243467614 \h </w:instrText>
+              <w:instrText xml:space="preserve"> PAGEREF _Toc243301960 \h </w:instrText>
             </w:r>
             <w:r>
               <w:rPr>
@@ -1314,7 +1314,7 @@
               <w14:ligatures w14:val="standardContextual"/>
             </w:rPr>
           </w:pPr>
-          <w:hyperlink w:anchor="_Toc243467615" w:history="1">
+          <w:hyperlink w:anchor="_Toc243301961" w:history="1">
             <w:r>
               <w:rPr>
                 <w:rStyle w:val="Hyperlink"/>
@@ -1342,7 +1342,7 @@
                 <w:noProof/>
                 <w:webHidden/>
               </w:rPr>
-              <w:instrText xml:space="preserve"> PAGEREF _Toc243467615 \h </w:instrText>
+              <w:instrText xml:space="preserve"> PAGEREF _Toc243301961 \h </w:instrText>
             </w:r>
             <w:r>
               <w:rPr>
@@ -1386,11 +1386,10 @@
               <w14:ligatures w14:val="standardContextual"/>
             </w:rPr>
           </w:pPr>
-          <w:hyperlink w:anchor="_Toc243467616" w:history="1">
+          <w:hyperlink w:anchor="_Toc243301962" w:history="1">
             <w:r>
               <w:rPr>
                 <w:rStyle w:val="Hyperlink"/>
-                <w:rFonts w:ascii="Arial" w:hAnsi="Arial" w:cs="Arial"/>
                 <w:noProof/>
               </w:rPr>
               <w:t>PowerShell Command Checker</w:t>
@@ -1414,7 +1413,7 @@
                 <w:noProof/>
                 <w:webHidden/>
               </w:rPr>
-              <w:instrText xml:space="preserve"> PAGEREF _Toc243467616 \h </w:instrText>
+              <w:instrText xml:space="preserve"> PAGEREF _Toc243301962 \h </w:instrText>
             </w:r>
             <w:r>
               <w:rPr>
@@ -1458,7 +1457,7 @@
               <w14:ligatures w14:val="standardContextual"/>
             </w:rPr>
           </w:pPr>
-          <w:hyperlink w:anchor="_Toc243467617" w:history="1">
+          <w:hyperlink w:anchor="_Toc243301963" w:history="1">
             <w:r>
               <w:rPr>
                 <w:rStyle w:val="Hyperlink"/>
@@ -1486,7 +1485,7 @@
                 <w:noProof/>
                 <w:webHidden/>
               </w:rPr>
-              <w:instrText xml:space="preserve"> PAGEREF _Toc243467617 \h </w:instrText>
+              <w:instrText xml:space="preserve"> PAGEREF _Toc243301963 \h </w:instrText>
             </w:r>
             <w:r>
               <w:rPr>
@@ -1530,7 +1529,7 @@
               <w14:ligatures w14:val="standardContextual"/>
             </w:rPr>
           </w:pPr>
-          <w:hyperlink w:anchor="_Toc243467618" w:history="1">
+          <w:hyperlink w:anchor="_Toc243301964" w:history="1">
             <w:r>
               <w:rPr>
                 <w:rStyle w:val="Hyperlink"/>
@@ -1558,7 +1557,7 @@
                 <w:noProof/>
                 <w:webHidden/>
               </w:rPr>
-              <w:instrText xml:space="preserve"> PAGEREF _Toc243467618 \h </w:instrText>
+              <w:instrText xml:space="preserve"> PAGEREF _Toc243301964 \h </w:instrText>
             </w:r>
             <w:r>
               <w:rPr>
@@ -1602,7 +1601,7 @@
               <w14:ligatures w14:val="standardContextual"/>
             </w:rPr>
           </w:pPr>
-          <w:hyperlink w:anchor="_Toc243467619" w:history="1">
+          <w:hyperlink w:anchor="_Toc243301965" w:history="1">
             <w:r>
               <w:rPr>
                 <w:rStyle w:val="Hyperlink"/>
@@ -1630,7 +1629,7 @@
                 <w:noProof/>
                 <w:webHidden/>
               </w:rPr>
-              <w:instrText xml:space="preserve"> PAGEREF _Toc243467619 \h </w:instrText>
+              <w:instrText xml:space="preserve"> PAGEREF _Toc243301965 \h </w:instrText>
             </w:r>
             <w:r>
               <w:rPr>
@@ -1674,7 +1673,7 @@
               <w14:ligatures w14:val="standardContextual"/>
             </w:rPr>
           </w:pPr>
-          <w:hyperlink w:anchor="_Toc243467620" w:history="1">
+          <w:hyperlink w:anchor="_Toc243301966" w:history="1">
             <w:r>
               <w:rPr>
                 <w:rStyle w:val="Hyperlink"/>
@@ -1702,7 +1701,7 @@
                 <w:noProof/>
                 <w:webHidden/>
               </w:rPr>
-              <w:instrText xml:space="preserve"> PAGEREF _Toc243467620 \h </w:instrText>
+              <w:instrText xml:space="preserve"> PAGEREF _Toc243301966 \h </w:instrText>
             </w:r>
             <w:r>
               <w:rPr>
@@ -1722,7 +1721,7 @@
                 <w:noProof/>
                 <w:webHidden/>
               </w:rPr>
-              <w:t>19</w:t>
+              <w:t>18</w:t>
             </w:r>
             <w:r>
               <w:rPr>
@@ -1906,10 +1905,8 @@
             <w:rPr>
               <w:b/>
               <w:bCs/>
-              <w:sz w:val="24"/>
-              <w:szCs w:val="24"/>
             </w:rPr>
-            <w:t>Figure 6</w:t>
+            <w:t>Figure</w:t>
           </w:r>
           <w:r>
             <w:rPr>
@@ -1917,6 +1914,13 @@
               <w:bCs/>
             </w:rPr>
             <w:t xml:space="preserve"> </w:t>
+          </w:r>
+          <w:r>
+            <w:rPr>
+              <w:b/>
+              <w:bCs/>
+            </w:rPr>
+            <w:t xml:space="preserve">6 </w:t>
           </w:r>
           <w:r>
             <w:ptab w:relativeTo="margin" w:alignment="right" w:leader="dot"/>
@@ -1985,7 +1989,6 @@
             <w:rPr>
               <w:b/>
             </w:rPr>
-            <w:lastRenderedPageBreak/>
             <w:t>Figure</w:t>
           </w:r>
           <w:r>
@@ -2011,6 +2014,7 @@
               <w:bCs/>
               <w:lang w:val="en-US" w:eastAsia="en-US"/>
             </w:rPr>
+            <w:lastRenderedPageBreak/>
             <w:t>Figure 10</w:t>
           </w:r>
           <w:r>
@@ -2229,6 +2233,11 @@
           </w:r>
         </w:p>
         <w:p>
+          <w:pPr>
+            <w:rPr>
+              <w:lang w:val="en-US" w:eastAsia="en-US"/>
+            </w:rPr>
+          </w:pPr>
           <w:r>
             <w:rPr>
               <w:b/>
@@ -2250,121 +2259,8 @@
             <w:t>1</w:t>
           </w:r>
           <w:r>
-            <w:t>6</w:t>
+            <w:t>5</w:t>
           </w:r>
-        </w:p>
-        <w:p>
-          <w:r>
-            <w:rPr>
-              <w:b/>
-              <w:bCs/>
-              <w:lang w:val="en-US" w:eastAsia="en-US"/>
-            </w:rPr>
-            <w:t>Figure 1</w:t>
-          </w:r>
-          <w:r>
-            <w:rPr>
-              <w:b/>
-              <w:bCs/>
-              <w:lang w:val="en-US" w:eastAsia="en-US"/>
-            </w:rPr>
-            <w:t>9</w:t>
-          </w:r>
-          <w:r>
-            <w:rPr>
-              <w:lang w:val="en-US" w:eastAsia="en-US"/>
-            </w:rPr>
-            <w:t xml:space="preserve"> </w:t>
-          </w:r>
-          <w:r>
-            <w:ptab w:relativeTo="margin" w:alignment="right" w:leader="dot"/>
-          </w:r>
-          <w:r>
-            <w:t>16</w:t>
-          </w:r>
-        </w:p>
-        <w:p>
-          <w:pPr>
-            <w:rPr>
-              <w:lang w:val="en-US" w:eastAsia="en-US"/>
-            </w:rPr>
-          </w:pPr>
-          <w:r>
-            <w:rPr>
-              <w:b/>
-              <w:bCs/>
-              <w:lang w:val="en-US" w:eastAsia="en-US"/>
-            </w:rPr>
-            <w:t xml:space="preserve">Figure </w:t>
-          </w:r>
-          <w:r>
-            <w:rPr>
-              <w:b/>
-              <w:bCs/>
-              <w:lang w:val="en-US" w:eastAsia="en-US"/>
-            </w:rPr>
-            <w:t>20</w:t>
-          </w:r>
-          <w:r>
-            <w:rPr>
-              <w:lang w:val="en-US" w:eastAsia="en-US"/>
-            </w:rPr>
-            <w:t xml:space="preserve"> </w:t>
-          </w:r>
-          <w:r>
-            <w:ptab w:relativeTo="margin" w:alignment="right" w:leader="dot"/>
-          </w:r>
-          <w:r>
-            <w:t>1</w:t>
-          </w:r>
-          <w:r>
-            <w:t>7</w:t>
-          </w:r>
-        </w:p>
-        <w:p>
-          <w:pPr>
-            <w:rPr>
-              <w:lang w:val="en-US" w:eastAsia="en-US"/>
-            </w:rPr>
-          </w:pPr>
-          <w:r>
-            <w:rPr>
-              <w:b/>
-              <w:bCs/>
-              <w:lang w:val="en-US" w:eastAsia="en-US"/>
-            </w:rPr>
-            <w:t xml:space="preserve">Figure </w:t>
-          </w:r>
-          <w:r>
-            <w:rPr>
-              <w:b/>
-              <w:bCs/>
-              <w:lang w:val="en-US" w:eastAsia="en-US"/>
-            </w:rPr>
-            <w:t>21</w:t>
-          </w:r>
-          <w:r>
-            <w:rPr>
-              <w:lang w:val="en-US" w:eastAsia="en-US"/>
-            </w:rPr>
-            <w:t xml:space="preserve"> </w:t>
-          </w:r>
-          <w:r>
-            <w:ptab w:relativeTo="margin" w:alignment="right" w:leader="dot"/>
-          </w:r>
-          <w:r>
-            <w:t>1</w:t>
-          </w:r>
-          <w:r>
-            <w:t>8</w:t>
-          </w:r>
-        </w:p>
-        <w:p>
-          <w:pPr>
-            <w:rPr>
-              <w:lang w:val="en-US" w:eastAsia="en-US"/>
-            </w:rPr>
-          </w:pPr>
         </w:p>
       </w:sdtContent>
     </w:sdt>
@@ -2504,9 +2400,6 @@
           <w:r>
             <w:ptab w:relativeTo="margin" w:alignment="right" w:leader="dot"/>
           </w:r>
-          <w:r>
-            <w:t>17</w:t>
-          </w:r>
         </w:p>
         <w:p>
           <w:pPr>
@@ -2539,7 +2432,7 @@
           <w:szCs w:val="32"/>
         </w:rPr>
       </w:pPr>
-      <w:bookmarkStart w:id="2" w:name="_Toc243467605"/>
+      <w:bookmarkStart w:id="2" w:name="_Toc243301951"/>
       <w:r>
         <w:rPr>
           <w:rFonts w:ascii="Arial" w:eastAsia="Arial" w:hAnsi="Arial" w:cs="Arial"/>
@@ -2620,7 +2513,7 @@
           <w:u w:val="single"/>
         </w:rPr>
       </w:pPr>
-      <w:bookmarkStart w:id="3" w:name="_Toc243467606"/>
+      <w:bookmarkStart w:id="3" w:name="_Toc243301952"/>
       <w:r>
         <w:rPr>
           <w:rFonts w:ascii="Arial" w:eastAsia="Arial" w:hAnsi="Arial" w:cs="Arial"/>
@@ -3248,7 +3141,7 @@
           <w:szCs w:val="32"/>
         </w:rPr>
       </w:pPr>
-      <w:bookmarkStart w:id="4" w:name="_Toc243467607"/>
+      <w:bookmarkStart w:id="4" w:name="_Toc243301953"/>
       <w:r>
         <w:rPr>
           <w:rFonts w:ascii="Arial" w:eastAsia="Arial" w:hAnsi="Arial" w:cs="Arial"/>
@@ -3400,7 +3293,7 @@
           <w:rFonts w:ascii="Arial" w:eastAsia="Arial" w:hAnsi="Arial" w:cs="Arial"/>
         </w:rPr>
       </w:pPr>
-      <w:bookmarkStart w:id="5" w:name="_Toc243467608"/>
+      <w:bookmarkStart w:id="5" w:name="_Toc243301954"/>
       <w:r>
         <w:rPr>
           <w:rFonts w:ascii="Arial" w:eastAsia="Arial" w:hAnsi="Arial" w:cs="Arial"/>
@@ -3743,6 +3636,8 @@
         </w:rPr>
         <w:t xml:space="preserve">Event </w:t>
       </w:r>
+      <w:proofErr w:type="spellStart"/>
+      <w:proofErr w:type="gramStart"/>
       <w:r>
         <w:rPr>
           <w:rFonts w:ascii="Arial" w:eastAsia="Arial" w:hAnsi="Arial" w:cs="Arial"/>
@@ -3753,8 +3648,10 @@
         <w:rPr>
           <w:rFonts w:ascii="Arial" w:eastAsia="Arial" w:hAnsi="Arial" w:cs="Arial"/>
         </w:rPr>
-        <w:t xml:space="preserve"> the</w:t>
-      </w:r>
+        <w:t>the</w:t>
+      </w:r>
+      <w:proofErr w:type="spellEnd"/>
+      <w:proofErr w:type="gramEnd"/>
       <w:r>
         <w:rPr>
           <w:rFonts w:ascii="Arial" w:eastAsia="Arial" w:hAnsi="Arial" w:cs="Arial"/>
@@ -3810,9 +3707,9 @@
           <w:noProof/>
         </w:rPr>
         <w:drawing>
-          <wp:inline distT="0" distB="0" distL="0" distR="0" wp14:anchorId="052D9746" wp14:editId="2B11C0FF">
-            <wp:extent cx="5790352" cy="1743075"/>
-            <wp:effectExtent l="19050" t="19050" r="20320" b="9525"/>
+          <wp:inline distT="0" distB="0" distL="0" distR="0" wp14:anchorId="052D9746" wp14:editId="402CA591">
+            <wp:extent cx="5909311" cy="1343025"/>
+            <wp:effectExtent l="19050" t="19050" r="15240" b="28575"/>
             <wp:docPr id="873285860" name="drawing"/>
             <wp:cNvGraphicFramePr>
               <a:graphicFrameLocks xmlns:a="http://schemas.openxmlformats.org/drawingml/2006/main" noChangeAspect="1"/>
@@ -3824,7 +3721,7 @@
                     <pic:cNvPr id="873285860" name="Picture 873285860"/>
                     <pic:cNvPicPr/>
                   </pic:nvPicPr>
-                  <pic:blipFill rotWithShape="1">
+                  <pic:blipFill>
                     <a:blip r:embed="rId9">
                       <a:extLst>
                         <a:ext uri="{28A0092B-C50C-407E-A947-70E740481C1C}">
@@ -3832,48 +3729,24 @@
                         </a:ext>
                       </a:extLst>
                     </a:blip>
-                    <a:srcRect r="24502"/>
                     <a:stretch>
                       <a:fillRect/>
                     </a:stretch>
                   </pic:blipFill>
-                  <pic:spPr bwMode="auto">
+                  <pic:spPr>
                     <a:xfrm>
                       <a:off x="0" y="0"/>
-                      <a:ext cx="5802539" cy="1746744"/>
+                      <a:ext cx="5912356" cy="1343717"/>
                     </a:xfrm>
                     <a:prstGeom prst="rect">
                       <a:avLst/>
                     </a:prstGeom>
-                    <a:ln w="9525" cap="flat" cmpd="sng" algn="ctr">
+                    <a:ln w="9525">
                       <a:solidFill>
                         <a:srgbClr val="0070C0"/>
                       </a:solidFill>
                       <a:prstDash val="solid"/>
-                      <a:round/>
-                      <a:headEnd type="none" w="med" len="med"/>
-                      <a:tailEnd type="none" w="med" len="med"/>
-                      <a:extLst>
-                        <a:ext uri="{C807C97D-BFC1-408E-A445-0C87EB9F89A2}">
-                          <ask:lineSketchStyleProps xmlns:ask="http://schemas.microsoft.com/office/drawing/2018/sketchyshapes" sd="0">
-                            <a:custGeom>
-                              <a:avLst/>
-                              <a:gdLst/>
-                              <a:ahLst/>
-                              <a:cxnLst/>
-                              <a:rect l="0" t="0" r="0" b="0"/>
-                              <a:pathLst/>
-                            </a:custGeom>
-                            <ask:type/>
-                          </ask:lineSketchStyleProps>
-                        </a:ext>
-                      </a:extLst>
                     </a:ln>
-                    <a:extLst>
-                      <a:ext uri="{53640926-AAD7-44D8-BBD7-CCE9431645EC}">
-                        <a14:shadowObscured xmlns:a14="http://schemas.microsoft.com/office/drawing/2010/main"/>
-                      </a:ext>
-                    </a:extLst>
                   </pic:spPr>
                 </pic:pic>
               </a:graphicData>
@@ -3898,7 +3771,7 @@
           <w:rFonts w:ascii="Arial" w:eastAsia="Arial" w:hAnsi="Arial" w:cs="Arial"/>
         </w:rPr>
       </w:pPr>
-      <w:bookmarkStart w:id="6" w:name="_Toc243467609"/>
+      <w:bookmarkStart w:id="6" w:name="_Toc243301955"/>
       <w:r>
         <w:rPr>
           <w:rFonts w:ascii="Arial" w:eastAsia="Arial" w:hAnsi="Arial" w:cs="Arial"/>
@@ -4269,9 +4142,9 @@
           <w:noProof/>
         </w:rPr>
         <w:drawing>
-          <wp:inline distT="0" distB="0" distL="0" distR="0" wp14:anchorId="44EB806E" wp14:editId="17A2C738">
-            <wp:extent cx="5555910" cy="3895725"/>
-            <wp:effectExtent l="0" t="0" r="6985" b="0"/>
+          <wp:inline distT="0" distB="0" distL="0" distR="0" wp14:anchorId="44EB806E" wp14:editId="05247006">
+            <wp:extent cx="5440439" cy="3814758"/>
+            <wp:effectExtent l="0" t="0" r="0" b="0"/>
             <wp:docPr id="86962540" name="drawing"/>
             <wp:cNvGraphicFramePr>
               <a:graphicFrameLocks xmlns:a="http://schemas.openxmlformats.org/drawingml/2006/main" noChangeAspect="1"/>
@@ -4299,7 +4172,7 @@
                   <pic:spPr>
                     <a:xfrm>
                       <a:off x="0" y="0"/>
-                      <a:ext cx="5574064" cy="3908454"/>
+                      <a:ext cx="5440439" cy="3814758"/>
                     </a:xfrm>
                     <a:prstGeom prst="rect">
                       <a:avLst/>
@@ -4569,8 +4442,8 @@
           <w:noProof/>
         </w:rPr>
         <w:drawing>
-          <wp:inline distT="0" distB="0" distL="0" distR="0" wp14:anchorId="3ADD7731" wp14:editId="78D93248">
-            <wp:extent cx="5508172" cy="1533525"/>
+          <wp:inline distT="0" distB="0" distL="0" distR="0" wp14:anchorId="3ADD7731" wp14:editId="7EDA1FF1">
+            <wp:extent cx="5136143" cy="1429949"/>
             <wp:effectExtent l="0" t="0" r="0" b="0"/>
             <wp:docPr id="983248792" name="drawing"/>
             <wp:cNvGraphicFramePr>
@@ -4598,7 +4471,7 @@
                   <pic:spPr>
                     <a:xfrm>
                       <a:off x="0" y="0"/>
-                      <a:ext cx="5512794" cy="1534812"/>
+                      <a:ext cx="5136143" cy="1429949"/>
                     </a:xfrm>
                     <a:prstGeom prst="rect">
                       <a:avLst/>
@@ -4633,7 +4506,7 @@
           <w:rFonts w:ascii="Arial" w:eastAsia="Arial" w:hAnsi="Arial" w:cs="Arial"/>
         </w:rPr>
       </w:pPr>
-      <w:bookmarkStart w:id="7" w:name="_Toc243467610"/>
+      <w:bookmarkStart w:id="7" w:name="_Toc243301956"/>
       <w:r>
         <w:rPr>
           <w:rFonts w:ascii="Arial" w:eastAsia="Arial" w:hAnsi="Arial" w:cs="Arial"/>
@@ -5748,7 +5621,7 @@
           <w:rFonts w:ascii="Arial" w:eastAsia="Arial" w:hAnsi="Arial" w:cs="Arial"/>
         </w:rPr>
       </w:pPr>
-      <w:bookmarkStart w:id="8" w:name="_Toc243467611"/>
+      <w:bookmarkStart w:id="8" w:name="_Toc243301957"/>
       <w:r>
         <w:rPr>
           <w:rFonts w:ascii="Arial" w:eastAsia="Arial" w:hAnsi="Arial" w:cs="Arial"/>
@@ -6249,7 +6122,7 @@
           <w:u w:val="single"/>
         </w:rPr>
       </w:pPr>
-      <w:bookmarkStart w:id="9" w:name="_Toc243467612"/>
+      <w:bookmarkStart w:id="9" w:name="_Toc243301958"/>
       <w:r>
         <w:rPr>
           <w:rFonts w:ascii="Arial" w:eastAsia="Arial" w:hAnsi="Arial" w:cs="Arial"/>
@@ -6342,7 +6215,7 @@
           <w:u w:val="single"/>
         </w:rPr>
       </w:pPr>
-      <w:bookmarkStart w:id="10" w:name="_Toc243467613"/>
+      <w:bookmarkStart w:id="10" w:name="_Toc243301959"/>
       <w:r>
         <w:rPr>
           <w:rFonts w:ascii="Arial" w:eastAsia="Arial" w:hAnsi="Arial" w:cs="Arial"/>
@@ -6812,7 +6685,7 @@
           <w:u w:val="single"/>
         </w:rPr>
       </w:pPr>
-      <w:bookmarkStart w:id="11" w:name="_Toc243467614"/>
+      <w:bookmarkStart w:id="11" w:name="_Toc243301960"/>
       <w:r>
         <w:rPr>
           <w:rFonts w:ascii="Arial" w:eastAsia="Arial" w:hAnsi="Arial" w:cs="Arial"/>
@@ -6960,7 +6833,7 @@
           <w:rFonts w:ascii="Arial" w:eastAsia="Arial" w:hAnsi="Arial" w:cs="Arial"/>
         </w:rPr>
       </w:pPr>
-      <w:bookmarkStart w:id="12" w:name="_Toc243467615"/>
+      <w:bookmarkStart w:id="12" w:name="_Toc243301961"/>
       <w:r>
         <w:rPr>
           <w:rFonts w:ascii="Arial" w:eastAsia="Arial" w:hAnsi="Arial" w:cs="Arial"/>
@@ -7000,6 +6873,12 @@
         </w:rPr>
         <w:t>.</w:t>
       </w:r>
+      <w:r>
+        <w:rPr>
+          <w:rFonts w:ascii="Arial" w:hAnsi="Arial" w:cs="Arial"/>
+        </w:rPr>
+        <w:t xml:space="preserve"> A walkthrough video can be found in appendix A.</w:t>
+      </w:r>
     </w:p>
     <w:p>
       <w:pPr>
@@ -7008,7 +6887,7 @@
           <w:rFonts w:ascii="Arial" w:hAnsi="Arial" w:cs="Arial"/>
         </w:rPr>
       </w:pPr>
-      <w:bookmarkStart w:id="13" w:name="_Toc243467616"/>
+      <w:bookmarkStart w:id="13" w:name="_Toc243301962"/>
       <w:r>
         <w:rPr>
           <w:rFonts w:ascii="Arial" w:hAnsi="Arial" w:cs="Arial"/>
@@ -7442,16 +7321,7 @@
                 <w:sz w:val="22"/>
                 <w:szCs w:val="22"/>
               </w:rPr>
-              <w:t>12/10/2026 15:4</w:t>
-            </w:r>
-            <w:r>
-              <w:rPr>
-                <w:rFonts w:ascii="Arial" w:eastAsia="Calibri" w:hAnsi="Arial" w:cs="Arial"/>
-                <w:color w:val="000000" w:themeColor="text1"/>
-                <w:sz w:val="22"/>
-                <w:szCs w:val="22"/>
-              </w:rPr>
-              <w:t>9</w:t>
+              <w:t>12/10/2026 15:48</w:t>
             </w:r>
           </w:p>
         </w:tc>
@@ -7964,19 +7834,16 @@
     <w:p>
       <w:pPr>
         <w:jc w:val="center"/>
-        <w:rPr>
-          <w:rFonts w:ascii="Arial" w:eastAsia="Arial" w:hAnsi="Arial" w:cs="Arial"/>
-        </w:rPr>
-      </w:pPr>
-      <w:r>
-        <w:rPr>
-          <w:rFonts w:ascii="Arial" w:eastAsia="Arial" w:hAnsi="Arial" w:cs="Arial"/>
+      </w:pPr>
+      <w:r>
+        <w:rPr>
+          <w:noProof/>
         </w:rPr>
         <w:drawing>
-          <wp:inline distT="0" distB="0" distL="0" distR="0" wp14:anchorId="4C03F1FA" wp14:editId="4E66DD95">
-            <wp:extent cx="4477375" cy="5553850"/>
-            <wp:effectExtent l="0" t="0" r="0" b="8890"/>
-            <wp:docPr id="1292809623" name="Picture 1"/>
+          <wp:inline distT="0" distB="0" distL="0" distR="0" wp14:anchorId="0BD0652A" wp14:editId="0CC86D75">
+            <wp:extent cx="4695825" cy="5062560"/>
+            <wp:effectExtent l="0" t="0" r="0" b="5080"/>
+            <wp:docPr id="273276041" name="Picture 1"/>
             <wp:cNvGraphicFramePr>
               <a:graphicFrameLocks xmlns:a="http://schemas.openxmlformats.org/drawingml/2006/main" noChangeAspect="1"/>
             </wp:cNvGraphicFramePr>
@@ -7984,7 +7851,7 @@
               <a:graphicData uri="http://schemas.openxmlformats.org/drawingml/2006/picture">
                 <pic:pic xmlns:pic="http://schemas.openxmlformats.org/drawingml/2006/picture">
                   <pic:nvPicPr>
-                    <pic:cNvPr id="1292809623" name=""/>
+                    <pic:cNvPr id="273276041" name=""/>
                     <pic:cNvPicPr/>
                   </pic:nvPicPr>
                   <pic:blipFill>
@@ -7996,7 +7863,7 @@
                   <pic:spPr>
                     <a:xfrm>
                       <a:off x="0" y="0"/>
-                      <a:ext cx="4477375" cy="5553850"/>
+                      <a:ext cx="4745457" cy="5116069"/>
                     </a:xfrm>
                     <a:prstGeom prst="rect">
                       <a:avLst/>
@@ -8037,7 +7904,7 @@
           <w:rFonts w:ascii="Arial" w:hAnsi="Arial" w:cs="Arial"/>
         </w:rPr>
       </w:pPr>
-      <w:bookmarkStart w:id="14" w:name="_Toc243467617"/>
+      <w:bookmarkStart w:id="14" w:name="_Toc243301963"/>
       <w:r>
         <w:rPr>
           <w:rFonts w:ascii="Arial" w:hAnsi="Arial" w:cs="Arial"/>
@@ -9360,7 +9227,7 @@
           <w:rFonts w:ascii="Arial" w:hAnsi="Arial" w:cs="Arial"/>
         </w:rPr>
       </w:pPr>
-      <w:bookmarkStart w:id="15" w:name="_Toc243467618"/>
+      <w:bookmarkStart w:id="15" w:name="_Toc243301964"/>
       <w:r>
         <w:rPr>
           <w:rFonts w:ascii="Arial" w:hAnsi="Arial" w:cs="Arial"/>
@@ -9452,12 +9319,13 @@
       <w:r>
         <w:rPr>
           <w:rFonts w:ascii="Arial" w:hAnsi="Arial" w:cs="Arial"/>
+          <w:noProof/>
         </w:rPr>
         <w:drawing>
-          <wp:inline distT="0" distB="0" distL="0" distR="0" wp14:anchorId="4C1C1BB8" wp14:editId="6D604738">
-            <wp:extent cx="5182323" cy="2000529"/>
+          <wp:inline distT="0" distB="0" distL="0" distR="0" wp14:anchorId="6F435E2D" wp14:editId="643058B0">
+            <wp:extent cx="3799974" cy="2476500"/>
             <wp:effectExtent l="0" t="0" r="0" b="0"/>
-            <wp:docPr id="814548340" name="Picture 1"/>
+            <wp:docPr id="2060206961" name="Picture 1"/>
             <wp:cNvGraphicFramePr>
               <a:graphicFrameLocks xmlns:a="http://schemas.openxmlformats.org/drawingml/2006/main" noChangeAspect="1"/>
             </wp:cNvGraphicFramePr>
@@ -9465,7 +9333,7 @@
               <a:graphicData uri="http://schemas.openxmlformats.org/drawingml/2006/picture">
                 <pic:pic xmlns:pic="http://schemas.openxmlformats.org/drawingml/2006/picture">
                   <pic:nvPicPr>
-                    <pic:cNvPr id="814548340" name=""/>
+                    <pic:cNvPr id="2060206961" name=""/>
                     <pic:cNvPicPr/>
                   </pic:nvPicPr>
                   <pic:blipFill>
@@ -9477,7 +9345,7 @@
                   <pic:spPr>
                     <a:xfrm>
                       <a:off x="0" y="0"/>
-                      <a:ext cx="5182323" cy="2000529"/>
+                      <a:ext cx="3806388" cy="2480680"/>
                     </a:xfrm>
                     <a:prstGeom prst="rect">
                       <a:avLst/>
@@ -10754,7 +10622,7 @@
           <w:rFonts w:ascii="Arial" w:hAnsi="Arial" w:cs="Arial"/>
         </w:rPr>
       </w:pPr>
-      <w:bookmarkStart w:id="16" w:name="_Toc243467619"/>
+      <w:bookmarkStart w:id="16" w:name="_Toc243301965"/>
       <w:r>
         <w:rPr>
           <w:rFonts w:ascii="Arial" w:hAnsi="Arial" w:cs="Arial"/>
@@ -10955,19 +10823,7 @@
         <w:rPr>
           <w:rFonts w:ascii="Arial" w:eastAsia="Arial" w:hAnsi="Arial" w:cs="Arial"/>
         </w:rPr>
-        <w:t xml:space="preserve"> (Table </w:t>
-      </w:r>
-      <w:r>
-        <w:rPr>
-          <w:rFonts w:ascii="Arial" w:eastAsia="Arial" w:hAnsi="Arial" w:cs="Arial"/>
-        </w:rPr>
-        <w:t>5</w:t>
-      </w:r>
-      <w:r>
-        <w:rPr>
-          <w:rFonts w:ascii="Arial" w:eastAsia="Arial" w:hAnsi="Arial" w:cs="Arial"/>
-        </w:rPr>
-        <w:t>)</w:t>
+        <w:t xml:space="preserve"> (Table 4)</w:t>
       </w:r>
       <w:r>
         <w:rPr>
@@ -11908,10 +11764,10 @@
         <w:t xml:space="preserve">Table </w:t>
       </w:r>
       <w:r>
-        <w:t>5</w:t>
-      </w:r>
-      <w:r>
-        <w:t>- .</w:t>
+        <w:t>4</w:t>
+      </w:r>
+      <w:r>
+        <w:t xml:space="preserve"> - .</w:t>
       </w:r>
       <w:proofErr w:type="spellStart"/>
       <w:r>
@@ -12055,43 +11911,6 @@
           <w:rFonts w:ascii="Arial" w:eastAsia="Arial" w:hAnsi="Arial" w:cs="Arial"/>
         </w:rPr>
         <w:t>are the ones that have added it.</w:t>
-      </w:r>
-    </w:p>
-    <w:p>
-      <w:pPr>
-        <w:rPr>
-          <w:rFonts w:ascii="Arial" w:eastAsia="Arial" w:hAnsi="Arial" w:cs="Arial"/>
-        </w:rPr>
-      </w:pPr>
-      <w:r>
-        <w:rPr>
-          <w:rFonts w:ascii="Arial" w:eastAsia="Arial" w:hAnsi="Arial" w:cs="Arial"/>
-        </w:rPr>
-        <w:t>The Signature Status section way show: “</w:t>
-      </w:r>
-      <w:r>
-        <w:rPr>
-          <w:rFonts w:ascii="Arial" w:eastAsia="Arial" w:hAnsi="Arial" w:cs="Arial"/>
-        </w:rPr>
-        <w:t xml:space="preserve">Unknown, likely unable to validate. Input was </w:t>
-      </w:r>
-      <w:r>
-        <w:rPr>
-          <w:rFonts w:ascii="Arial" w:eastAsia="Arial" w:hAnsi="Arial" w:cs="Arial"/>
-        </w:rPr>
-        <w:t>[</w:t>
-      </w:r>
-      <w:r>
-        <w:rPr>
-          <w:rFonts w:ascii="Arial" w:eastAsia="Arial" w:hAnsi="Arial" w:cs="Arial"/>
-        </w:rPr>
-        <w:t>path</w:t>
-      </w:r>
-      <w:r>
-        <w:rPr>
-          <w:rFonts w:ascii="Arial" w:eastAsia="Arial" w:hAnsi="Arial" w:cs="Arial"/>
-        </w:rPr>
-        <w:t>]”. If this is there may be multiple reasons behind that, including the file not originating within the device, or the path showing to a directory rather than to a file. This is why the script will return the path, as that can be visually checked by the user, and more information can be gained. If the file originates from download folder, it can be determined that the user may have installed said path onto the device.</w:t>
       </w:r>
     </w:p>
     <w:p>
@@ -12280,7 +12099,6 @@
           <w:rFonts w:ascii="Arial" w:eastAsia="Arial" w:hAnsi="Arial" w:cs="Arial"/>
           <w:noProof/>
         </w:rPr>
-        <w:lastRenderedPageBreak/>
         <w:drawing>
           <wp:inline distT="0" distB="0" distL="0" distR="0" wp14:anchorId="3EC0E1D5" wp14:editId="30D0AE11">
             <wp:extent cx="2847975" cy="1410843"/>
@@ -12322,13 +12140,13 @@
       <w:pPr>
         <w:jc w:val="center"/>
         <w:rPr>
-          <w:rFonts w:ascii="Arial" w:eastAsia="Arial" w:hAnsi="Arial" w:cs="Arial"/>
-        </w:rPr>
-      </w:pPr>
-      <w:r>
-        <w:rPr>
           <w:rStyle w:val="Table-HeaderChar"/>
         </w:rPr>
+      </w:pPr>
+      <w:r>
+        <w:rPr>
+          <w:rStyle w:val="Table-HeaderChar"/>
+        </w:rPr>
         <w:t>Figure 2</w:t>
       </w:r>
       <w:r>
@@ -12353,18 +12171,83 @@
     <w:p>
       <w:pPr>
         <w:pStyle w:val="Heading1"/>
-        <w:pageBreakBefore/>
-        <w:spacing w:line="278" w:lineRule="auto"/>
-        <w:rPr>
-          <w:rFonts w:ascii="Arial" w:eastAsia="Arial" w:hAnsi="Arial" w:cs="Arial"/>
-        </w:rPr>
-      </w:pPr>
-      <w:bookmarkStart w:id="17" w:name="_Toc243467620"/>
-      <w:r>
-        <w:rPr>
-          <w:rFonts w:ascii="Arial" w:eastAsia="Arial" w:hAnsi="Arial" w:cs="Arial"/>
+        <w:rPr>
+          <w:rStyle w:val="Table-HeaderChar"/>
+          <w:rFonts w:asciiTheme="majorHAnsi" w:eastAsiaTheme="majorEastAsia" w:hAnsiTheme="majorHAnsi" w:cstheme="majorBidi"/>
+          <w:sz w:val="40"/>
+          <w:szCs w:val="40"/>
+        </w:rPr>
+      </w:pPr>
+      <w:r>
+        <w:rPr>
+          <w:rStyle w:val="Table-HeaderChar"/>
+          <w:rFonts w:asciiTheme="majorHAnsi" w:eastAsiaTheme="majorEastAsia" w:hAnsiTheme="majorHAnsi" w:cstheme="majorBidi"/>
+          <w:sz w:val="40"/>
+          <w:szCs w:val="40"/>
         </w:rPr>
         <w:lastRenderedPageBreak/>
+        <w:t>Appendices</w:t>
+      </w:r>
+    </w:p>
+    <w:p>
+      <w:pPr>
+        <w:rPr>
+          <w:rStyle w:val="Table-HeaderChar"/>
+          <w:sz w:val="24"/>
+          <w:szCs w:val="24"/>
+        </w:rPr>
+      </w:pPr>
+      <w:r>
+        <w:rPr>
+          <w:rStyle w:val="Table-HeaderChar"/>
+          <w:sz w:val="24"/>
+          <w:szCs w:val="24"/>
+        </w:rPr>
+        <w:t>Appendix A – Video Walk through of different scenarios</w:t>
+      </w:r>
+      <w:r>
+        <w:rPr>
+          <w:rStyle w:val="Table-HeaderChar"/>
+          <w:sz w:val="24"/>
+          <w:szCs w:val="24"/>
+        </w:rPr>
+        <w:t xml:space="preserve"> using the prototype tool.</w:t>
+      </w:r>
+    </w:p>
+    <w:p>
+      <w:pPr>
+        <w:rPr>
+          <w:rFonts w:ascii="Arial" w:hAnsi="Arial" w:cs="Arial"/>
+        </w:rPr>
+      </w:pPr>
+      <w:hyperlink r:id="rId29" w:history="1">
+        <w:r>
+          <w:rPr>
+            <w:rStyle w:val="Hyperlink"/>
+            <w:rFonts w:ascii="Arial" w:eastAsia="Arial" w:hAnsi="Arial" w:cs="Arial"/>
+          </w:rPr>
+          <w:t>https://livecoventryac-my.sharepoint.com/:f:/g/personal/petrescua_uni_coventry_ac_uk/IgDZGdOIDCYUR4_SG1fo8OpVARXrryyGbkxKC9183DjfP3M?e=Qyesqa</w:t>
+        </w:r>
+      </w:hyperlink>
+      <w:r>
+        <w:rPr>
+          <w:rFonts w:ascii="Arial" w:hAnsi="Arial" w:cs="Arial"/>
+        </w:rPr>
+        <w:t xml:space="preserve"> </w:t>
+      </w:r>
+    </w:p>
+    <w:p>
+      <w:pPr>
+        <w:pStyle w:val="Heading1"/>
+        <w:rPr>
+          <w:rFonts w:ascii="Arial" w:eastAsia="Arial" w:hAnsi="Arial" w:cs="Arial"/>
+        </w:rPr>
+      </w:pPr>
+      <w:bookmarkStart w:id="17" w:name="_Toc243301966"/>
+      <w:r>
+        <w:rPr>
+          <w:rFonts w:ascii="Arial" w:eastAsia="Arial" w:hAnsi="Arial" w:cs="Arial"/>
+        </w:rPr>
         <w:t>References:</w:t>
       </w:r>
       <w:bookmarkEnd w:id="17"/>
@@ -12556,7 +12439,7 @@
         </w:rPr>
         <w:t xml:space="preserve">. Ico.Org.Uk. </w:t>
       </w:r>
-      <w:hyperlink r:id="rId29" w:history="1">
+      <w:hyperlink r:id="rId30" w:history="1">
         <w:r>
           <w:rPr>
             <w:rStyle w:val="Hyperlink"/>
@@ -12581,7 +12464,7 @@
         </w:rPr>
         <w:t xml:space="preserve">Microsoft. (2024). Quick start: Create a macro | Microsoft Support. Microsoft.Com. </w:t>
       </w:r>
-      <w:hyperlink r:id="rId30" w:history="1">
+      <w:hyperlink r:id="rId31" w:history="1">
         <w:r>
           <w:rPr>
             <w:rStyle w:val="Hyperlink"/>
@@ -12610,6 +12493,7 @@
         <w:rPr>
           <w:rFonts w:ascii="Arial" w:hAnsi="Arial" w:cs="Arial"/>
         </w:rPr>
+        <w:lastRenderedPageBreak/>
         <w:t xml:space="preserve">Microsoft. (2026, February 24). </w:t>
       </w:r>
       <w:r>
@@ -12658,7 +12542,7 @@
         </w:rPr>
         <w:t xml:space="preserve">. </w:t>
       </w:r>
-      <w:hyperlink r:id="rId31" w:history="1">
+      <w:hyperlink r:id="rId32" w:history="1">
         <w:r>
           <w:rPr>
             <w:rStyle w:val="Hyperlink"/>
@@ -12717,7 +12601,7 @@
         </w:rPr>
         <w:t xml:space="preserve">. </w:t>
       </w:r>
-      <w:hyperlink r:id="rId32" w:history="1">
+      <w:hyperlink r:id="rId33" w:history="1">
         <w:r>
           <w:rPr>
             <w:rStyle w:val="Hyperlink"/>
@@ -12746,7 +12630,6 @@
         <w:rPr>
           <w:rFonts w:ascii="Arial" w:hAnsi="Arial" w:cs="Arial"/>
         </w:rPr>
-        <w:lastRenderedPageBreak/>
         <w:t xml:space="preserve">NCSC. (2026, July 21). </w:t>
       </w:r>
       <w:r>
@@ -12763,7 +12646,7 @@
         </w:rPr>
         <w:t xml:space="preserve">. National Cyber Security Centre. </w:t>
       </w:r>
-      <w:hyperlink r:id="rId33" w:history="1">
+      <w:hyperlink r:id="rId34" w:history="1">
         <w:r>
           <w:rPr>
             <w:rStyle w:val="Hyperlink"/>
@@ -12826,7 +12709,7 @@
         </w:rPr>
         <w:t xml:space="preserve">. GitHub. </w:t>
       </w:r>
-      <w:hyperlink r:id="rId34" w:history="1">
+      <w:hyperlink r:id="rId35" w:history="1">
         <w:r>
           <w:rPr>
             <w:rStyle w:val="Hyperlink"/>
@@ -12853,8 +12736,8 @@
       </w:pPr>
     </w:p>
     <w:sectPr>
-      <w:headerReference w:type="default" r:id="rId35"/>
-      <w:footerReference w:type="default" r:id="rId36"/>
+      <w:headerReference w:type="default" r:id="rId36"/>
+      <w:footerReference w:type="default" r:id="rId37"/>
       <w:pgSz w:w="12240" w:h="15840"/>
       <w:pgMar w:top="1440" w:right="1440" w:bottom="1440" w:left="1440" w:header="720" w:footer="720" w:gutter="0"/>
       <w:cols w:space="720"/>
@@ -13745,7 +13628,6 @@
   <w:style w:type="character" w:default="1" w:styleId="DefaultParagraphFont">
     <w:name w:val="Default Paragraph Font"/>
     <w:uiPriority w:val="1"/>
-    <w:semiHidden/>
     <w:unhideWhenUsed/>
   </w:style>
   <w:style w:type="table" w:default="1" w:styleId="TableNormal">

--- a/Policy – Artefact 2.docx
+++ b/Policy – Artefact 2.docx
@@ -27,7 +27,7 @@
                     <pic:cNvPicPr/>
                   </pic:nvPicPr>
                   <pic:blipFill>
-                    <a:blip r:embed="rId8">
+                    <a:blip r:embed="rId11">
                       <a:extLst>
                         <a:ext uri="{28A0092B-C50C-407E-A947-70E740481C1C}">
                           <a14:useLocalDpi xmlns:a14="http://schemas.microsoft.com/office/drawing/2010/main"/>
@@ -2494,7 +2494,19 @@
         <w:rPr>
           <w:rFonts w:ascii="Arial" w:eastAsia="Arial" w:hAnsi="Arial" w:cs="Arial"/>
         </w:rPr>
-        <w:t xml:space="preserve">. This are of the policy also covers the legal guidance as the </w:t>
+        <w:t>. This are</w:t>
+      </w:r>
+      <w:r>
+        <w:rPr>
+          <w:rFonts w:ascii="Arial" w:eastAsia="Arial" w:hAnsi="Arial" w:cs="Arial"/>
+        </w:rPr>
+        <w:t>a</w:t>
+      </w:r>
+      <w:r>
+        <w:rPr>
+          <w:rFonts w:ascii="Arial" w:eastAsia="Arial" w:hAnsi="Arial" w:cs="Arial"/>
+        </w:rPr>
+        <w:t xml:space="preserve"> of the policy also covers the legal guidance as the </w:t>
       </w:r>
       <w:r>
         <w:rPr>
@@ -2843,13 +2855,27 @@
           <w:rFonts w:ascii="Arial" w:eastAsia="Arial" w:hAnsi="Arial" w:cs="Arial"/>
           <w:color w:val="000000" w:themeColor="text1"/>
         </w:rPr>
-        <w:t xml:space="preserve"> The individuals affect should only be notified if the breach leads to risk to their rights and freedoms, such as patient records in a hospital. </w:t>
+        <w:t xml:space="preserve"> The individuals affect</w:t>
       </w:r>
       <w:r>
         <w:rPr>
           <w:rFonts w:ascii="Arial" w:eastAsia="Arial" w:hAnsi="Arial" w:cs="Arial"/>
           <w:color w:val="000000" w:themeColor="text1"/>
         </w:rPr>
+        <w:t>ed</w:t>
+      </w:r>
+      <w:r>
+        <w:rPr>
+          <w:rFonts w:ascii="Arial" w:eastAsia="Arial" w:hAnsi="Arial" w:cs="Arial"/>
+          <w:color w:val="000000" w:themeColor="text1"/>
+        </w:rPr>
+        <w:t xml:space="preserve"> should only be notified if the breach leads to risk to their rights and freedoms, such as patient records in a hospital. </w:t>
+      </w:r>
+      <w:r>
+        <w:rPr>
+          <w:rFonts w:ascii="Arial" w:eastAsia="Arial" w:hAnsi="Arial" w:cs="Arial"/>
+          <w:color w:val="000000" w:themeColor="text1"/>
+        </w:rPr>
         <w:t>T</w:t>
       </w:r>
       <w:r>
@@ -2999,6 +3025,13 @@
           <w:rFonts w:ascii="Arial" w:eastAsia="Arial" w:hAnsi="Arial" w:cs="Arial"/>
           <w:color w:val="000000" w:themeColor="text1"/>
         </w:rPr>
+        <w:t>es</w:t>
+      </w:r>
+      <w:r>
+        <w:rPr>
+          <w:rFonts w:ascii="Arial" w:eastAsia="Arial" w:hAnsi="Arial" w:cs="Arial"/>
+          <w:color w:val="000000" w:themeColor="text1"/>
+        </w:rPr>
         <w:t xml:space="preserve"> </w:t>
       </w:r>
       <w:r>
@@ -3048,7 +3081,21 @@
           <w:rFonts w:ascii="Arial" w:eastAsia="Arial" w:hAnsi="Arial" w:cs="Arial"/>
           <w:color w:val="000000" w:themeColor="text1"/>
         </w:rPr>
-        <w:t xml:space="preserve"> essential service sectors that aids organisation to meet legal requirements for cyber </w:t>
+        <w:t xml:space="preserve"> essential service sectors that aids organisation</w:t>
+      </w:r>
+      <w:r>
+        <w:rPr>
+          <w:rFonts w:ascii="Arial" w:eastAsia="Arial" w:hAnsi="Arial" w:cs="Arial"/>
+          <w:color w:val="000000" w:themeColor="text1"/>
+        </w:rPr>
+        <w:t>s</w:t>
+      </w:r>
+      <w:r>
+        <w:rPr>
+          <w:rFonts w:ascii="Arial" w:eastAsia="Arial" w:hAnsi="Arial" w:cs="Arial"/>
+          <w:color w:val="000000" w:themeColor="text1"/>
+        </w:rPr>
+        <w:t xml:space="preserve"> to meet legal requirements for cyber </w:t>
       </w:r>
       <w:r>
         <w:rPr>
@@ -3636,8 +3683,6 @@
         </w:rPr>
         <w:t xml:space="preserve">Event </w:t>
       </w:r>
-      <w:proofErr w:type="spellStart"/>
-      <w:proofErr w:type="gramStart"/>
       <w:r>
         <w:rPr>
           <w:rFonts w:ascii="Arial" w:eastAsia="Arial" w:hAnsi="Arial" w:cs="Arial"/>
@@ -3648,10 +3693,8 @@
         <w:rPr>
           <w:rFonts w:ascii="Arial" w:eastAsia="Arial" w:hAnsi="Arial" w:cs="Arial"/>
         </w:rPr>
-        <w:t>the</w:t>
-      </w:r>
-      <w:proofErr w:type="spellEnd"/>
-      <w:proofErr w:type="gramEnd"/>
+        <w:t xml:space="preserve"> the</w:t>
+      </w:r>
       <w:r>
         <w:rPr>
           <w:rFonts w:ascii="Arial" w:eastAsia="Arial" w:hAnsi="Arial" w:cs="Arial"/>
@@ -3722,7 +3765,7 @@
                     <pic:cNvPicPr/>
                   </pic:nvPicPr>
                   <pic:blipFill>
-                    <a:blip r:embed="rId9">
+                    <a:blip r:embed="rId12">
                       <a:extLst>
                         <a:ext uri="{28A0092B-C50C-407E-A947-70E740481C1C}">
                           <a14:useLocalDpi xmlns:a14="http://schemas.microsoft.com/office/drawing/2010/main"/>
@@ -4050,7 +4093,7 @@
                     <pic:cNvPicPr/>
                   </pic:nvPicPr>
                   <pic:blipFill>
-                    <a:blip r:embed="rId10">
+                    <a:blip r:embed="rId13">
                       <a:extLst>
                         <a:ext uri="{28A0092B-C50C-407E-A947-70E740481C1C}">
                           <a14:useLocalDpi xmlns:a14="http://schemas.microsoft.com/office/drawing/2010/main"/>
@@ -4157,7 +4200,7 @@
                     <pic:cNvPicPr/>
                   </pic:nvPicPr>
                   <pic:blipFill>
-                    <a:blip r:embed="rId11">
+                    <a:blip r:embed="rId14">
                       <a:extLst>
                         <a:ext uri="{28A0092B-C50C-407E-A947-70E740481C1C}">
                           <a14:useLocalDpi xmlns:a14="http://schemas.microsoft.com/office/drawing/2010/main"/>
@@ -4303,7 +4346,7 @@
                     <pic:cNvPicPr/>
                   </pic:nvPicPr>
                   <pic:blipFill>
-                    <a:blip r:embed="rId12">
+                    <a:blip r:embed="rId15">
                       <a:extLst>
                         <a:ext uri="{28A0092B-C50C-407E-A947-70E740481C1C}">
                           <a14:useLocalDpi xmlns:a14="http://schemas.microsoft.com/office/drawing/2010/main"/>
@@ -4457,7 +4500,7 @@
                     <pic:cNvPicPr/>
                   </pic:nvPicPr>
                   <pic:blipFill>
-                    <a:blip r:embed="rId13">
+                    <a:blip r:embed="rId16">
                       <a:extLst>
                         <a:ext uri="{28A0092B-C50C-407E-A947-70E740481C1C}">
                           <a14:useLocalDpi xmlns:a14="http://schemas.microsoft.com/office/drawing/2010/main"/>
@@ -4615,7 +4658,19 @@
         <w:rPr>
           <w:rFonts w:ascii="Arial" w:eastAsia="Arial" w:hAnsi="Arial" w:cs="Arial"/>
         </w:rPr>
-        <w:t>The following table shows which libraries are needed, and weather they need to be installed:</w:t>
+        <w:t xml:space="preserve">The following table shows which libraries are needed, and </w:t>
+      </w:r>
+      <w:r>
+        <w:rPr>
+          <w:rFonts w:ascii="Arial" w:eastAsia="Arial" w:hAnsi="Arial" w:cs="Arial"/>
+        </w:rPr>
+        <w:t>whether</w:t>
+      </w:r>
+      <w:r>
+        <w:rPr>
+          <w:rFonts w:ascii="Arial" w:eastAsia="Arial" w:hAnsi="Arial" w:cs="Arial"/>
+        </w:rPr>
+        <w:t xml:space="preserve"> they need to be installed:</w:t>
       </w:r>
     </w:p>
     <w:tbl>
@@ -5582,14 +5637,9 @@
       <w:r>
         <w:t xml:space="preserve">After installation of python is </w:t>
       </w:r>
-      <w:proofErr w:type="gramStart"/>
-      <w:r>
-        <w:t xml:space="preserve">completed </w:t>
-      </w:r>
-      <w:r>
-        <w:t>,</w:t>
-      </w:r>
-      <w:proofErr w:type="gramEnd"/>
+      <w:r>
+        <w:t>completed,</w:t>
+      </w:r>
       <w:r>
         <w:t xml:space="preserve"> the prototype </w:t>
       </w:r>
@@ -6253,7 +6303,19 @@
         <w:rPr>
           <w:rFonts w:ascii="Arial" w:eastAsia="Arial" w:hAnsi="Arial" w:cs="Arial"/>
         </w:rPr>
-        <w:t xml:space="preserve"> one of the most devasting </w:t>
+        <w:t xml:space="preserve"> one of the most devas</w:t>
+      </w:r>
+      <w:r>
+        <w:rPr>
+          <w:rFonts w:ascii="Arial" w:eastAsia="Arial" w:hAnsi="Arial" w:cs="Arial"/>
+        </w:rPr>
+        <w:t>ta</w:t>
+      </w:r>
+      <w:r>
+        <w:rPr>
+          <w:rFonts w:ascii="Arial" w:eastAsia="Arial" w:hAnsi="Arial" w:cs="Arial"/>
+        </w:rPr>
+        <w:t xml:space="preserve">ting </w:t>
       </w:r>
       <w:r>
         <w:rPr>
@@ -6271,7 +6333,25 @@
         <w:rPr>
           <w:rFonts w:ascii="Arial" w:eastAsia="Arial" w:hAnsi="Arial" w:cs="Arial"/>
         </w:rPr>
-        <w:t xml:space="preserve"> attackers use</w:t>
+        <w:t xml:space="preserve"> </w:t>
+      </w:r>
+      <w:r>
+        <w:rPr>
+          <w:rFonts w:ascii="Arial" w:eastAsia="Arial" w:hAnsi="Arial" w:cs="Arial"/>
+        </w:rPr>
+        <w:t xml:space="preserve">are </w:t>
+      </w:r>
+      <w:r>
+        <w:rPr>
+          <w:rFonts w:ascii="Arial" w:eastAsia="Arial" w:hAnsi="Arial" w:cs="Arial"/>
+        </w:rPr>
+        <w:t>use</w:t>
+      </w:r>
+      <w:r>
+        <w:rPr>
+          <w:rFonts w:ascii="Arial" w:eastAsia="Arial" w:hAnsi="Arial" w:cs="Arial"/>
+        </w:rPr>
+        <w:t>d</w:t>
       </w:r>
       <w:r>
         <w:rPr>
@@ -6289,7 +6369,31 @@
         <w:rPr>
           <w:rFonts w:ascii="Arial" w:eastAsia="Arial" w:hAnsi="Arial" w:cs="Arial"/>
         </w:rPr>
-        <w:t xml:space="preserve"> threaten monetary compassion or the data is released publicly. </w:t>
+        <w:t xml:space="preserve"> </w:t>
+      </w:r>
+      <w:r>
+        <w:rPr>
+          <w:rFonts w:ascii="Arial" w:eastAsia="Arial" w:hAnsi="Arial" w:cs="Arial"/>
+        </w:rPr>
+        <w:t>demand</w:t>
+      </w:r>
+      <w:r>
+        <w:rPr>
+          <w:rFonts w:ascii="Arial" w:eastAsia="Arial" w:hAnsi="Arial" w:cs="Arial"/>
+        </w:rPr>
+        <w:t xml:space="preserve"> monetary comp</w:t>
+      </w:r>
+      <w:r>
+        <w:rPr>
+          <w:rFonts w:ascii="Arial" w:eastAsia="Arial" w:hAnsi="Arial" w:cs="Arial"/>
+        </w:rPr>
+        <w:t>ensat</w:t>
+      </w:r>
+      <w:r>
+        <w:rPr>
+          <w:rFonts w:ascii="Arial" w:eastAsia="Arial" w:hAnsi="Arial" w:cs="Arial"/>
+        </w:rPr>
+        <w:t xml:space="preserve">ion or the data is released publicly. </w:t>
       </w:r>
       <w:r>
         <w:rPr>
@@ -6337,7 +6441,19 @@
         <w:rPr>
           <w:rFonts w:ascii="Arial" w:eastAsia="Arial" w:hAnsi="Arial" w:cs="Arial"/>
         </w:rPr>
-        <w:t xml:space="preserve"> however, </w:t>
+        <w:t xml:space="preserve"> </w:t>
+      </w:r>
+      <w:r>
+        <w:rPr>
+          <w:rFonts w:ascii="Arial" w:eastAsia="Arial" w:hAnsi="Arial" w:cs="Arial"/>
+        </w:rPr>
+        <w:t>nonetheless</w:t>
+      </w:r>
+      <w:r>
+        <w:rPr>
+          <w:rFonts w:ascii="Arial" w:eastAsia="Arial" w:hAnsi="Arial" w:cs="Arial"/>
+        </w:rPr>
+        <w:t xml:space="preserve">, </w:t>
       </w:r>
       <w:r>
         <w:rPr>
@@ -6457,14 +6573,8 @@
         <w:rPr>
           <w:rFonts w:ascii="Arial" w:eastAsia="Arial" w:hAnsi="Arial" w:cs="Arial"/>
         </w:rPr>
-        <w:t xml:space="preserve">stored </w:t>
-      </w:r>
-      <w:r>
-        <w:rPr>
-          <w:rFonts w:ascii="Arial" w:eastAsia="Arial" w:hAnsi="Arial" w:cs="Arial"/>
-        </w:rPr>
         <w:lastRenderedPageBreak/>
-        <w:t>with minimal access to it, so attackers cannot delete it and SMEs would at least still own their data.</w:t>
+        <w:t>stored with minimal access to it, so attackers cannot delete it and SMEs would at least still own their data.</w:t>
       </w:r>
     </w:p>
     <w:p>
@@ -6496,7 +6606,13 @@
         <w:rPr>
           <w:rFonts w:ascii="Arial" w:eastAsia="Arial" w:hAnsi="Arial" w:cs="Arial"/>
         </w:rPr>
-        <w:t>beneficial as it is</w:t>
+        <w:t>valuable</w:t>
+      </w:r>
+      <w:r>
+        <w:rPr>
+          <w:rFonts w:ascii="Arial" w:eastAsia="Arial" w:hAnsi="Arial" w:cs="Arial"/>
+        </w:rPr>
+        <w:t xml:space="preserve"> as it is</w:t>
       </w:r>
       <w:r>
         <w:rPr>
@@ -6877,7 +6993,91 @@
         <w:rPr>
           <w:rFonts w:ascii="Arial" w:hAnsi="Arial" w:cs="Arial"/>
         </w:rPr>
-        <w:t xml:space="preserve"> A walkthrough video can be found in appendix A.</w:t>
+        <w:t xml:space="preserve"> </w:t>
+      </w:r>
+      <w:r>
+        <w:rPr>
+          <w:rFonts w:ascii="Arial" w:hAnsi="Arial" w:cs="Arial"/>
+        </w:rPr>
+        <w:t>W</w:t>
+      </w:r>
+      <w:r>
+        <w:rPr>
+          <w:rFonts w:ascii="Arial" w:hAnsi="Arial" w:cs="Arial"/>
+        </w:rPr>
+        <w:t>alkthrough video</w:t>
+      </w:r>
+      <w:r>
+        <w:rPr>
+          <w:rFonts w:ascii="Arial" w:hAnsi="Arial" w:cs="Arial"/>
+        </w:rPr>
+        <w:t>s</w:t>
+      </w:r>
+      <w:r>
+        <w:rPr>
+          <w:rFonts w:ascii="Arial" w:hAnsi="Arial" w:cs="Arial"/>
+        </w:rPr>
+        <w:t xml:space="preserve"> can be found in appendix A.</w:t>
+      </w:r>
+      <w:r>
+        <w:rPr>
+          <w:rFonts w:ascii="Arial" w:hAnsi="Arial" w:cs="Arial"/>
+        </w:rPr>
+        <w:t xml:space="preserve"> Throughout the videos the windows pop-up for admin </w:t>
+      </w:r>
+      <w:r>
+        <w:rPr>
+          <w:rFonts w:ascii="Arial" w:hAnsi="Arial" w:cs="Arial"/>
+        </w:rPr>
+        <w:t>request</w:t>
+      </w:r>
+      <w:r>
+        <w:rPr>
+          <w:rFonts w:ascii="Arial" w:hAnsi="Arial" w:cs="Arial"/>
+        </w:rPr>
+        <w:t xml:space="preserve"> is not </w:t>
+      </w:r>
+      <w:r>
+        <w:rPr>
+          <w:rFonts w:ascii="Arial" w:hAnsi="Arial" w:cs="Arial"/>
+        </w:rPr>
+        <w:t>captured</w:t>
+      </w:r>
+      <w:r>
+        <w:rPr>
+          <w:rFonts w:ascii="Arial" w:hAnsi="Arial" w:cs="Arial"/>
+        </w:rPr>
+        <w:t>,</w:t>
+      </w:r>
+      <w:r>
+        <w:rPr>
+          <w:rFonts w:ascii="Arial" w:hAnsi="Arial" w:cs="Arial"/>
+        </w:rPr>
+        <w:t xml:space="preserve"> due to the recording software used, </w:t>
+      </w:r>
+      <w:r>
+        <w:rPr>
+          <w:rFonts w:ascii="Arial" w:hAnsi="Arial" w:cs="Arial"/>
+        </w:rPr>
+        <w:t>nonetheless</w:t>
+      </w:r>
+      <w:r>
+        <w:rPr>
+          <w:rFonts w:ascii="Arial" w:hAnsi="Arial" w:cs="Arial"/>
+        </w:rPr>
+        <w:t xml:space="preserve"> a screenshot can be found in Appendix B. Furthermore, the </w:t>
+      </w:r>
+      <w:r>
+        <w:rPr>
+          <w:rFonts w:ascii="Arial" w:hAnsi="Arial" w:cs="Arial"/>
+        </w:rPr>
+        <w:t xml:space="preserve">notification does not pop up in one of the videos, but can be found in the notification section, which is shown. This </w:t>
+      </w:r>
+      <w:r>
+        <w:rPr>
+          <w:rFonts w:ascii="Arial" w:hAnsi="Arial" w:cs="Arial"/>
+        </w:rPr>
+        <w:t>has only occurred when screen recording.</w:t>
       </w:r>
     </w:p>
     <w:p>
@@ -7477,7 +7677,7 @@
                     <pic:cNvPicPr/>
                   </pic:nvPicPr>
                   <pic:blipFill>
-                    <a:blip r:embed="rId14">
+                    <a:blip r:embed="rId17">
                       <a:extLst>
                         <a:ext uri="{28A0092B-C50C-407E-A947-70E740481C1C}">
                           <a14:useLocalDpi xmlns:a14="http://schemas.microsoft.com/office/drawing/2010/main"/>
@@ -7524,7 +7724,7 @@
                     <pic:cNvPicPr/>
                   </pic:nvPicPr>
                   <pic:blipFill>
-                    <a:blip r:embed="rId15">
+                    <a:blip r:embed="rId18">
                       <a:extLst>
                         <a:ext uri="{28A0092B-C50C-407E-A947-70E740481C1C}">
                           <a14:useLocalDpi xmlns:a14="http://schemas.microsoft.com/office/drawing/2010/main"/>
@@ -7657,7 +7857,7 @@
           <w:sz w:val="24"/>
           <w:szCs w:val="24"/>
         </w:rPr>
-        <w:t xml:space="preserve"> For example, attackers, after gaining access to the device of the victim, are known to download some of the tools that that may need to the </w:t>
+        <w:t xml:space="preserve"> For example, attackers, after gaining access to the device of the victim, are known to download some of the tools that th</w:t>
       </w:r>
       <w:r>
         <w:rPr>
@@ -7665,24 +7865,23 @@
           <w:sz w:val="24"/>
           <w:szCs w:val="24"/>
         </w:rPr>
-        <w:t xml:space="preserve">device and could use command arguments such as “curl” or “Download String”. If these arguments are found, they are given a score, in this case “3”, which will add to the overall risk score for the example command. </w:t>
-      </w:r>
-    </w:p>
-    <w:p>
-      <w:pPr>
+        <w:t>ey</w:t>
+      </w:r>
+      <w:r>
         <w:rPr>
           <w:rStyle w:val="Table-HeaderChar"/>
           <w:sz w:val="24"/>
           <w:szCs w:val="24"/>
         </w:rPr>
-      </w:pPr>
+        <w:t xml:space="preserve"> may need to the </w:t>
+      </w:r>
       <w:r>
         <w:rPr>
           <w:rStyle w:val="Table-HeaderChar"/>
           <w:sz w:val="24"/>
           <w:szCs w:val="24"/>
         </w:rPr>
-        <w:t>The more suspicious arguments a command has, the higher the score it will show.</w:t>
+        <w:t xml:space="preserve">device and could use command arguments such as “curl” or </w:t>
       </w:r>
       <w:r>
         <w:rPr>
@@ -7690,24 +7889,25 @@
           <w:sz w:val="24"/>
           <w:szCs w:val="24"/>
         </w:rPr>
-        <w:t xml:space="preserve"> The list has been</w:t>
-      </w:r>
-      <w:r>
+        <w:lastRenderedPageBreak/>
+        <w:t xml:space="preserve">“Download String”. If these arguments are found, they are given a score, in this case “3”, which will add to the overall risk score for the example command. </w:t>
+      </w:r>
+    </w:p>
+    <w:p>
+      <w:pPr>
         <w:rPr>
           <w:rStyle w:val="Table-HeaderChar"/>
           <w:sz w:val="24"/>
           <w:szCs w:val="24"/>
         </w:rPr>
-        <w:t xml:space="preserve"> developed for SMEs which would not normally run commands in </w:t>
-      </w:r>
+      </w:pPr>
       <w:r>
         <w:rPr>
           <w:rStyle w:val="Table-HeaderChar"/>
           <w:sz w:val="24"/>
           <w:szCs w:val="24"/>
         </w:rPr>
-        <w:lastRenderedPageBreak/>
-        <w:t>PowerShell and</w:t>
+        <w:t>The more suspicious arguments a command has, the higher the score it will show.</w:t>
       </w:r>
       <w:r>
         <w:rPr>
@@ -7715,7 +7915,7 @@
           <w:sz w:val="24"/>
           <w:szCs w:val="24"/>
         </w:rPr>
-        <w:t xml:space="preserve"> therefore would not use “curl” or any other arguments to download </w:t>
+        <w:t xml:space="preserve"> The list has been</w:t>
       </w:r>
       <w:r>
         <w:rPr>
@@ -7723,7 +7923,7 @@
           <w:sz w:val="24"/>
           <w:szCs w:val="24"/>
         </w:rPr>
-        <w:t>files</w:t>
+        <w:t xml:space="preserve"> developed for SMEs which would not normally run commands in </w:t>
       </w:r>
       <w:r>
         <w:rPr>
@@ -7731,7 +7931,7 @@
           <w:sz w:val="24"/>
           <w:szCs w:val="24"/>
         </w:rPr>
-        <w:t xml:space="preserve"> to the device. This list is not an exhaustive list for </w:t>
+        <w:t>PowerShell and</w:t>
       </w:r>
       <w:r>
         <w:rPr>
@@ -7739,7 +7939,7 @@
           <w:sz w:val="24"/>
           <w:szCs w:val="24"/>
         </w:rPr>
-        <w:t>suspicious</w:t>
+        <w:t xml:space="preserve"> therefore would not use “curl” or any other arguments to download </w:t>
       </w:r>
       <w:r>
         <w:rPr>
@@ -7747,7 +7947,7 @@
           <w:sz w:val="24"/>
           <w:szCs w:val="24"/>
         </w:rPr>
-        <w:t xml:space="preserve"> commands an attacker could </w:t>
+        <w:t>files</w:t>
       </w:r>
       <w:r>
         <w:rPr>
@@ -7755,7 +7955,7 @@
           <w:sz w:val="24"/>
           <w:szCs w:val="24"/>
         </w:rPr>
-        <w:t>run;</w:t>
+        <w:t xml:space="preserve"> to the device. This list is not an exhaustive list for </w:t>
       </w:r>
       <w:r>
         <w:rPr>
@@ -7763,7 +7963,7 @@
           <w:sz w:val="24"/>
           <w:szCs w:val="24"/>
         </w:rPr>
-        <w:t xml:space="preserve"> </w:t>
+        <w:t>suspicious</w:t>
       </w:r>
       <w:r>
         <w:rPr>
@@ -7771,7 +7971,7 @@
           <w:sz w:val="24"/>
           <w:szCs w:val="24"/>
         </w:rPr>
-        <w:t>however,</w:t>
+        <w:t xml:space="preserve"> commands an attacker could </w:t>
       </w:r>
       <w:r>
         <w:rPr>
@@ -7779,7 +7979,47 @@
           <w:sz w:val="24"/>
           <w:szCs w:val="24"/>
         </w:rPr>
-        <w:t xml:space="preserve"> it is compressive enough for the alpha version of the prototype.</w:t>
+        <w:t>run;</w:t>
+      </w:r>
+      <w:r>
+        <w:rPr>
+          <w:rStyle w:val="Table-HeaderChar"/>
+          <w:sz w:val="24"/>
+          <w:szCs w:val="24"/>
+        </w:rPr>
+        <w:t xml:space="preserve"> </w:t>
+      </w:r>
+      <w:r>
+        <w:rPr>
+          <w:rStyle w:val="Table-HeaderChar"/>
+          <w:sz w:val="24"/>
+          <w:szCs w:val="24"/>
+        </w:rPr>
+        <w:t>however,</w:t>
+      </w:r>
+      <w:r>
+        <w:rPr>
+          <w:rStyle w:val="Table-HeaderChar"/>
+          <w:sz w:val="24"/>
+          <w:szCs w:val="24"/>
+        </w:rPr>
+        <w:t xml:space="preserve"> it is compre</w:t>
+      </w:r>
+      <w:r>
+        <w:rPr>
+          <w:rStyle w:val="Table-HeaderChar"/>
+          <w:sz w:val="24"/>
+          <w:szCs w:val="24"/>
+        </w:rPr>
+        <w:t>hen</w:t>
+      </w:r>
+      <w:r>
+        <w:rPr>
+          <w:rStyle w:val="Table-HeaderChar"/>
+          <w:sz w:val="24"/>
+          <w:szCs w:val="24"/>
+        </w:rPr>
+        <w:t>sive enough for the alpha version of the prototype.</w:t>
       </w:r>
     </w:p>
     <w:p>
@@ -7855,7 +8095,7 @@
                     <pic:cNvPicPr/>
                   </pic:nvPicPr>
                   <pic:blipFill>
-                    <a:blip r:embed="rId16"/>
+                    <a:blip r:embed="rId19"/>
                     <a:stretch>
                       <a:fillRect/>
                     </a:stretch>
@@ -7909,6 +8149,7 @@
         <w:rPr>
           <w:rFonts w:ascii="Arial" w:hAnsi="Arial" w:cs="Arial"/>
         </w:rPr>
+        <w:lastRenderedPageBreak/>
         <w:t>Office Macros Checker</w:t>
       </w:r>
       <w:bookmarkEnd w:id="14"/>
@@ -7944,18 +8185,10 @@
         </w:rPr>
         <w:t>(Microsoft, 2024)</w:t>
       </w:r>
-    </w:p>
-    <w:p>
-      <w:pPr>
-        <w:rPr>
-          <w:rFonts w:ascii="Arial" w:hAnsi="Arial" w:cs="Arial"/>
-        </w:rPr>
-      </w:pPr>
-      <w:r>
-        <w:rPr>
-          <w:rFonts w:ascii="Arial" w:hAnsi="Arial" w:cs="Arial"/>
-        </w:rPr>
-        <w:lastRenderedPageBreak/>
+      <w:r>
+        <w:rPr>
+          <w:rFonts w:ascii="Arial" w:hAnsi="Arial" w:cs="Arial"/>
+        </w:rPr>
         <w:t xml:space="preserve">. </w:t>
       </w:r>
       <w:r>
@@ -8128,7 +8361,7 @@
                     </pic:cNvPicPr>
                   </pic:nvPicPr>
                   <pic:blipFill>
-                    <a:blip r:embed="rId17">
+                    <a:blip r:embed="rId20">
                       <a:extLst>
                         <a:ext uri="{28A0092B-C50C-407E-A947-70E740481C1C}">
                           <a14:useLocalDpi xmlns:a14="http://schemas.microsoft.com/office/drawing/2010/main" val="0"/>
@@ -8182,7 +8415,7 @@
                     </pic:cNvPicPr>
                   </pic:nvPicPr>
                   <pic:blipFill>
-                    <a:blip r:embed="rId18">
+                    <a:blip r:embed="rId21">
                       <a:extLst>
                         <a:ext uri="{28A0092B-C50C-407E-A947-70E740481C1C}">
                           <a14:useLocalDpi xmlns:a14="http://schemas.microsoft.com/office/drawing/2010/main" val="0"/>
@@ -8957,7 +9190,7 @@
                     <pic:cNvPicPr/>
                   </pic:nvPicPr>
                   <pic:blipFill>
-                    <a:blip r:embed="rId19"/>
+                    <a:blip r:embed="rId22"/>
                     <a:stretch>
                       <a:fillRect/>
                     </a:stretch>
@@ -8983,6 +9216,7 @@
         <w:pStyle w:val="Table-Header"/>
       </w:pPr>
       <w:r>
+        <w:lastRenderedPageBreak/>
         <w:t>Figure 1</w:t>
       </w:r>
       <w:r>
@@ -9020,7 +9254,6 @@
         <w:rPr>
           <w:rFonts w:ascii="Arial" w:hAnsi="Arial" w:cs="Arial"/>
         </w:rPr>
-        <w:lastRenderedPageBreak/>
         <w:t xml:space="preserve">The recognition part of the script checks </w:t>
       </w:r>
       <w:r>
@@ -9182,7 +9415,7 @@
                     <pic:cNvPicPr/>
                   </pic:nvPicPr>
                   <pic:blipFill>
-                    <a:blip r:embed="rId20"/>
+                    <a:blip r:embed="rId23"/>
                     <a:stretch>
                       <a:fillRect/>
                     </a:stretch>
@@ -9337,7 +9570,7 @@
                     <pic:cNvPicPr/>
                   </pic:nvPicPr>
                   <pic:blipFill>
-                    <a:blip r:embed="rId21"/>
+                    <a:blip r:embed="rId24"/>
                     <a:stretch>
                       <a:fillRect/>
                     </a:stretch>
@@ -9388,6 +9621,7 @@
         <w:rPr>
           <w:rFonts w:ascii="Arial" w:hAnsi="Arial" w:cs="Arial"/>
         </w:rPr>
+        <w:lastRenderedPageBreak/>
         <w:t xml:space="preserve">The </w:t>
       </w:r>
       <w:r>
@@ -9412,7 +9646,19 @@
         <w:rPr>
           <w:rFonts w:ascii="Arial" w:hAnsi="Arial" w:cs="Arial"/>
         </w:rPr>
-        <w:t xml:space="preserve"> my going to the path HKEY_LOCAL_MACHINE</w:t>
+        <w:t xml:space="preserve"> </w:t>
+      </w:r>
+      <w:r>
+        <w:rPr>
+          <w:rFonts w:ascii="Arial" w:hAnsi="Arial" w:cs="Arial"/>
+        </w:rPr>
+        <w:t>by</w:t>
+      </w:r>
+      <w:r>
+        <w:rPr>
+          <w:rFonts w:ascii="Arial" w:hAnsi="Arial" w:cs="Arial"/>
+        </w:rPr>
+        <w:t xml:space="preserve"> going to the path HKEY_LOCAL_MACHINE</w:t>
       </w:r>
       <w:r>
         <w:rPr>
@@ -9434,7 +9680,6 @@
         <w:rPr>
           <w:rFonts w:ascii="Arial" w:hAnsi="Arial" w:cs="Arial"/>
         </w:rPr>
-        <w:lastRenderedPageBreak/>
         <w:t>\Policies\System</w:t>
       </w:r>
       <w:r>
@@ -9490,7 +9735,7 @@
                     <pic:cNvPicPr/>
                   </pic:nvPicPr>
                   <pic:blipFill>
-                    <a:blip r:embed="rId22"/>
+                    <a:blip r:embed="rId25"/>
                     <a:stretch>
                       <a:fillRect/>
                     </a:stretch>
@@ -9616,6 +9861,7 @@
           <w:rFonts w:ascii="Arial" w:hAnsi="Arial" w:cs="Arial"/>
           <w:noProof/>
         </w:rPr>
+        <w:lastRenderedPageBreak/>
         <w:drawing>
           <wp:inline distT="0" distB="0" distL="0" distR="0" wp14:anchorId="3055B965" wp14:editId="43538E00">
             <wp:extent cx="2800350" cy="1171575"/>
@@ -9634,7 +9880,7 @@
                     </pic:cNvPicPr>
                   </pic:nvPicPr>
                   <pic:blipFill>
-                    <a:blip r:embed="rId23">
+                    <a:blip r:embed="rId26">
                       <a:extLst>
                         <a:ext uri="{28A0092B-C50C-407E-A947-70E740481C1C}">
                           <a14:useLocalDpi xmlns:a14="http://schemas.microsoft.com/office/drawing/2010/main" val="0"/>
@@ -9688,7 +9934,7 @@
                     </pic:cNvPicPr>
                   </pic:nvPicPr>
                   <pic:blipFill>
-                    <a:blip r:embed="rId24">
+                    <a:blip r:embed="rId27">
                       <a:extLst>
                         <a:ext uri="{28A0092B-C50C-407E-A947-70E740481C1C}">
                           <a14:useLocalDpi xmlns:a14="http://schemas.microsoft.com/office/drawing/2010/main" val="0"/>
@@ -9790,7 +10036,6 @@
               <w:rPr>
                 <w:rFonts w:ascii="Arial" w:hAnsi="Arial" w:cs="Arial"/>
               </w:rPr>
-              <w:lastRenderedPageBreak/>
               <w:t>Event ID</w:t>
             </w:r>
             <w:r>
@@ -10862,7 +11107,7 @@
                     </pic:cNvPicPr>
                   </pic:nvPicPr>
                   <pic:blipFill>
-                    <a:blip r:embed="rId25">
+                    <a:blip r:embed="rId28">
                       <a:extLst>
                         <a:ext uri="{28A0092B-C50C-407E-A947-70E740481C1C}">
                           <a14:useLocalDpi xmlns:a14="http://schemas.microsoft.com/office/drawing/2010/main" val="0"/>
@@ -10916,7 +11161,7 @@
                     </pic:cNvPicPr>
                   </pic:nvPicPr>
                   <pic:blipFill>
-                    <a:blip r:embed="rId26">
+                    <a:blip r:embed="rId29">
                       <a:extLst>
                         <a:ext uri="{28A0092B-C50C-407E-A947-70E740481C1C}">
                           <a14:useLocalDpi xmlns:a14="http://schemas.microsoft.com/office/drawing/2010/main" val="0"/>
@@ -11019,6 +11264,7 @@
                 <w:sz w:val="22"/>
                 <w:szCs w:val="22"/>
               </w:rPr>
+              <w:lastRenderedPageBreak/>
               <w:t>Event ID</w:t>
             </w:r>
             <w:r>
@@ -11561,7 +11807,6 @@
                 <w:sz w:val="22"/>
                 <w:szCs w:val="22"/>
               </w:rPr>
-              <w:lastRenderedPageBreak/>
               <w:t>High </w:t>
             </w:r>
           </w:p>
@@ -11802,14 +12047,12 @@
         </w:rPr>
         <w:t xml:space="preserve"> name of file that is either in the start-up or that is what the short-cut directs to, and checks if </w:t>
       </w:r>
-      <w:proofErr w:type="spellStart"/>
-      <w:r>
-        <w:rPr>
-          <w:rFonts w:ascii="Arial" w:eastAsia="Arial" w:hAnsi="Arial" w:cs="Arial"/>
-        </w:rPr>
-        <w:t>its</w:t>
-      </w:r>
-      <w:proofErr w:type="spellEnd"/>
+      <w:r>
+        <w:rPr>
+          <w:rFonts w:ascii="Arial" w:eastAsia="Arial" w:hAnsi="Arial" w:cs="Arial"/>
+        </w:rPr>
+        <w:t>it is</w:t>
+      </w:r>
       <w:r>
         <w:rPr>
           <w:rFonts w:ascii="Arial" w:eastAsia="Arial" w:hAnsi="Arial" w:cs="Arial"/>
@@ -11941,7 +12184,7 @@
                     <pic:cNvPicPr/>
                   </pic:nvPicPr>
                   <pic:blipFill>
-                    <a:blip r:embed="rId27"/>
+                    <a:blip r:embed="rId30"/>
                     <a:stretch>
                       <a:fillRect/>
                     </a:stretch>
@@ -12099,6 +12342,7 @@
           <w:rFonts w:ascii="Arial" w:eastAsia="Arial" w:hAnsi="Arial" w:cs="Arial"/>
           <w:noProof/>
         </w:rPr>
+        <w:lastRenderedPageBreak/>
         <w:drawing>
           <wp:inline distT="0" distB="0" distL="0" distR="0" wp14:anchorId="3EC0E1D5" wp14:editId="30D0AE11">
             <wp:extent cx="2847975" cy="1410843"/>
@@ -12115,7 +12359,7 @@
                     <pic:cNvPicPr/>
                   </pic:nvPicPr>
                   <pic:blipFill>
-                    <a:blip r:embed="rId28"/>
+                    <a:blip r:embed="rId31"/>
                     <a:stretch>
                       <a:fillRect/>
                     </a:stretch>
@@ -12171,6 +12415,8 @@
     <w:p>
       <w:pPr>
         <w:pStyle w:val="Heading1"/>
+        <w:pageBreakBefore/>
+        <w:spacing w:line="278" w:lineRule="auto"/>
         <w:rPr>
           <w:rStyle w:val="Table-HeaderChar"/>
           <w:rFonts w:asciiTheme="majorHAnsi" w:eastAsiaTheme="majorEastAsia" w:hAnsiTheme="majorHAnsi" w:cstheme="majorBidi"/>
@@ -12220,7 +12466,7 @@
           <w:rFonts w:ascii="Arial" w:hAnsi="Arial" w:cs="Arial"/>
         </w:rPr>
       </w:pPr>
-      <w:hyperlink r:id="rId29" w:history="1">
+      <w:hyperlink r:id="rId32" w:history="1">
         <w:r>
           <w:rPr>
             <w:rStyle w:val="Hyperlink"/>
@@ -12238,7 +12484,93 @@
     </w:p>
     <w:p>
       <w:pPr>
+        <w:rPr>
+          <w:rFonts w:ascii="Arial" w:hAnsi="Arial" w:cs="Arial"/>
+        </w:rPr>
+      </w:pPr>
+    </w:p>
+    <w:p>
+      <w:pPr>
+        <w:rPr>
+          <w:rFonts w:ascii="Arial" w:hAnsi="Arial" w:cs="Arial"/>
+        </w:rPr>
+      </w:pPr>
+      <w:r>
+        <w:rPr>
+          <w:rFonts w:ascii="Arial" w:hAnsi="Arial" w:cs="Arial"/>
+        </w:rPr>
+        <w:t xml:space="preserve">Appendix B – Screenshot of what the admin request looks like before </w:t>
+      </w:r>
+      <w:r>
+        <w:rPr>
+          <w:rFonts w:ascii="Arial" w:hAnsi="Arial" w:cs="Arial"/>
+        </w:rPr>
+        <w:t>the script</w:t>
+      </w:r>
+    </w:p>
+    <w:p>
+      <w:pPr>
+        <w:jc w:val="center"/>
+        <w:rPr>
+          <w:rFonts w:ascii="Arial" w:hAnsi="Arial" w:cs="Arial"/>
+        </w:rPr>
+      </w:pPr>
+      <w:r>
+        <w:rPr>
+          <w:rFonts w:ascii="Arial" w:hAnsi="Arial" w:cs="Arial"/>
+          <w:noProof/>
+        </w:rPr>
+        <w:drawing>
+          <wp:inline distT="0" distB="0" distL="0" distR="0" wp14:anchorId="0ACD87D0" wp14:editId="08406D4C">
+            <wp:extent cx="4286072" cy="3733800"/>
+            <wp:effectExtent l="0" t="0" r="635" b="0"/>
+            <wp:docPr id="123544896" name="Picture 1"/>
+            <wp:cNvGraphicFramePr>
+              <a:graphicFrameLocks xmlns:a="http://schemas.openxmlformats.org/drawingml/2006/main" noChangeAspect="1"/>
+            </wp:cNvGraphicFramePr>
+            <a:graphic xmlns:a="http://schemas.openxmlformats.org/drawingml/2006/main">
+              <a:graphicData uri="http://schemas.openxmlformats.org/drawingml/2006/picture">
+                <pic:pic xmlns:pic="http://schemas.openxmlformats.org/drawingml/2006/picture">
+                  <pic:nvPicPr>
+                    <pic:cNvPr id="123544896" name=""/>
+                    <pic:cNvPicPr/>
+                  </pic:nvPicPr>
+                  <pic:blipFill rotWithShape="1">
+                    <a:blip r:embed="rId33"/>
+                    <a:srcRect l="1717" t="747" r="1688" b="1709"/>
+                    <a:stretch>
+                      <a:fillRect/>
+                    </a:stretch>
+                  </pic:blipFill>
+                  <pic:spPr bwMode="auto">
+                    <a:xfrm>
+                      <a:off x="0" y="0"/>
+                      <a:ext cx="4288097" cy="3735564"/>
+                    </a:xfrm>
+                    <a:prstGeom prst="rect">
+                      <a:avLst/>
+                    </a:prstGeom>
+                    <a:ln>
+                      <a:noFill/>
+                    </a:ln>
+                    <a:extLst>
+                      <a:ext uri="{53640926-AAD7-44D8-BBD7-CCE9431645EC}">
+                        <a14:shadowObscured xmlns:a14="http://schemas.microsoft.com/office/drawing/2010/main"/>
+                      </a:ext>
+                    </a:extLst>
+                  </pic:spPr>
+                </pic:pic>
+              </a:graphicData>
+            </a:graphic>
+          </wp:inline>
+        </w:drawing>
+      </w:r>
+    </w:p>
+    <w:p>
+      <w:pPr>
         <w:pStyle w:val="Heading1"/>
+        <w:pageBreakBefore/>
+        <w:spacing w:line="278" w:lineRule="auto"/>
         <w:rPr>
           <w:rFonts w:ascii="Arial" w:eastAsia="Arial" w:hAnsi="Arial" w:cs="Arial"/>
         </w:rPr>
@@ -12248,6 +12580,7 @@
         <w:rPr>
           <w:rFonts w:ascii="Arial" w:eastAsia="Arial" w:hAnsi="Arial" w:cs="Arial"/>
         </w:rPr>
+        <w:lastRenderedPageBreak/>
         <w:t>References:</w:t>
       </w:r>
       <w:bookmarkEnd w:id="17"/>
@@ -12307,7 +12640,22 @@
         <w:rPr>
           <w:rFonts w:ascii="Arial" w:hAnsi="Arial" w:cs="Arial"/>
         </w:rPr>
-        <w:t>. https://www.groovypost.com/explainer/ai-exe-why-running/</w:t>
+        <w:t xml:space="preserve">. </w:t>
+      </w:r>
+      <w:hyperlink r:id="rId34" w:history="1">
+        <w:r>
+          <w:rPr>
+            <w:rStyle w:val="Hyperlink"/>
+            <w:rFonts w:ascii="Arial" w:hAnsi="Arial" w:cs="Arial"/>
+          </w:rPr>
+          <w:t>https://www.groovypost.com/explainer/ai-exe-why-running/</w:t>
+        </w:r>
+      </w:hyperlink>
+      <w:r>
+        <w:rPr>
+          <w:rFonts w:ascii="Arial" w:hAnsi="Arial" w:cs="Arial"/>
+        </w:rPr>
+        <w:t xml:space="preserve"> </w:t>
       </w:r>
     </w:p>
     <w:p>
@@ -12347,7 +12695,22 @@
         <w:rPr>
           <w:rFonts w:ascii="Arial" w:hAnsi="Arial" w:cs="Arial"/>
         </w:rPr>
-        <w:t>. Www.Upguard.Com. https://www.upguard.com/blog/how-to-back-up-your-data</w:t>
+        <w:t xml:space="preserve">. Www.Upguard.Com. </w:t>
+      </w:r>
+      <w:hyperlink r:id="rId35" w:history="1">
+        <w:r>
+          <w:rPr>
+            <w:rStyle w:val="Hyperlink"/>
+            <w:rFonts w:ascii="Arial" w:hAnsi="Arial" w:cs="Arial"/>
+          </w:rPr>
+          <w:t>https://www.upguard.com/blog/how-to-back-up-your-data</w:t>
+        </w:r>
+      </w:hyperlink>
+      <w:r>
+        <w:rPr>
+          <w:rFonts w:ascii="Arial" w:hAnsi="Arial" w:cs="Arial"/>
+        </w:rPr>
+        <w:t xml:space="preserve"> </w:t>
       </w:r>
     </w:p>
     <w:p>
@@ -12377,7 +12740,22 @@
         <w:rPr>
           <w:rFonts w:ascii="Arial" w:hAnsi="Arial" w:cs="Arial"/>
         </w:rPr>
-        <w:t>. ICO. Retrieved https://ico.org.uk/for-organisations/advice-for-small-organisations/getting-started-with-gdpr/data-protection-self-assessment-medium-businesses/information-security-checklist/</w:t>
+        <w:t xml:space="preserve">. ICO. Retrieved </w:t>
+      </w:r>
+      <w:hyperlink r:id="rId36" w:history="1">
+        <w:r>
+          <w:rPr>
+            <w:rStyle w:val="Hyperlink"/>
+            <w:rFonts w:ascii="Arial" w:hAnsi="Arial" w:cs="Arial"/>
+          </w:rPr>
+          <w:t>https://ico.org.uk/for-organisations/advice-for-small-organisations/getting-started-with-gdpr/data-protection-self-assessment-medium-businesses/information-security-checklist/</w:t>
+        </w:r>
+      </w:hyperlink>
+      <w:r>
+        <w:rPr>
+          <w:rFonts w:ascii="Arial" w:hAnsi="Arial" w:cs="Arial"/>
+        </w:rPr>
+        <w:t xml:space="preserve"> </w:t>
       </w:r>
     </w:p>
     <w:p>
@@ -12407,7 +12785,22 @@
         <w:rPr>
           <w:rFonts w:ascii="Arial" w:hAnsi="Arial" w:cs="Arial"/>
         </w:rPr>
-        <w:t>. Ico.Org.Uk. https://ico.org.uk/for-organisations/uk-gdpr-guidance-and-resources/security/a-guide-to-data-security/</w:t>
+        <w:t xml:space="preserve">. Ico.Org.Uk. </w:t>
+      </w:r>
+      <w:hyperlink r:id="rId37" w:history="1">
+        <w:r>
+          <w:rPr>
+            <w:rStyle w:val="Hyperlink"/>
+            <w:rFonts w:ascii="Arial" w:hAnsi="Arial" w:cs="Arial"/>
+          </w:rPr>
+          <w:t>https://ico.org.uk/for-organisations/uk-gdpr-guidance-and-resources/security/a-guide-to-data-security/</w:t>
+        </w:r>
+      </w:hyperlink>
+      <w:r>
+        <w:rPr>
+          <w:rFonts w:ascii="Arial" w:hAnsi="Arial" w:cs="Arial"/>
+        </w:rPr>
+        <w:t xml:space="preserve"> </w:t>
       </w:r>
     </w:p>
     <w:p>
@@ -12439,7 +12832,7 @@
         </w:rPr>
         <w:t xml:space="preserve">. Ico.Org.Uk. </w:t>
       </w:r>
-      <w:hyperlink r:id="rId30" w:history="1">
+      <w:hyperlink r:id="rId38" w:history="1">
         <w:r>
           <w:rPr>
             <w:rStyle w:val="Hyperlink"/>
@@ -12464,7 +12857,7 @@
         </w:rPr>
         <w:t xml:space="preserve">Microsoft. (2024). Quick start: Create a macro | Microsoft Support. Microsoft.Com. </w:t>
       </w:r>
-      <w:hyperlink r:id="rId31" w:history="1">
+      <w:hyperlink r:id="rId39" w:history="1">
         <w:r>
           <w:rPr>
             <w:rStyle w:val="Hyperlink"/>
@@ -12493,7 +12886,6 @@
         <w:rPr>
           <w:rFonts w:ascii="Arial" w:hAnsi="Arial" w:cs="Arial"/>
         </w:rPr>
-        <w:lastRenderedPageBreak/>
         <w:t xml:space="preserve">Microsoft. (2026, February 24). </w:t>
       </w:r>
       <w:r>
@@ -12542,7 +12934,7 @@
         </w:rPr>
         <w:t xml:space="preserve">. </w:t>
       </w:r>
-      <w:hyperlink r:id="rId32" w:history="1">
+      <w:hyperlink r:id="rId40" w:history="1">
         <w:r>
           <w:rPr>
             <w:rStyle w:val="Hyperlink"/>
@@ -12601,7 +12993,7 @@
         </w:rPr>
         <w:t xml:space="preserve">. </w:t>
       </w:r>
-      <w:hyperlink r:id="rId33" w:history="1">
+      <w:hyperlink r:id="rId41" w:history="1">
         <w:r>
           <w:rPr>
             <w:rStyle w:val="Hyperlink"/>
@@ -12630,6 +13022,7 @@
         <w:rPr>
           <w:rFonts w:ascii="Arial" w:hAnsi="Arial" w:cs="Arial"/>
         </w:rPr>
+        <w:lastRenderedPageBreak/>
         <w:t xml:space="preserve">NCSC. (2026, July 21). </w:t>
       </w:r>
       <w:r>
@@ -12646,7 +13039,7 @@
         </w:rPr>
         <w:t xml:space="preserve">. National Cyber Security Centre. </w:t>
       </w:r>
-      <w:hyperlink r:id="rId34" w:history="1">
+      <w:hyperlink r:id="rId42" w:history="1">
         <w:r>
           <w:rPr>
             <w:rStyle w:val="Hyperlink"/>
@@ -12709,7 +13102,7 @@
         </w:rPr>
         <w:t xml:space="preserve">. GitHub. </w:t>
       </w:r>
-      <w:hyperlink r:id="rId35" w:history="1">
+      <w:hyperlink r:id="rId43" w:history="1">
         <w:r>
           <w:rPr>
             <w:rStyle w:val="Hyperlink"/>
@@ -12736,8 +13129,8 @@
       </w:pPr>
     </w:p>
     <w:sectPr>
-      <w:headerReference w:type="default" r:id="rId36"/>
-      <w:footerReference w:type="default" r:id="rId37"/>
+      <w:headerReference w:type="default" r:id="rId44"/>
+      <w:footerReference w:type="default" r:id="rId45"/>
       <w:pgSz w:w="12240" w:h="15840"/>
       <w:pgMar w:top="1440" w:right="1440" w:bottom="1440" w:left="1440" w:header="720" w:footer="720" w:gutter="0"/>
       <w:cols w:space="720"/>
@@ -13628,6 +14021,7 @@
   <w:style w:type="character" w:default="1" w:styleId="DefaultParagraphFont">
     <w:name w:val="Default Paragraph Font"/>
     <w:uiPriority w:val="1"/>
+    <w:semiHidden/>
     <w:unhideWhenUsed/>
   </w:style>
   <w:style w:type="table" w:default="1" w:styleId="TableNormal">
@@ -14307,13 +14701,298 @@
 </file>
 
 <file path=customXml/item1.xml><?xml version="1.0" encoding="utf-8"?>
+<?mso-contentType ?>
+<FormTemplates xmlns="http://schemas.microsoft.com/sharepoint/v3/contenttype/forms">
+  <Display>DocumentLibraryForm</Display>
+  <Edit>DocumentLibraryForm</Edit>
+  <New>DocumentLibraryForm</New>
+</FormTemplates>
+</file>
+
+<file path=customXml/item2.xml><?xml version="1.0" encoding="utf-8"?>
+<ct:contentTypeSchema xmlns:ct="http://schemas.microsoft.com/office/2006/metadata/contentType" xmlns:ma="http://schemas.microsoft.com/office/2006/metadata/properties/metaAttributes" ct:_="" ma:_="" ma:contentTypeName="Document" ma:contentTypeID="0x010100C52899A2BC2D3D458D593AC9D4E92220" ma:contentTypeVersion="15" ma:contentTypeDescription="Create a new document." ma:contentTypeScope="" ma:versionID="fa02706fcf711d762cf93ede4fed67ad">
+  <xsd:schema xmlns:xsd="http://www.w3.org/2001/XMLSchema" xmlns:xs="http://www.w3.org/2001/XMLSchema" xmlns:p="http://schemas.microsoft.com/office/2006/metadata/properties" xmlns:ns3="f688e230-a8f0-4592-ac3e-f3e86fddcaa0" xmlns:ns4="9b53d5b8-6131-488d-9916-ef1ecec01ba0" targetNamespace="http://schemas.microsoft.com/office/2006/metadata/properties" ma:root="true" ma:fieldsID="833f2cc4f1866ed0d154e58d8171ce6f" ns3:_="" ns4:_="">
+    <xsd:import namespace="f688e230-a8f0-4592-ac3e-f3e86fddcaa0"/>
+    <xsd:import namespace="9b53d5b8-6131-488d-9916-ef1ecec01ba0"/>
+    <xsd:element name="properties">
+      <xsd:complexType>
+        <xsd:sequence>
+          <xsd:element name="documentManagement">
+            <xsd:complexType>
+              <xsd:all>
+                <xsd:element ref="ns3:MediaServiceMetadata" minOccurs="0"/>
+                <xsd:element ref="ns3:MediaServiceFastMetadata" minOccurs="0"/>
+                <xsd:element ref="ns4:SharedWithUsers" minOccurs="0"/>
+                <xsd:element ref="ns4:SharedWithDetails" minOccurs="0"/>
+                <xsd:element ref="ns4:SharingHintHash" minOccurs="0"/>
+                <xsd:element ref="ns3:_activity" minOccurs="0"/>
+                <xsd:element ref="ns3:MediaServiceObjectDetectorVersions" minOccurs="0"/>
+                <xsd:element ref="ns3:MediaServiceDateTaken" minOccurs="0"/>
+                <xsd:element ref="ns3:MediaServiceAutoTags" minOccurs="0"/>
+                <xsd:element ref="ns3:MediaServiceLocation" minOccurs="0"/>
+                <xsd:element ref="ns3:MediaServiceGenerationTime" minOccurs="0"/>
+                <xsd:element ref="ns3:MediaServiceEventHashCode" minOccurs="0"/>
+                <xsd:element ref="ns3:MediaLengthInSeconds" minOccurs="0"/>
+                <xsd:element ref="ns3:MediaServiceSearchProperties" minOccurs="0"/>
+                <xsd:element ref="ns3:MediaServiceSystemTags" minOccurs="0"/>
+              </xsd:all>
+            </xsd:complexType>
+          </xsd:element>
+        </xsd:sequence>
+      </xsd:complexType>
+    </xsd:element>
+  </xsd:schema>
+  <xsd:schema xmlns:xsd="http://www.w3.org/2001/XMLSchema" xmlns:xs="http://www.w3.org/2001/XMLSchema" xmlns:dms="http://schemas.microsoft.com/office/2006/documentManagement/types" xmlns:pc="http://schemas.microsoft.com/office/infopath/2007/PartnerControls" targetNamespace="f688e230-a8f0-4592-ac3e-f3e86fddcaa0" elementFormDefault="qualified">
+    <xsd:import namespace="http://schemas.microsoft.com/office/2006/documentManagement/types"/>
+    <xsd:import namespace="http://schemas.microsoft.com/office/infopath/2007/PartnerControls"/>
+    <xsd:element name="MediaServiceMetadata" ma:index="8" nillable="true" ma:displayName="MediaServiceMetadata" ma:hidden="true" ma:internalName="MediaServiceMetadata" ma:readOnly="true">
+      <xsd:simpleType>
+        <xsd:restriction base="dms:Note"/>
+      </xsd:simpleType>
+    </xsd:element>
+    <xsd:element name="MediaServiceFastMetadata" ma:index="9" nillable="true" ma:displayName="MediaServiceFastMetadata" ma:hidden="true" ma:internalName="MediaServiceFastMetadata" ma:readOnly="true">
+      <xsd:simpleType>
+        <xsd:restriction base="dms:Note"/>
+      </xsd:simpleType>
+    </xsd:element>
+    <xsd:element name="_activity" ma:index="13" nillable="true" ma:displayName="_activity" ma:hidden="true" ma:internalName="_activity">
+      <xsd:simpleType>
+        <xsd:restriction base="dms:Note"/>
+      </xsd:simpleType>
+    </xsd:element>
+    <xsd:element name="MediaServiceObjectDetectorVersions" ma:index="14" nillable="true" ma:displayName="MediaServiceObjectDetectorVersions" ma:hidden="true" ma:indexed="true" ma:internalName="MediaServiceObjectDetectorVersions" ma:readOnly="true">
+      <xsd:simpleType>
+        <xsd:restriction base="dms:Text"/>
+      </xsd:simpleType>
+    </xsd:element>
+    <xsd:element name="MediaServiceDateTaken" ma:index="15" nillable="true" ma:displayName="MediaServiceDateTaken" ma:hidden="true" ma:indexed="true" ma:internalName="MediaServiceDateTaken" ma:readOnly="true">
+      <xsd:simpleType>
+        <xsd:restriction base="dms:Text"/>
+      </xsd:simpleType>
+    </xsd:element>
+    <xsd:element name="MediaServiceAutoTags" ma:index="16" nillable="true" ma:displayName="Tags" ma:internalName="MediaServiceAutoTags" ma:readOnly="true">
+      <xsd:simpleType>
+        <xsd:restriction base="dms:Text"/>
+      </xsd:simpleType>
+    </xsd:element>
+    <xsd:element name="MediaServiceLocation" ma:index="17" nillable="true" ma:displayName="Location" ma:indexed="true" ma:internalName="MediaServiceLocation" ma:readOnly="true">
+      <xsd:simpleType>
+        <xsd:restriction base="dms:Text"/>
+      </xsd:simpleType>
+    </xsd:element>
+    <xsd:element name="MediaServiceGenerationTime" ma:index="18" nillable="true" ma:displayName="MediaServiceGenerationTime" ma:hidden="true" ma:internalName="MediaServiceGenerationTime" ma:readOnly="true">
+      <xsd:simpleType>
+        <xsd:restriction base="dms:Text"/>
+      </xsd:simpleType>
+    </xsd:element>
+    <xsd:element name="MediaServiceEventHashCode" ma:index="19" nillable="true" ma:displayName="MediaServiceEventHashCode" ma:hidden="true" ma:internalName="MediaServiceEventHashCode" ma:readOnly="true">
+      <xsd:simpleType>
+        <xsd:restriction base="dms:Text"/>
+      </xsd:simpleType>
+    </xsd:element>
+    <xsd:element name="MediaLengthInSeconds" ma:index="20" nillable="true" ma:displayName="MediaLengthInSeconds" ma:hidden="true" ma:internalName="MediaLengthInSeconds" ma:readOnly="true">
+      <xsd:simpleType>
+        <xsd:restriction base="dms:Unknown"/>
+      </xsd:simpleType>
+    </xsd:element>
+    <xsd:element name="MediaServiceSearchProperties" ma:index="21" nillable="true" ma:displayName="MediaServiceSearchProperties" ma:hidden="true" ma:internalName="MediaServiceSearchProperties" ma:readOnly="true">
+      <xsd:simpleType>
+        <xsd:restriction base="dms:Note"/>
+      </xsd:simpleType>
+    </xsd:element>
+    <xsd:element name="MediaServiceSystemTags" ma:index="22" nillable="true" ma:displayName="MediaServiceSystemTags" ma:hidden="true" ma:internalName="MediaServiceSystemTags" ma:readOnly="true">
+      <xsd:simpleType>
+        <xsd:restriction base="dms:Note"/>
+      </xsd:simpleType>
+    </xsd:element>
+  </xsd:schema>
+  <xsd:schema xmlns:xsd="http://www.w3.org/2001/XMLSchema" xmlns:xs="http://www.w3.org/2001/XMLSchema" xmlns:dms="http://schemas.microsoft.com/office/2006/documentManagement/types" xmlns:pc="http://schemas.microsoft.com/office/infopath/2007/PartnerControls" targetNamespace="9b53d5b8-6131-488d-9916-ef1ecec01ba0" elementFormDefault="qualified">
+    <xsd:import namespace="http://schemas.microsoft.com/office/2006/documentManagement/types"/>
+    <xsd:import namespace="http://schemas.microsoft.com/office/infopath/2007/PartnerControls"/>
+    <xsd:element name="SharedWithUsers" ma:index="10" nillable="true" ma:displayName="Shared With" ma:internalName="SharedWithUsers" ma:readOnly="true">
+      <xsd:complexType>
+        <xsd:complexContent>
+          <xsd:extension base="dms:UserMulti">
+            <xsd:sequence>
+              <xsd:element name="UserInfo" minOccurs="0" maxOccurs="unbounded">
+                <xsd:complexType>
+                  <xsd:sequence>
+                    <xsd:element name="DisplayName" type="xsd:string" minOccurs="0"/>
+                    <xsd:element name="AccountId" type="dms:UserId" minOccurs="0" nillable="true"/>
+                    <xsd:element name="AccountType" type="xsd:string" minOccurs="0"/>
+                  </xsd:sequence>
+                </xsd:complexType>
+              </xsd:element>
+            </xsd:sequence>
+          </xsd:extension>
+        </xsd:complexContent>
+      </xsd:complexType>
+    </xsd:element>
+    <xsd:element name="SharedWithDetails" ma:index="11" nillable="true" ma:displayName="Shared With Details" ma:internalName="SharedWithDetails" ma:readOnly="true">
+      <xsd:simpleType>
+        <xsd:restriction base="dms:Note">
+          <xsd:maxLength value="255"/>
+        </xsd:restriction>
+      </xsd:simpleType>
+    </xsd:element>
+    <xsd:element name="SharingHintHash" ma:index="12" nillable="true" ma:displayName="Sharing Hint Hash" ma:hidden="true" ma:internalName="SharingHintHash" ma:readOnly="true">
+      <xsd:simpleType>
+        <xsd:restriction base="dms:Text"/>
+      </xsd:simpleType>
+    </xsd:element>
+  </xsd:schema>
+  <xsd:schema xmlns="http://schemas.openxmlformats.org/package/2006/metadata/core-properties" xmlns:xsd="http://www.w3.org/2001/XMLSchema" xmlns:xsi="http://www.w3.org/2001/XMLSchema-instance" xmlns:dc="http://purl.org/dc/elements/1.1/" xmlns:dcterms="http://purl.org/dc/terms/" xmlns:odoc="http://schemas.microsoft.com/internal/obd" targetNamespace="http://schemas.openxmlformats.org/package/2006/metadata/core-properties" elementFormDefault="qualified" attributeFormDefault="unqualified" blockDefault="#all">
+    <xsd:import namespace="http://purl.org/dc/elements/1.1/" schemaLocation="http://dublincore.org/schemas/xmls/qdc/2003/04/02/dc.xsd"/>
+    <xsd:import namespace="http://purl.org/dc/terms/" schemaLocation="http://dublincore.org/schemas/xmls/qdc/2003/04/02/dcterms.xsd"/>
+    <xsd:element name="coreProperties" type="CT_coreProperties"/>
+    <xsd:complexType name="CT_coreProperties">
+      <xsd:all>
+        <xsd:element ref="dc:creator" minOccurs="0" maxOccurs="1"/>
+        <xsd:element ref="dcterms:created" minOccurs="0" maxOccurs="1"/>
+        <xsd:element ref="dc:identifier" minOccurs="0" maxOccurs="1"/>
+        <xsd:element name="contentType" minOccurs="0" maxOccurs="1" type="xsd:string" ma:index="0" ma:displayName="Content Type"/>
+        <xsd:element ref="dc:title" minOccurs="0" maxOccurs="1" ma:index="4" ma:displayName="Title"/>
+        <xsd:element ref="dc:subject" minOccurs="0" maxOccurs="1"/>
+        <xsd:element ref="dc:description" minOccurs="0" maxOccurs="1"/>
+        <xsd:element name="keywords" minOccurs="0" maxOccurs="1" type="xsd:string"/>
+        <xsd:element ref="dc:language" minOccurs="0" maxOccurs="1"/>
+        <xsd:element name="category" minOccurs="0" maxOccurs="1" type="xsd:string"/>
+        <xsd:element name="version" minOccurs="0" maxOccurs="1" type="xsd:string"/>
+        <xsd:element name="revision" minOccurs="0" maxOccurs="1" type="xsd:string">
+          <xsd:annotation>
+            <xsd:documentation>
+                        This value indicates the number of saves or revisions. The application is responsible for updating this value after each revision.
+                    </xsd:documentation>
+          </xsd:annotation>
+        </xsd:element>
+        <xsd:element name="lastModifiedBy" minOccurs="0" maxOccurs="1" type="xsd:string"/>
+        <xsd:element ref="dcterms:modified" minOccurs="0" maxOccurs="1"/>
+        <xsd:element name="contentStatus" minOccurs="0" maxOccurs="1" type="xsd:string"/>
+      </xsd:all>
+    </xsd:complexType>
+  </xsd:schema>
+  <xs:schema xmlns:pc="http://schemas.microsoft.com/office/infopath/2007/PartnerControls" xmlns:xs="http://www.w3.org/2001/XMLSchema" targetNamespace="http://schemas.microsoft.com/office/infopath/2007/PartnerControls" elementFormDefault="qualified" attributeFormDefault="unqualified">
+    <xs:element name="Person">
+      <xs:complexType>
+        <xs:sequence>
+          <xs:element ref="pc:DisplayName" minOccurs="0"/>
+          <xs:element ref="pc:AccountId" minOccurs="0"/>
+          <xs:element ref="pc:AccountType" minOccurs="0"/>
+        </xs:sequence>
+      </xs:complexType>
+    </xs:element>
+    <xs:element name="DisplayName" type="xs:string"/>
+    <xs:element name="AccountId" type="xs:string"/>
+    <xs:element name="AccountType" type="xs:string"/>
+    <xs:element name="BDCAssociatedEntity">
+      <xs:complexType>
+        <xs:sequence>
+          <xs:element ref="pc:BDCEntity" minOccurs="0" maxOccurs="unbounded"/>
+        </xs:sequence>
+        <xs:attribute ref="pc:EntityNamespace"/>
+        <xs:attribute ref="pc:EntityName"/>
+        <xs:attribute ref="pc:SystemInstanceName"/>
+        <xs:attribute ref="pc:AssociationName"/>
+      </xs:complexType>
+    </xs:element>
+    <xs:attribute name="EntityNamespace" type="xs:string"/>
+    <xs:attribute name="EntityName" type="xs:string"/>
+    <xs:attribute name="SystemInstanceName" type="xs:string"/>
+    <xs:attribute name="AssociationName" type="xs:string"/>
+    <xs:element name="BDCEntity">
+      <xs:complexType>
+        <xs:sequence>
+          <xs:element ref="pc:EntityDisplayName" minOccurs="0"/>
+          <xs:element ref="pc:EntityInstanceReference" minOccurs="0"/>
+          <xs:element ref="pc:EntityId1" minOccurs="0"/>
+          <xs:element ref="pc:EntityId2" minOccurs="0"/>
+          <xs:element ref="pc:EntityId3" minOccurs="0"/>
+          <xs:element ref="pc:EntityId4" minOccurs="0"/>
+          <xs:element ref="pc:EntityId5" minOccurs="0"/>
+        </xs:sequence>
+      </xs:complexType>
+    </xs:element>
+    <xs:element name="EntityDisplayName" type="xs:string"/>
+    <xs:element name="EntityInstanceReference" type="xs:string"/>
+    <xs:element name="EntityId1" type="xs:string"/>
+    <xs:element name="EntityId2" type="xs:string"/>
+    <xs:element name="EntityId3" type="xs:string"/>
+    <xs:element name="EntityId4" type="xs:string"/>
+    <xs:element name="EntityId5" type="xs:string"/>
+    <xs:element name="Terms">
+      <xs:complexType>
+        <xs:sequence>
+          <xs:element ref="pc:TermInfo" minOccurs="0" maxOccurs="unbounded"/>
+        </xs:sequence>
+      </xs:complexType>
+    </xs:element>
+    <xs:element name="TermInfo">
+      <xs:complexType>
+        <xs:sequence>
+          <xs:element ref="pc:TermName" minOccurs="0"/>
+          <xs:element ref="pc:TermId" minOccurs="0"/>
+        </xs:sequence>
+      </xs:complexType>
+    </xs:element>
+    <xs:element name="TermName" type="xs:string"/>
+    <xs:element name="TermId" type="xs:string"/>
+  </xs:schema>
+</ct:contentTypeSchema>
+</file>
+
+<file path=customXml/item3.xml><?xml version="1.0" encoding="utf-8"?>
 <b:Sources xmlns:b="http://schemas.openxmlformats.org/officeDocument/2006/bibliography" xmlns="http://schemas.openxmlformats.org/officeDocument/2006/bibliography" SelectedStyle="\APASixthEditionOfficeOnline.xsl" StyleName="APA" Version="6"/>
 </file>
 
+<file path=customXml/item4.xml><?xml version="1.0" encoding="utf-8"?>
+<p:properties xmlns:p="http://schemas.microsoft.com/office/2006/metadata/properties" xmlns:xsi="http://www.w3.org/2001/XMLSchema-instance" xmlns:pc="http://schemas.microsoft.com/office/infopath/2007/PartnerControls">
+  <documentManagement>
+    <_activity xmlns="f688e230-a8f0-4592-ac3e-f3e86fddcaa0" xsi:nil="true"/>
+  </documentManagement>
+</p:properties>
+</file>
+
 <file path=customXml/itemProps1.xml><?xml version="1.0" encoding="utf-8"?>
+<ds:datastoreItem xmlns:ds="http://schemas.openxmlformats.org/officeDocument/2006/customXml" ds:itemID="{F2CDF96C-3664-44B7-ADED-8B1142C9B353}">
+  <ds:schemaRefs>
+    <ds:schemaRef ds:uri="http://schemas.microsoft.com/sharepoint/v3/contenttype/forms"/>
+  </ds:schemaRefs>
+</ds:datastoreItem>
+</file>
+
+<file path=customXml/itemProps2.xml><?xml version="1.0" encoding="utf-8"?>
+<ds:datastoreItem xmlns:ds="http://schemas.openxmlformats.org/officeDocument/2006/customXml" ds:itemID="{B70FA06E-6E2E-42C7-94E8-19FFCBEBC0F3}">
+  <ds:schemaRefs>
+    <ds:schemaRef ds:uri="http://schemas.microsoft.com/office/2006/metadata/contentType"/>
+    <ds:schemaRef ds:uri="http://schemas.microsoft.com/office/2006/metadata/properties/metaAttributes"/>
+    <ds:schemaRef ds:uri="http://www.w3.org/2001/XMLSchema"/>
+    <ds:schemaRef ds:uri="http://schemas.microsoft.com/office/2006/metadata/properties"/>
+    <ds:schemaRef ds:uri="f688e230-a8f0-4592-ac3e-f3e86fddcaa0"/>
+    <ds:schemaRef ds:uri="9b53d5b8-6131-488d-9916-ef1ecec01ba0"/>
+    <ds:schemaRef ds:uri="http://schemas.microsoft.com/office/2006/documentManagement/types"/>
+    <ds:schemaRef ds:uri="http://schemas.microsoft.com/office/infopath/2007/PartnerControls"/>
+    <ds:schemaRef ds:uri="http://schemas.openxmlformats.org/package/2006/metadata/core-properties"/>
+    <ds:schemaRef ds:uri="http://purl.org/dc/elements/1.1/"/>
+    <ds:schemaRef ds:uri="http://purl.org/dc/terms/"/>
+    <ds:schemaRef ds:uri="http://schemas.microsoft.com/internal/obd"/>
+  </ds:schemaRefs>
+</ds:datastoreItem>
+</file>
+
+<file path=customXml/itemProps3.xml><?xml version="1.0" encoding="utf-8"?>
 <ds:datastoreItem xmlns:ds="http://schemas.openxmlformats.org/officeDocument/2006/customXml" ds:itemID="{2A6961F8-DC13-47DE-88C8-2820C29AD4E1}">
   <ds:schemaRefs>
     <ds:schemaRef ds:uri="http://schemas.openxmlformats.org/officeDocument/2006/bibliography"/>
   </ds:schemaRefs>
 </ds:datastoreItem>
+</file>
+
+<file path=customXml/itemProps4.xml><?xml version="1.0" encoding="utf-8"?>
+<ds:datastoreItem xmlns:ds="http://schemas.openxmlformats.org/officeDocument/2006/customXml" ds:itemID="{E12C068B-33CD-425D-AA64-8C53E7612E2B}">
+  <ds:schemaRefs>
+    <ds:schemaRef ds:uri="http://schemas.microsoft.com/office/2006/metadata/properties"/>
+    <ds:schemaRef ds:uri="http://schemas.microsoft.com/office/infopath/2007/PartnerControls"/>
+    <ds:schemaRef ds:uri="f688e230-a8f0-4592-ac3e-f3e86fddcaa0"/>
+  </ds:schemaRefs>
+</ds:datastoreItem>
 </file>